--- a/dist/wniosek-odszkodowanie-OC-dentysty.docx
+++ b/dist/wniosek-odszkodowanie-OC-dentysty.docx
@@ -1,6 +1,6 @@
 
 <file path=word/document.xml><?xml version="1.0" encoding="utf-8"?>
-<w:document xmlns:o="urn:schemas-microsoft-com:office:office" xmlns:r="http://schemas.openxmlformats.org/officeDocument/2006/relationships" xmlns:v="urn:schemas-microsoft-com:vml" xmlns:w="http://schemas.openxmlformats.org/wordprocessingml/2006/main" xmlns:w10="urn:schemas-microsoft-com:office:word" xmlns:wp="http://schemas.openxmlformats.org/drawingml/2006/wordprocessingDrawing" xmlns:pic="http://schemas.openxmlformats.org/drawingml/2006/picture" xmlns:wps="http://schemas.microsoft.com/office/word/2010/wordprocessingShape" xmlns:wpg="http://schemas.microsoft.com/office/word/2010/wordprocessingGroup" xmlns:mc="http://schemas.openxmlformats.org/markup-compatibility/2006" xmlns:wp14="http://schemas.microsoft.com/office/word/2010/wordprocessingDrawing" xmlns:w14="http://schemas.microsoft.com/office/word/2010/wordml" xmlns:w15="http://schemas.microsoft.com/office/word/2012/wordml" mc:Ignorable="w14 wp14 w15">
+<w:document xmlns:o="urn:schemas-microsoft-com:office:office" xmlns:r="http://schemas.openxmlformats.org/officeDocument/2006/relationships" xmlns:v="urn:schemas-microsoft-com:vml" xmlns:w="http://schemas.openxmlformats.org/wordprocessingml/2006/main" xmlns:w10="urn:schemas-microsoft-com:office:word" xmlns:wp="http://schemas.openxmlformats.org/drawingml/2006/wordprocessingDrawing" xmlns:wps="http://schemas.microsoft.com/office/word/2010/wordprocessingShape" xmlns:wpg="http://schemas.microsoft.com/office/word/2010/wordprocessingGroup" xmlns:mc="http://schemas.openxmlformats.org/markup-compatibility/2006" xmlns:wp14="http://schemas.microsoft.com/office/word/2010/wordprocessingDrawing" xmlns:w14="http://schemas.microsoft.com/office/word/2010/wordml" xmlns:w15="http://schemas.microsoft.com/office/word/2012/wordml" mc:Ignorable="w14 wp14 w15">
   <w:body>
     <w:p>
       <w:pPr>
@@ -1401,7 +1401,7 @@
       <w:start w:val="1"/>
       <w:numFmt w:val="none"/>
       <w:suff w:val="nothing"/>
-      <w:lvlText w:val=""/>
+      <w:lvlText w:val="%1"/>
       <w:lvlJc w:val="start"/>
       <w:pPr>
         <w:tabs>
@@ -1412,37 +1412,10 @@
     </w:lvl>
     <w:lvl w:ilvl="1">
       <w:start w:val="1"/>
-      <w:numFmt w:val="none"/>
       <w:pStyle w:val="Heading2"/>
-      <w:suff w:val="nothing"/>
-      <w:lvlText w:val=""/>
-      <w:lvlJc w:val="start"/>
-      <w:pPr>
-        <w:tabs>
-          <w:tab w:val="num" w:pos="0"/>
-        </w:tabs>
-        <w:ind w:start="0" w:hanging="0"/>
-      </w:pPr>
-    </w:lvl>
-    <w:lvl w:ilvl="2">
-      <w:start w:val="1"/>
-      <w:numFmt w:val="none"/>
-      <w:pStyle w:val="Heading3"/>
-      <w:suff w:val="nothing"/>
-      <w:lvlText w:val=""/>
-      <w:lvlJc w:val="start"/>
-      <w:pPr>
-        <w:tabs>
-          <w:tab w:val="num" w:pos="0"/>
-        </w:tabs>
-        <w:ind w:start="0" w:hanging="0"/>
-      </w:pPr>
-    </w:lvl>
-    <w:lvl w:ilvl="3">
-      <w:start w:val="1"/>
       <w:numFmt w:val="none"/>
       <w:suff w:val="nothing"/>
-      <w:lvlText w:val=""/>
+      <w:lvlText w:val="%2"/>
       <w:lvlJc w:val="start"/>
       <w:pPr>
         <w:tabs>
@@ -1451,11 +1424,12 @@
         <w:ind w:start="0" w:hanging="0"/>
       </w:pPr>
     </w:lvl>
-    <w:lvl w:ilvl="4">
-      <w:start w:val="1"/>
+    <w:lvl w:ilvl="2">
+      <w:start w:val="1"/>
+      <w:pStyle w:val="Heading3"/>
       <w:numFmt w:val="none"/>
       <w:suff w:val="nothing"/>
-      <w:lvlText w:val=""/>
+      <w:lvlText w:val="%3"/>
       <w:lvlJc w:val="start"/>
       <w:pPr>
         <w:tabs>
@@ -1464,11 +1438,11 @@
         <w:ind w:start="0" w:hanging="0"/>
       </w:pPr>
     </w:lvl>
-    <w:lvl w:ilvl="5">
+    <w:lvl w:ilvl="3">
       <w:start w:val="1"/>
       <w:numFmt w:val="none"/>
       <w:suff w:val="nothing"/>
-      <w:lvlText w:val=""/>
+      <w:lvlText w:val="%4"/>
       <w:lvlJc w:val="start"/>
       <w:pPr>
         <w:tabs>
@@ -1477,11 +1451,11 @@
         <w:ind w:start="0" w:hanging="0"/>
       </w:pPr>
     </w:lvl>
-    <w:lvl w:ilvl="6">
+    <w:lvl w:ilvl="4">
       <w:start w:val="1"/>
       <w:numFmt w:val="none"/>
       <w:suff w:val="nothing"/>
-      <w:lvlText w:val=""/>
+      <w:lvlText w:val="%5"/>
       <w:lvlJc w:val="start"/>
       <w:pPr>
         <w:tabs>
@@ -1490,11 +1464,11 @@
         <w:ind w:start="0" w:hanging="0"/>
       </w:pPr>
     </w:lvl>
-    <w:lvl w:ilvl="7">
+    <w:lvl w:ilvl="5">
       <w:start w:val="1"/>
       <w:numFmt w:val="none"/>
       <w:suff w:val="nothing"/>
-      <w:lvlText w:val=""/>
+      <w:lvlText w:val="%6"/>
       <w:lvlJc w:val="start"/>
       <w:pPr>
         <w:tabs>
@@ -1503,11 +1477,37 @@
         <w:ind w:start="0" w:hanging="0"/>
       </w:pPr>
     </w:lvl>
-    <w:lvl w:ilvl="8">
+    <w:lvl w:ilvl="6">
       <w:start w:val="1"/>
       <w:numFmt w:val="none"/>
       <w:suff w:val="nothing"/>
-      <w:lvlText w:val=""/>
+      <w:lvlText w:val="%7"/>
+      <w:lvlJc w:val="start"/>
+      <w:pPr>
+        <w:tabs>
+          <w:tab w:val="num" w:pos="0"/>
+        </w:tabs>
+        <w:ind w:start="0" w:hanging="0"/>
+      </w:pPr>
+    </w:lvl>
+    <w:lvl w:ilvl="7">
+      <w:start w:val="1"/>
+      <w:numFmt w:val="none"/>
+      <w:suff w:val="nothing"/>
+      <w:lvlText w:val="%8"/>
+      <w:lvlJc w:val="start"/>
+      <w:pPr>
+        <w:tabs>
+          <w:tab w:val="num" w:pos="0"/>
+        </w:tabs>
+        <w:ind w:start="0" w:hanging="0"/>
+      </w:pPr>
+    </w:lvl>
+    <w:lvl w:ilvl="8">
+      <w:start w:val="1"/>
+      <w:numFmt w:val="none"/>
+      <w:suff w:val="nothing"/>
+      <w:lvlText w:val="%9"/>
       <w:lvlJc w:val="start"/>
       <w:pPr>
         <w:tabs>
@@ -1540,10 +1540,10 @@
   <w:docDefaults>
     <w:rPrDefault>
       <w:rPr>
-        <w:rFonts w:ascii="Liberation Serif" w:hAnsi="Liberation Serif" w:eastAsia="Noto Serif CJK SC" w:cs="Noto Sans Devanagari"/>
+        <w:rFonts w:ascii="Liberation Serif" w:hAnsi="Liberation Serif" w:eastAsia="Noto Sans" w:cs="Noto Sans Devanagari"/>
         <w:sz w:val="24"/>
         <w:szCs w:val="24"/>
-        <w:lang w:val="pl-PL" w:eastAsia="zh-CN" w:bidi="hi-IN"/>
+        <w:lang w:val="en-US" w:eastAsia="zh-CN" w:bidi="hi-IN"/>
       </w:rPr>
     </w:rPrDefault>
     <w:pPrDefault>
@@ -1565,11 +1565,11 @@
       <w:color w:val="111111"/>
       <w:sz w:val="21"/>
       <w:szCs w:val="21"/>
-      <w:lang w:val="pl-PL" w:eastAsia="zh-CN" w:bidi="hi-IN"/>
+      <w:lang w:val="en-US" w:eastAsia="zh-CN" w:bidi="hi-IN"/>
     </w:rPr>
   </w:style>
   <w:style w:type="paragraph" w:styleId="Heading1">
-    <w:name w:val="heading 1"/>
+    <w:name w:val="Heading 1"/>
     <w:basedOn w:val="Heading"/>
     <w:next w:val="BodyText"/>
     <w:qFormat/>
@@ -1581,6 +1581,7 @@
       <w:jc w:val="center"/>
     </w:pPr>
     <w:rPr>
+      <w:rFonts w:ascii="Noto Sans" w:hAnsi="Noto Sans"/>
       <w:b/>
       <w:bCs/>
       <w:caps/>
@@ -1589,7 +1590,7 @@
     </w:rPr>
   </w:style>
   <w:style w:type="paragraph" w:styleId="Heading2">
-    <w:name w:val="heading 2"/>
+    <w:name w:val="Heading 2"/>
     <w:basedOn w:val="Heading"/>
     <w:next w:val="BodyText"/>
     <w:qFormat/>
@@ -1601,7 +1602,7 @@
       <w:outlineLvl w:val="1"/>
     </w:pPr>
     <w:rPr>
-      <w:rFonts w:ascii="Liberation Serif" w:hAnsi="Liberation Serif" w:eastAsia="Noto Serif CJK SC" w:cs="Noto Sans Devanagari"/>
+      <w:rFonts w:ascii="Liberation Serif" w:hAnsi="Liberation Serif" w:eastAsia="Noto Sans" w:cs="Noto Sans Devanagari"/>
       <w:b/>
       <w:bCs/>
       <w:sz w:val="24"/>
@@ -1609,7 +1610,7 @@
     </w:rPr>
   </w:style>
   <w:style w:type="paragraph" w:styleId="Heading3">
-    <w:name w:val="heading 3"/>
+    <w:name w:val="Heading 3"/>
     <w:basedOn w:val="Heading"/>
     <w:next w:val="BodyText"/>
     <w:qFormat/>
@@ -1618,23 +1619,11 @@
       <w:outlineLvl w:val="2"/>
     </w:pPr>
     <w:rPr>
-      <w:rFonts w:ascii="Liberation Serif" w:hAnsi="Liberation Serif" w:eastAsia="Noto Serif CJK SC" w:cs="Noto Sans Devanagari"/>
+      <w:rFonts w:ascii="Liberation Serif" w:hAnsi="Liberation Serif" w:eastAsia="Noto Sans" w:cs="Noto Sans Devanagari"/>
       <w:b/>
       <w:bCs/>
       <w:sz w:val="22"/>
       <w:szCs w:val="22"/>
-    </w:rPr>
-  </w:style>
-  <w:style w:type="character" w:styleId="EndnoteReference">
-    <w:name w:val="endnote reference"/>
-    <w:rPr>
-      <w:vertAlign w:val="superscript"/>
-    </w:rPr>
-  </w:style>
-  <w:style w:type="character" w:styleId="FootnoteReference">
-    <w:name w:val="footnote reference"/>
-    <w:rPr>
-      <w:vertAlign w:val="superscript"/>
     </w:rPr>
   </w:style>
   <w:style w:type="character" w:styleId="EndnoteCharacters">
@@ -1693,7 +1682,7 @@
     </w:rPr>
   </w:style>
   <w:style w:type="paragraph" w:styleId="EnvelopeReturn">
-    <w:name w:val="envelope return"/>
+    <w:name w:val="Envelope Return"/>
     <w:basedOn w:val="Normal"/>
     <w:pPr/>
     <w:rPr>
@@ -1705,6 +1694,46 @@
     <w:basedOn w:val="BodyText"/>
     <w:qFormat/>
     <w:pPr/>
+    <w:rPr/>
+  </w:style>
+  <w:style w:type="paragraph" w:styleId="Footer">
+    <w:name w:val="Footer"/>
+    <w:basedOn w:val="Normal"/>
+    <w:pPr>
+      <w:suppressLineNumbers/>
+      <w:tabs>
+        <w:tab w:val="clear" w:pos="1134"/>
+        <w:tab w:val="center" w:pos="4818" w:leader="none"/>
+        <w:tab w:val="right" w:pos="9637" w:leader="none"/>
+      </w:tabs>
+    </w:pPr>
+    <w:rPr/>
+  </w:style>
+  <w:style w:type="paragraph" w:styleId="Header">
+    <w:name w:val="Header"/>
+    <w:basedOn w:val="Normal"/>
+    <w:pPr>
+      <w:suppressLineNumbers/>
+      <w:tabs>
+        <w:tab w:val="clear" w:pos="1134"/>
+        <w:tab w:val="center" w:pos="4818" w:leader="none"/>
+        <w:tab w:val="right" w:pos="9637" w:leader="none"/>
+      </w:tabs>
+    </w:pPr>
+    <w:rPr/>
+  </w:style>
+  <w:style w:type="paragraph" w:styleId="HeaderandFooter">
+    <w:name w:val="Header and Footer"/>
+    <w:basedOn w:val="Normal"/>
+    <w:qFormat/>
+    <w:pPr>
+      <w:suppressLineNumbers/>
+      <w:tabs>
+        <w:tab w:val="clear" w:pos="1134"/>
+        <w:tab w:val="center" w:pos="4819" w:leader="none"/>
+        <w:tab w:val="right" w:pos="9638" w:leader="none"/>
+      </w:tabs>
+    </w:pPr>
     <w:rPr/>
   </w:style>
   <w:style w:type="paragraph" w:styleId="Index">
@@ -1719,7 +1748,7 @@
     </w:rPr>
   </w:style>
   <w:style w:type="paragraph" w:styleId="Caption">
-    <w:name w:val="caption"/>
+    <w:name w:val="Caption"/>
     <w:basedOn w:val="Normal"/>
     <w:qFormat/>
     <w:pPr>
@@ -1777,37 +1806,37 @@
         <a:srgbClr val="000000"/>
       </a:dk1>
       <a:lt1>
-        <a:srgbClr val="FFFFFF"/>
+        <a:srgbClr val="ffffff"/>
       </a:lt1>
       <a:dk2>
         <a:srgbClr val="000000"/>
       </a:dk2>
       <a:lt2>
-        <a:srgbClr val="FFFFFF"/>
+        <a:srgbClr val="ffffff"/>
       </a:lt2>
       <a:accent1>
-        <a:srgbClr val="18A303"/>
+        <a:srgbClr val="18a303"/>
       </a:accent1>
       <a:accent2>
-        <a:srgbClr val="0369A3"/>
+        <a:srgbClr val="0369a3"/>
       </a:accent2>
       <a:accent3>
-        <a:srgbClr val="A33E03"/>
+        <a:srgbClr val="a33e03"/>
       </a:accent3>
       <a:accent4>
-        <a:srgbClr val="8E03A3"/>
+        <a:srgbClr val="8e03a3"/>
       </a:accent4>
       <a:accent5>
-        <a:srgbClr val="C99C00"/>
+        <a:srgbClr val="c99c00"/>
       </a:accent5>
       <a:accent6>
-        <a:srgbClr val="C9211E"/>
+        <a:srgbClr val="c9211e"/>
       </a:accent6>
       <a:hlink>
-        <a:srgbClr val="0000EE"/>
+        <a:srgbClr val="0000ee"/>
       </a:hlink>
       <a:folHlink>
-        <a:srgbClr val="551A8B"/>
+        <a:srgbClr val="551a8b"/>
       </a:folHlink>
     </a:clrScheme>
     <a:fontScheme name="Office">

--- a/dist/wniosek-odszkodowanie-OC-dentysty.docx
+++ b/dist/wniosek-odszkodowanie-OC-dentysty.docx
@@ -67,7 +67,7 @@
         <w:br/>
         <w:t>Adres zamieszkania: ....................................................................</w:t>
         <w:br/>
-        <w:t>PESEL: .................................................................................</w:t>
+        <w:t>PESEL (lub seria i nr paszportu w przypadku braku PESEL): ..............................</w:t>
         <w:br/>
         <w:t>Nr telefonu: ...........................................................................</w:t>
         <w:br/>
@@ -692,7 +692,7 @@
       </w:pPr>
       <w:r>
         <w:rPr/>
-        <w:t xml:space="preserve">Kopia dokumentacji medycznej z placówki ubezpieczonego; </w:t>
+        <w:t xml:space="preserve">Kopia dokumentacji medycznej z placówki ubezpieczonego (karty wizyt, historia leczenia); </w:t>
       </w:r>
     </w:p>
     <w:p>
@@ -713,7 +713,7 @@
       </w:pPr>
       <w:r>
         <w:rPr/>
-        <w:t xml:space="preserve">Płyta CD / nośnik z zapisem badania RTG z dnia ........................ r. wraz z opisem; </w:t>
+        <w:t xml:space="preserve">Płyta CD / pendrive / nośnik z cyfrowym zapisem badania RTG / CBCT z dnia ........................ r. wraz z opisem radiologicznym; </w:t>
       </w:r>
     </w:p>
     <w:p>
@@ -734,7 +734,7 @@
       </w:pPr>
       <w:r>
         <w:rPr/>
-        <w:t xml:space="preserve">Zaświadczenie lekarskie / opinia lekarza weryfikującego z dnia ........................ r.; </w:t>
+        <w:t xml:space="preserve">Zaświadczenie lekarskie / pisemna opinia lekarza weryfikującego błąd z dnia ........................ r.; </w:t>
       </w:r>
     </w:p>
     <w:p>
@@ -755,7 +755,7 @@
       </w:pPr>
       <w:r>
         <w:rPr/>
-        <w:t xml:space="preserve">Plan leczenia naprawczego wraz z kosztorysem z dnia ........................ r.; </w:t>
+        <w:t xml:space="preserve">Plan leczenia naprawczego wraz ze szczegółowym kosztorysem procedur z dnia ........................ r.; </w:t>
       </w:r>
     </w:p>
     <w:p>
@@ -776,7 +776,7 @@
       </w:pPr>
       <w:r>
         <w:rPr/>
-        <w:t xml:space="preserve">Dokumentacja fotograficzna obrzęku twarzy; </w:t>
+        <w:t xml:space="preserve">Dokumentacja fotograficzna obrzęku twarzy i widocznych powikłań (z oznaczeniem dat); </w:t>
       </w:r>
     </w:p>
     <w:p>
@@ -797,7 +797,7 @@
       </w:pPr>
       <w:r>
         <w:rPr/>
-        <w:t xml:space="preserve">Kopie imiennych faktur i rachunków potwierdzających dotychczas poniesione koszty; </w:t>
+        <w:t xml:space="preserve">Kopie imiennych faktur i rachunków potwierdzających dotychczas poniesione koszty leczenia, badań, leków i dojazdów; </w:t>
       </w:r>
     </w:p>
     <w:p>
@@ -818,7 +818,7 @@
       </w:pPr>
       <w:r>
         <w:rPr/>
-        <w:t xml:space="preserve">Dziennik dolegliwości bólowych i przyjmowanych leków; </w:t>
+        <w:t xml:space="preserve">Dziennik dolegliwości bólowych, gorączki, bezsenności i wykaz przyjmowanych leków; </w:t>
       </w:r>
     </w:p>
     <w:p>
@@ -833,12 +833,46 @@
           <w:tab w:val="left" w:pos="709" w:leader="none"/>
         </w:tabs>
         <w:bidi w:val="0"/>
+        <w:spacing w:before="90" w:after="0"/>
         <w:ind w:hanging="283" w:start="709"/>
         <w:rPr/>
       </w:pPr>
       <w:r>
         <w:rPr/>
-        <w:t xml:space="preserve">Kopia wniosku o udostępnienie dokumentacji i wskazanie polisy OC. </w:t>
+        <w:t xml:space="preserve">Zaświadczenia o niezdolności do pracy (ZUS ZLA / L4) wynikające z powikłań (opcjonalnie); </w:t>
+      </w:r>
+    </w:p>
+    <w:p>
+      <w:pPr>
+        <w:pStyle w:val="BodyText"/>
+        <w:numPr>
+          <w:ilvl w:val="0"/>
+          <w:numId w:val="4"/>
+        </w:numPr>
+        <w:tabs>
+          <w:tab w:val="clear" w:pos="1134"/>
+          <w:tab w:val="left" w:pos="709" w:leader="none"/>
+        </w:tabs>
+        <w:bidi w:val="0"/>
+        <w:ind w:hanging="283" w:start="709"/>
+        <w:rPr/>
+      </w:pPr>
+      <w:r>
+        <w:rPr/>
+        <w:t xml:space="preserve">Kopia uprzednio złożonego wniosku o udostępnienie dokumentacji i wskazanie polisy OC wraz z potwierdzeniem odbioru. </w:t>
+      </w:r>
+    </w:p>
+    <w:p>
+      <w:pPr>
+        <w:pStyle w:val="BodyText"/>
+        <w:bidi w:val="0"/>
+        <w:rPr/>
+      </w:pPr>
+      <w:r>
+        <w:rPr>
+          <w:rStyle w:val="Emphasis"/>
+        </w:rPr>
+        <w:t>Uwaga: W przypadku trudności z samodzielnym oszacowaniem roszczeń lub w razie sporu co do winy ubezpieczonego, poszkodowany może skorzystać z bezpłatnej pomocy Miejskiego/Powiatowego Rzecznika Konsumentów, Rzecznika Praw Pacjenta lub profesjonalnego pełnomocnika (adwokata / radcy prawnego).</w:t>
       </w:r>
     </w:p>
     <w:p>

--- a/dist/wniosek-odszkodowanie-OC-dentysty.docx
+++ b/dist/wniosek-odszkodowanie-OC-dentysty.docx
@@ -1,6 +1,6 @@
 
 <file path=word/document.xml><?xml version="1.0" encoding="utf-8"?>
-<w:document xmlns:o="urn:schemas-microsoft-com:office:office" xmlns:r="http://schemas.openxmlformats.org/officeDocument/2006/relationships" xmlns:v="urn:schemas-microsoft-com:vml" xmlns:w="http://schemas.openxmlformats.org/wordprocessingml/2006/main" xmlns:w10="urn:schemas-microsoft-com:office:word" xmlns:wp="http://schemas.openxmlformats.org/drawingml/2006/wordprocessingDrawing" xmlns:wps="http://schemas.microsoft.com/office/word/2010/wordprocessingShape" xmlns:wpg="http://schemas.microsoft.com/office/word/2010/wordprocessingGroup" xmlns:mc="http://schemas.openxmlformats.org/markup-compatibility/2006" xmlns:wp14="http://schemas.microsoft.com/office/word/2010/wordprocessingDrawing" xmlns:w14="http://schemas.microsoft.com/office/word/2010/wordml" xmlns:w15="http://schemas.microsoft.com/office/word/2012/wordml" mc:Ignorable="w14 wp14 w15">
+<w:document xmlns:o="urn:schemas-microsoft-com:office:office" xmlns:r="http://schemas.openxmlformats.org/officeDocument/2006/relationships" xmlns:v="urn:schemas-microsoft-com:vml" xmlns:w="http://schemas.openxmlformats.org/wordprocessingml/2006/main" xmlns:w10="urn:schemas-microsoft-com:office:word" xmlns:wp="http://schemas.openxmlformats.org/drawingml/2006/wordprocessingDrawing" xmlns:pic="http://schemas.openxmlformats.org/drawingml/2006/picture" xmlns:wps="http://schemas.microsoft.com/office/word/2010/wordprocessingShape" xmlns:wpg="http://schemas.microsoft.com/office/word/2010/wordprocessingGroup" xmlns:mc="http://schemas.openxmlformats.org/markup-compatibility/2006" xmlns:wp14="http://schemas.microsoft.com/office/word/2010/wordprocessingDrawing" xmlns:w14="http://schemas.microsoft.com/office/word/2010/wordml" xmlns:w15="http://schemas.microsoft.com/office/word/2012/wordml" mc:Ignorable="w14 wp14 w15">
   <w:body>
     <w:p>
       <w:pPr>
@@ -18,6 +18,7 @@
       <w:pPr>
         <w:pStyle w:val="BodyText"/>
         <w:bidi w:val="0"/>
+        <w:jc w:val="start"/>
         <w:rPr/>
       </w:pPr>
       <w:r>
@@ -59,6 +60,7 @@
       <w:pPr>
         <w:pStyle w:val="BodyText"/>
         <w:bidi w:val="0"/>
+        <w:jc w:val="start"/>
         <w:rPr/>
       </w:pPr>
       <w:r>
@@ -105,6 +107,7 @@
       <w:pPr>
         <w:pStyle w:val="BodyText"/>
         <w:bidi w:val="0"/>
+        <w:jc w:val="start"/>
         <w:rPr/>
       </w:pPr>
       <w:r>
@@ -139,6 +142,7 @@
       <w:pPr>
         <w:pStyle w:val="BodyText"/>
         <w:bidi w:val="0"/>
+        <w:jc w:val="start"/>
         <w:rPr/>
       </w:pPr>
       <w:r>
@@ -156,6 +160,7 @@
       <w:pPr>
         <w:pStyle w:val="BodyText"/>
         <w:bidi w:val="0"/>
+        <w:jc w:val="start"/>
         <w:rPr/>
       </w:pPr>
       <w:r>
@@ -203,6 +208,7 @@
       <w:pPr>
         <w:pStyle w:val="BodyText"/>
         <w:bidi w:val="0"/>
+        <w:jc w:val="start"/>
         <w:rPr/>
       </w:pPr>
       <w:r>
@@ -234,6 +240,7 @@
         <w:bidi w:val="0"/>
         <w:spacing w:before="90" w:after="0"/>
         <w:ind w:hanging="283" w:start="709"/>
+        <w:jc w:val="start"/>
         <w:rPr/>
       </w:pPr>
       <w:r>
@@ -260,6 +267,7 @@
         </w:tabs>
         <w:bidi w:val="0"/>
         <w:ind w:hanging="283" w:start="709"/>
+        <w:jc w:val="start"/>
         <w:rPr/>
       </w:pPr>
       <w:r>
@@ -399,6 +407,7 @@
         </w:tabs>
         <w:bidi w:val="0"/>
         <w:ind w:hanging="283" w:start="709"/>
+        <w:jc w:val="start"/>
         <w:rPr/>
       </w:pPr>
       <w:r>
@@ -436,6 +445,7 @@
         </w:tabs>
         <w:bidi w:val="0"/>
         <w:ind w:hanging="283" w:start="709"/>
+        <w:jc w:val="start"/>
         <w:rPr/>
       </w:pPr>
       <w:r>
@@ -463,6 +473,7 @@
         </w:tabs>
         <w:bidi w:val="0"/>
         <w:ind w:hanging="283" w:start="709"/>
+        <w:jc w:val="start"/>
         <w:rPr/>
       </w:pPr>
       <w:r>
@@ -526,6 +537,7 @@
         <w:bidi w:val="0"/>
         <w:spacing w:before="90" w:after="0"/>
         <w:ind w:hanging="283" w:start="709"/>
+        <w:jc w:val="start"/>
         <w:rPr/>
       </w:pPr>
       <w:r>
@@ -554,6 +566,7 @@
         <w:bidi w:val="0"/>
         <w:spacing w:before="90" w:after="0"/>
         <w:ind w:hanging="283" w:start="709"/>
+        <w:jc w:val="start"/>
         <w:rPr/>
       </w:pPr>
       <w:r>
@@ -582,6 +595,7 @@
         <w:bidi w:val="0"/>
         <w:spacing w:before="90" w:after="0"/>
         <w:ind w:hanging="283" w:start="709"/>
+        <w:jc w:val="start"/>
         <w:rPr/>
       </w:pPr>
       <w:r>
@@ -610,6 +624,7 @@
         <w:bidi w:val="0"/>
         <w:spacing w:before="90" w:after="0"/>
         <w:ind w:hanging="283" w:start="709"/>
+        <w:jc w:val="start"/>
         <w:rPr/>
       </w:pPr>
       <w:r>
@@ -637,6 +652,7 @@
         </w:tabs>
         <w:bidi w:val="0"/>
         <w:ind w:hanging="283" w:start="709"/>
+        <w:jc w:val="start"/>
         <w:rPr/>
       </w:pPr>
       <w:r>
@@ -688,6 +704,7 @@
         <w:bidi w:val="0"/>
         <w:spacing w:before="90" w:after="0"/>
         <w:ind w:hanging="283" w:start="709"/>
+        <w:jc w:val="start"/>
         <w:rPr/>
       </w:pPr>
       <w:r>
@@ -709,6 +726,7 @@
         <w:bidi w:val="0"/>
         <w:spacing w:before="90" w:after="0"/>
         <w:ind w:hanging="283" w:start="709"/>
+        <w:jc w:val="start"/>
         <w:rPr/>
       </w:pPr>
       <w:r>
@@ -730,6 +748,7 @@
         <w:bidi w:val="0"/>
         <w:spacing w:before="90" w:after="0"/>
         <w:ind w:hanging="283" w:start="709"/>
+        <w:jc w:val="start"/>
         <w:rPr/>
       </w:pPr>
       <w:r>
@@ -751,6 +770,7 @@
         <w:bidi w:val="0"/>
         <w:spacing w:before="90" w:after="0"/>
         <w:ind w:hanging="283" w:start="709"/>
+        <w:jc w:val="start"/>
         <w:rPr/>
       </w:pPr>
       <w:r>
@@ -772,6 +792,7 @@
         <w:bidi w:val="0"/>
         <w:spacing w:before="90" w:after="0"/>
         <w:ind w:hanging="283" w:start="709"/>
+        <w:jc w:val="start"/>
         <w:rPr/>
       </w:pPr>
       <w:r>
@@ -793,6 +814,7 @@
         <w:bidi w:val="0"/>
         <w:spacing w:before="90" w:after="0"/>
         <w:ind w:hanging="283" w:start="709"/>
+        <w:jc w:val="start"/>
         <w:rPr/>
       </w:pPr>
       <w:r>
@@ -814,6 +836,7 @@
         <w:bidi w:val="0"/>
         <w:spacing w:before="90" w:after="0"/>
         <w:ind w:hanging="283" w:start="709"/>
+        <w:jc w:val="start"/>
         <w:rPr/>
       </w:pPr>
       <w:r>
@@ -835,6 +858,7 @@
         <w:bidi w:val="0"/>
         <w:spacing w:before="90" w:after="0"/>
         <w:ind w:hanging="283" w:start="709"/>
+        <w:jc w:val="start"/>
         <w:rPr/>
       </w:pPr>
       <w:r>
@@ -855,6 +879,7 @@
         </w:tabs>
         <w:bidi w:val="0"/>
         <w:ind w:hanging="283" w:start="709"/>
+        <w:jc w:val="start"/>
         <w:rPr/>
       </w:pPr>
       <w:r>
@@ -866,6 +891,7 @@
       <w:pPr>
         <w:pStyle w:val="BodyText"/>
         <w:bidi w:val="0"/>
+        <w:jc w:val="start"/>
         <w:rPr/>
       </w:pPr>
       <w:r>
@@ -902,6 +928,7 @@
       <w:pPr>
         <w:pStyle w:val="BodyText"/>
         <w:bidi w:val="0"/>
+        <w:jc w:val="start"/>
         <w:rPr/>
       </w:pPr>
       <w:r>
@@ -913,6 +940,7 @@
       <w:pPr>
         <w:pStyle w:val="BodyText"/>
         <w:bidi w:val="0"/>
+        <w:jc w:val="start"/>
         <w:rPr/>
       </w:pPr>
       <w:r>
@@ -925,6 +953,7 @@
         <w:pStyle w:val="BodyText"/>
         <w:bidi w:val="0"/>
         <w:spacing w:before="90" w:after="90"/>
+        <w:jc w:val="start"/>
         <w:rPr/>
       </w:pPr>
       <w:r>
@@ -1435,7 +1464,7 @@
       <w:start w:val="1"/>
       <w:numFmt w:val="none"/>
       <w:suff w:val="nothing"/>
-      <w:lvlText w:val="%1"/>
+      <w:lvlText w:val=""/>
       <w:lvlJc w:val="start"/>
       <w:pPr>
         <w:tabs>
@@ -1446,10 +1475,37 @@
     </w:lvl>
     <w:lvl w:ilvl="1">
       <w:start w:val="1"/>
+      <w:numFmt w:val="none"/>
       <w:pStyle w:val="Heading2"/>
+      <w:suff w:val="nothing"/>
+      <w:lvlText w:val=""/>
+      <w:lvlJc w:val="start"/>
+      <w:pPr>
+        <w:tabs>
+          <w:tab w:val="num" w:pos="0"/>
+        </w:tabs>
+        <w:ind w:start="0" w:hanging="0"/>
+      </w:pPr>
+    </w:lvl>
+    <w:lvl w:ilvl="2">
+      <w:start w:val="1"/>
+      <w:numFmt w:val="none"/>
+      <w:pStyle w:val="Heading3"/>
+      <w:suff w:val="nothing"/>
+      <w:lvlText w:val=""/>
+      <w:lvlJc w:val="start"/>
+      <w:pPr>
+        <w:tabs>
+          <w:tab w:val="num" w:pos="0"/>
+        </w:tabs>
+        <w:ind w:start="0" w:hanging="0"/>
+      </w:pPr>
+    </w:lvl>
+    <w:lvl w:ilvl="3">
+      <w:start w:val="1"/>
       <w:numFmt w:val="none"/>
       <w:suff w:val="nothing"/>
-      <w:lvlText w:val="%2"/>
+      <w:lvlText w:val=""/>
       <w:lvlJc w:val="start"/>
       <w:pPr>
         <w:tabs>
@@ -1458,12 +1514,11 @@
         <w:ind w:start="0" w:hanging="0"/>
       </w:pPr>
     </w:lvl>
-    <w:lvl w:ilvl="2">
-      <w:start w:val="1"/>
-      <w:pStyle w:val="Heading3"/>
+    <w:lvl w:ilvl="4">
+      <w:start w:val="1"/>
       <w:numFmt w:val="none"/>
       <w:suff w:val="nothing"/>
-      <w:lvlText w:val="%3"/>
+      <w:lvlText w:val=""/>
       <w:lvlJc w:val="start"/>
       <w:pPr>
         <w:tabs>
@@ -1472,11 +1527,11 @@
         <w:ind w:start="0" w:hanging="0"/>
       </w:pPr>
     </w:lvl>
-    <w:lvl w:ilvl="3">
+    <w:lvl w:ilvl="5">
       <w:start w:val="1"/>
       <w:numFmt w:val="none"/>
       <w:suff w:val="nothing"/>
-      <w:lvlText w:val="%4"/>
+      <w:lvlText w:val=""/>
       <w:lvlJc w:val="start"/>
       <w:pPr>
         <w:tabs>
@@ -1485,11 +1540,11 @@
         <w:ind w:start="0" w:hanging="0"/>
       </w:pPr>
     </w:lvl>
-    <w:lvl w:ilvl="4">
+    <w:lvl w:ilvl="6">
       <w:start w:val="1"/>
       <w:numFmt w:val="none"/>
       <w:suff w:val="nothing"/>
-      <w:lvlText w:val="%5"/>
+      <w:lvlText w:val=""/>
       <w:lvlJc w:val="start"/>
       <w:pPr>
         <w:tabs>
@@ -1498,11 +1553,11 @@
         <w:ind w:start="0" w:hanging="0"/>
       </w:pPr>
     </w:lvl>
-    <w:lvl w:ilvl="5">
+    <w:lvl w:ilvl="7">
       <w:start w:val="1"/>
       <w:numFmt w:val="none"/>
       <w:suff w:val="nothing"/>
-      <w:lvlText w:val="%6"/>
+      <w:lvlText w:val=""/>
       <w:lvlJc w:val="start"/>
       <w:pPr>
         <w:tabs>
@@ -1511,37 +1566,11 @@
         <w:ind w:start="0" w:hanging="0"/>
       </w:pPr>
     </w:lvl>
-    <w:lvl w:ilvl="6">
+    <w:lvl w:ilvl="8">
       <w:start w:val="1"/>
       <w:numFmt w:val="none"/>
       <w:suff w:val="nothing"/>
-      <w:lvlText w:val="%7"/>
-      <w:lvlJc w:val="start"/>
-      <w:pPr>
-        <w:tabs>
-          <w:tab w:val="num" w:pos="0"/>
-        </w:tabs>
-        <w:ind w:start="0" w:hanging="0"/>
-      </w:pPr>
-    </w:lvl>
-    <w:lvl w:ilvl="7">
-      <w:start w:val="1"/>
-      <w:numFmt w:val="none"/>
-      <w:suff w:val="nothing"/>
-      <w:lvlText w:val="%8"/>
-      <w:lvlJc w:val="start"/>
-      <w:pPr>
-        <w:tabs>
-          <w:tab w:val="num" w:pos="0"/>
-        </w:tabs>
-        <w:ind w:start="0" w:hanging="0"/>
-      </w:pPr>
-    </w:lvl>
-    <w:lvl w:ilvl="8">
-      <w:start w:val="1"/>
-      <w:numFmt w:val="none"/>
-      <w:suff w:val="nothing"/>
-      <w:lvlText w:val="%9"/>
+      <w:lvlText w:val=""/>
       <w:lvlJc w:val="start"/>
       <w:pPr>
         <w:tabs>
@@ -1574,10 +1603,10 @@
   <w:docDefaults>
     <w:rPrDefault>
       <w:rPr>
-        <w:rFonts w:ascii="Liberation Serif" w:hAnsi="Liberation Serif" w:eastAsia="Noto Sans" w:cs="Noto Sans Devanagari"/>
+        <w:rFonts w:ascii="Liberation Serif" w:hAnsi="Liberation Serif" w:eastAsia="Noto Serif CJK SC" w:cs="Noto Sans Devanagari"/>
         <w:sz w:val="24"/>
         <w:szCs w:val="24"/>
-        <w:lang w:val="en-US" w:eastAsia="zh-CN" w:bidi="hi-IN"/>
+        <w:lang w:val="pl-PL" w:eastAsia="zh-CN" w:bidi="hi-IN"/>
       </w:rPr>
     </w:rPrDefault>
     <w:pPrDefault>
@@ -1599,11 +1628,11 @@
       <w:color w:val="111111"/>
       <w:sz w:val="21"/>
       <w:szCs w:val="21"/>
-      <w:lang w:val="en-US" w:eastAsia="zh-CN" w:bidi="hi-IN"/>
+      <w:lang w:val="pl-PL" w:eastAsia="zh-CN" w:bidi="hi-IN"/>
     </w:rPr>
   </w:style>
   <w:style w:type="paragraph" w:styleId="Heading1">
-    <w:name w:val="Heading 1"/>
+    <w:name w:val="heading 1"/>
     <w:basedOn w:val="Heading"/>
     <w:next w:val="BodyText"/>
     <w:qFormat/>
@@ -1615,7 +1644,6 @@
       <w:jc w:val="center"/>
     </w:pPr>
     <w:rPr>
-      <w:rFonts w:ascii="Noto Sans" w:hAnsi="Noto Sans"/>
       <w:b/>
       <w:bCs/>
       <w:caps/>
@@ -1624,7 +1652,7 @@
     </w:rPr>
   </w:style>
   <w:style w:type="paragraph" w:styleId="Heading2">
-    <w:name w:val="Heading 2"/>
+    <w:name w:val="heading 2"/>
     <w:basedOn w:val="Heading"/>
     <w:next w:val="BodyText"/>
     <w:qFormat/>
@@ -1636,7 +1664,7 @@
       <w:outlineLvl w:val="1"/>
     </w:pPr>
     <w:rPr>
-      <w:rFonts w:ascii="Liberation Serif" w:hAnsi="Liberation Serif" w:eastAsia="Noto Sans" w:cs="Noto Sans Devanagari"/>
+      <w:rFonts w:ascii="Liberation Serif" w:hAnsi="Liberation Serif" w:eastAsia="Noto Serif CJK SC" w:cs="Noto Sans Devanagari"/>
       <w:b/>
       <w:bCs/>
       <w:sz w:val="24"/>
@@ -1644,7 +1672,7 @@
     </w:rPr>
   </w:style>
   <w:style w:type="paragraph" w:styleId="Heading3">
-    <w:name w:val="Heading 3"/>
+    <w:name w:val="heading 3"/>
     <w:basedOn w:val="Heading"/>
     <w:next w:val="BodyText"/>
     <w:qFormat/>
@@ -1653,11 +1681,23 @@
       <w:outlineLvl w:val="2"/>
     </w:pPr>
     <w:rPr>
-      <w:rFonts w:ascii="Liberation Serif" w:hAnsi="Liberation Serif" w:eastAsia="Noto Sans" w:cs="Noto Sans Devanagari"/>
+      <w:rFonts w:ascii="Liberation Serif" w:hAnsi="Liberation Serif" w:eastAsia="Noto Serif CJK SC" w:cs="Noto Sans Devanagari"/>
       <w:b/>
       <w:bCs/>
       <w:sz w:val="22"/>
       <w:szCs w:val="22"/>
+    </w:rPr>
+  </w:style>
+  <w:style w:type="character" w:styleId="EndnoteReference">
+    <w:name w:val="endnote reference"/>
+    <w:rPr>
+      <w:vertAlign w:val="superscript"/>
+    </w:rPr>
+  </w:style>
+  <w:style w:type="character" w:styleId="FootnoteReference">
+    <w:name w:val="footnote reference"/>
+    <w:rPr>
+      <w:vertAlign w:val="superscript"/>
     </w:rPr>
   </w:style>
   <w:style w:type="character" w:styleId="EndnoteCharacters">
@@ -1716,7 +1756,7 @@
     </w:rPr>
   </w:style>
   <w:style w:type="paragraph" w:styleId="EnvelopeReturn">
-    <w:name w:val="Envelope Return"/>
+    <w:name w:val="envelope return"/>
     <w:basedOn w:val="Normal"/>
     <w:pPr/>
     <w:rPr>
@@ -1728,46 +1768,6 @@
     <w:basedOn w:val="BodyText"/>
     <w:qFormat/>
     <w:pPr/>
-    <w:rPr/>
-  </w:style>
-  <w:style w:type="paragraph" w:styleId="Footer">
-    <w:name w:val="Footer"/>
-    <w:basedOn w:val="Normal"/>
-    <w:pPr>
-      <w:suppressLineNumbers/>
-      <w:tabs>
-        <w:tab w:val="clear" w:pos="1134"/>
-        <w:tab w:val="center" w:pos="4818" w:leader="none"/>
-        <w:tab w:val="right" w:pos="9637" w:leader="none"/>
-      </w:tabs>
-    </w:pPr>
-    <w:rPr/>
-  </w:style>
-  <w:style w:type="paragraph" w:styleId="Header">
-    <w:name w:val="Header"/>
-    <w:basedOn w:val="Normal"/>
-    <w:pPr>
-      <w:suppressLineNumbers/>
-      <w:tabs>
-        <w:tab w:val="clear" w:pos="1134"/>
-        <w:tab w:val="center" w:pos="4818" w:leader="none"/>
-        <w:tab w:val="right" w:pos="9637" w:leader="none"/>
-      </w:tabs>
-    </w:pPr>
-    <w:rPr/>
-  </w:style>
-  <w:style w:type="paragraph" w:styleId="HeaderandFooter">
-    <w:name w:val="Header and Footer"/>
-    <w:basedOn w:val="Normal"/>
-    <w:qFormat/>
-    <w:pPr>
-      <w:suppressLineNumbers/>
-      <w:tabs>
-        <w:tab w:val="clear" w:pos="1134"/>
-        <w:tab w:val="center" w:pos="4819" w:leader="none"/>
-        <w:tab w:val="right" w:pos="9638" w:leader="none"/>
-      </w:tabs>
-    </w:pPr>
     <w:rPr/>
   </w:style>
   <w:style w:type="paragraph" w:styleId="Index">
@@ -1782,7 +1782,7 @@
     </w:rPr>
   </w:style>
   <w:style w:type="paragraph" w:styleId="Caption">
-    <w:name w:val="Caption"/>
+    <w:name w:val="caption"/>
     <w:basedOn w:val="Normal"/>
     <w:qFormat/>
     <w:pPr>
@@ -1810,7 +1810,7 @@
     <w:basedOn w:val="Normal"/>
     <w:pPr>
       <w:spacing w:before="90" w:after="90"/>
-      <w:jc w:val="both"/>
+      <w:jc w:val="start"/>
     </w:pPr>
     <w:rPr/>
   </w:style>
@@ -1840,37 +1840,37 @@
         <a:srgbClr val="000000"/>
       </a:dk1>
       <a:lt1>
-        <a:srgbClr val="ffffff"/>
+        <a:srgbClr val="FFFFFF"/>
       </a:lt1>
       <a:dk2>
         <a:srgbClr val="000000"/>
       </a:dk2>
       <a:lt2>
-        <a:srgbClr val="ffffff"/>
+        <a:srgbClr val="FFFFFF"/>
       </a:lt2>
       <a:accent1>
-        <a:srgbClr val="18a303"/>
+        <a:srgbClr val="18A303"/>
       </a:accent1>
       <a:accent2>
-        <a:srgbClr val="0369a3"/>
+        <a:srgbClr val="0369A3"/>
       </a:accent2>
       <a:accent3>
-        <a:srgbClr val="a33e03"/>
+        <a:srgbClr val="A33E03"/>
       </a:accent3>
       <a:accent4>
-        <a:srgbClr val="8e03a3"/>
+        <a:srgbClr val="8E03A3"/>
       </a:accent4>
       <a:accent5>
-        <a:srgbClr val="c99c00"/>
+        <a:srgbClr val="C99C00"/>
       </a:accent5>
       <a:accent6>
-        <a:srgbClr val="c9211e"/>
+        <a:srgbClr val="C9211E"/>
       </a:accent6>
       <a:hlink>
-        <a:srgbClr val="0000ee"/>
+        <a:srgbClr val="0000EE"/>
       </a:hlink>
       <a:folHlink>
-        <a:srgbClr val="551a8b"/>
+        <a:srgbClr val="551A8B"/>
       </a:folHlink>
     </a:clrScheme>
     <a:fontScheme name="Office">

--- a/dist/wniosek-odszkodowanie-OC-dentysty.docx
+++ b/dist/wniosek-odszkodowanie-OC-dentysty.docx
@@ -1,6 +1,6 @@
 
 <file path=word/document.xml><?xml version="1.0" encoding="utf-8"?>
-<w:document xmlns:o="urn:schemas-microsoft-com:office:office" xmlns:r="http://schemas.openxmlformats.org/officeDocument/2006/relationships" xmlns:v="urn:schemas-microsoft-com:vml" xmlns:w="http://schemas.openxmlformats.org/wordprocessingml/2006/main" xmlns:w10="urn:schemas-microsoft-com:office:word" xmlns:wp="http://schemas.openxmlformats.org/drawingml/2006/wordprocessingDrawing" xmlns:pic="http://schemas.openxmlformats.org/drawingml/2006/picture" xmlns:wps="http://schemas.microsoft.com/office/word/2010/wordprocessingShape" xmlns:wpg="http://schemas.microsoft.com/office/word/2010/wordprocessingGroup" xmlns:mc="http://schemas.openxmlformats.org/markup-compatibility/2006" xmlns:wp14="http://schemas.microsoft.com/office/word/2010/wordprocessingDrawing" xmlns:w14="http://schemas.microsoft.com/office/word/2010/wordml" xmlns:w15="http://schemas.microsoft.com/office/word/2012/wordml" mc:Ignorable="w14 wp14 w15">
+<w:document xmlns:o="urn:schemas-microsoft-com:office:office" xmlns:r="http://schemas.openxmlformats.org/officeDocument/2006/relationships" xmlns:v="urn:schemas-microsoft-com:vml" xmlns:w="http://schemas.openxmlformats.org/wordprocessingml/2006/main" xmlns:w10="urn:schemas-microsoft-com:office:word" xmlns:wp="http://schemas.openxmlformats.org/drawingml/2006/wordprocessingDrawing" xmlns:wps="http://schemas.microsoft.com/office/word/2010/wordprocessingShape" xmlns:wpg="http://schemas.microsoft.com/office/word/2010/wordprocessingGroup" xmlns:mc="http://schemas.openxmlformats.org/markup-compatibility/2006" xmlns:wp14="http://schemas.microsoft.com/office/word/2010/wordprocessingDrawing" xmlns:w14="http://schemas.microsoft.com/office/word/2010/wordml" xmlns:w15="http://schemas.microsoft.com/office/word/2012/wordml" mc:Ignorable="w14 wp14 w15">
   <w:body>
     <w:p>
       <w:pPr>
@@ -18,19 +18,162 @@
       <w:pPr>
         <w:pStyle w:val="BodyText"/>
         <w:bidi w:val="0"/>
+        <w:rPr/>
+      </w:pPr>
+      <w:r>
+        <w:rPr/>
+        <w:t>........................................, dnia ........................ r.</w:t>
+        <w:br/>
+      </w:r>
+      <w:r>
+        <w:rPr>
+          <w:rStyle w:val="Emphasis"/>
+        </w:rPr>
+        <w:t>(miejscowość, data)</w:t>
+      </w:r>
+    </w:p>
+    <w:p>
+      <w:pPr>
+        <w:pStyle w:val="HorizontalLine"/>
+        <w:bidi w:val="0"/>
         <w:jc w:val="start"/>
         <w:rPr/>
       </w:pPr>
       <w:r>
         <w:rPr/>
-        <w:t>........................................, dnia ........................ r.</w:t>
+      </w:r>
+    </w:p>
+    <w:p>
+      <w:pPr>
+        <w:pStyle w:val="Heading3"/>
+        <w:bidi w:val="0"/>
+        <w:jc w:val="start"/>
+        <w:rPr/>
+      </w:pPr>
+      <w:r>
+        <w:rPr/>
+        <w:t>Poszkodowany / Poszkodowana:</w:t>
+      </w:r>
+    </w:p>
+    <w:p>
+      <w:pPr>
+        <w:pStyle w:val="BodyText"/>
+        <w:bidi w:val="0"/>
+        <w:rPr/>
+      </w:pPr>
+      <w:r>
+        <w:rPr/>
+        <w:t>Imię i nazwisko: ........................................................................</w:t>
+        <w:br/>
+        <w:t>Adres zamieszkania: ....................................................................</w:t>
+        <w:br/>
+        <w:t>PESEL (lub seria i nr paszportu w przypadku braku PESEL): ..............................</w:t>
+        <w:br/>
+        <w:t>Nr telefonu: ...........................................................................</w:t>
+        <w:br/>
+        <w:t>Adres e-mail: ..........................................................................</w:t>
+        <w:br/>
+        <w:t>Numer rachunku bankowego do wypłaty świadczeń:</w:t>
+        <w:br/>
+        <w:t xml:space="preserve">........................................................................................ </w:t>
+      </w:r>
+    </w:p>
+    <w:p>
+      <w:pPr>
+        <w:pStyle w:val="HorizontalLine"/>
+        <w:bidi w:val="0"/>
+        <w:jc w:val="start"/>
+        <w:rPr/>
+      </w:pPr>
+      <w:r>
+        <w:rPr/>
+      </w:r>
+    </w:p>
+    <w:p>
+      <w:pPr>
+        <w:pStyle w:val="Heading3"/>
+        <w:bidi w:val="0"/>
+        <w:jc w:val="start"/>
+        <w:rPr/>
+      </w:pPr>
+      <w:r>
+        <w:rPr/>
+        <w:t>Adresat:</w:t>
+      </w:r>
+    </w:p>
+    <w:p>
+      <w:pPr>
+        <w:pStyle w:val="BodyText"/>
+        <w:bidi w:val="0"/>
+        <w:rPr/>
+      </w:pPr>
+      <w:r>
+        <w:rPr/>
+        <w:t>........................................................................................</w:t>
         <w:br/>
       </w:r>
       <w:r>
         <w:rPr>
           <w:rStyle w:val="Emphasis"/>
         </w:rPr>
-        <w:t>(miejscowość, data)</w:t>
+        <w:t>(Nazwa Zakładu Ubezpieczeń S.A. / Towarzystwa Ubezpieczeń lub Podmiotu Leczniczego)</w:t>
+      </w:r>
+      <w:r>
+        <w:rPr/>
+        <w:br/>
+        <w:t>........................................................................................</w:t>
+        <w:br/>
+      </w:r>
+      <w:r>
+        <w:rPr>
+          <w:rStyle w:val="Emphasis"/>
+        </w:rPr>
+        <w:t>(Adres centrali / Departamentu Likwidacji Szkód lub adres podmiotu leczniczego)</w:t>
+      </w:r>
+      <w:r>
+        <w:rPr/>
+        <w:t xml:space="preserve"> </w:t>
+      </w:r>
+    </w:p>
+    <w:p>
+      <w:pPr>
+        <w:pStyle w:val="BodyText"/>
+        <w:bidi w:val="0"/>
+        <w:rPr/>
+      </w:pPr>
+      <w:r>
+        <w:rPr>
+          <w:rStyle w:val="Strong"/>
+        </w:rPr>
+        <w:t>Dotyczy:</w:t>
+      </w:r>
+      <w:r>
+        <w:rPr/>
+        <w:t xml:space="preserve"> Zgłoszenia szkody z obowiązkowego ubezpieczenia OC podmiotu wykonującego działalność leczniczą / lekarza dentysty.</w:t>
+      </w:r>
+    </w:p>
+    <w:p>
+      <w:pPr>
+        <w:pStyle w:val="BodyText"/>
+        <w:bidi w:val="0"/>
+        <w:rPr/>
+      </w:pPr>
+      <w:r>
+        <w:rPr>
+          <w:rStyle w:val="Strong"/>
+        </w:rPr>
+        <w:t>Sprawca szkody (Ubezpieczony):</w:t>
+      </w:r>
+      <w:r>
+        <w:rPr/>
+        <w:br/>
+        <w:t>Nazwa podmiotu leczniczego / Lekarz: ...................................................</w:t>
+        <w:br/>
+        <w:t>Adres placówki: ........................................................................</w:t>
+        <w:br/>
+        <w:t>Seria i numer polisy OC: ...............................................................</w:t>
+        <w:br/>
+        <w:t xml:space="preserve">Numer szkody (jeśli został już nadany): ................................................. </w:t>
       </w:r>
     </w:p>
     <w:p>
@@ -46,161 +189,13 @@
     </w:p>
     <w:p>
       <w:pPr>
-        <w:pStyle w:val="Heading3"/>
+        <w:pStyle w:val="Heading2"/>
         <w:bidi w:val="0"/>
         <w:jc w:val="start"/>
         <w:rPr/>
       </w:pPr>
       <w:r>
         <w:rPr/>
-        <w:t>Poszkodowany / Poszkodowana:</w:t>
-      </w:r>
-    </w:p>
-    <w:p>
-      <w:pPr>
-        <w:pStyle w:val="BodyText"/>
-        <w:bidi w:val="0"/>
-        <w:jc w:val="start"/>
-        <w:rPr/>
-      </w:pPr>
-      <w:r>
-        <w:rPr/>
-        <w:t>Imię i nazwisko: ........................................................................</w:t>
-        <w:br/>
-        <w:t>Adres zamieszkania: ....................................................................</w:t>
-        <w:br/>
-        <w:t>PESEL (lub seria i nr paszportu w przypadku braku PESEL): ..............................</w:t>
-        <w:br/>
-        <w:t>Nr telefonu: ...........................................................................</w:t>
-        <w:br/>
-        <w:t>Adres e-mail: ..........................................................................</w:t>
-        <w:br/>
-        <w:t>Numer rachunku bankowego do wypłaty świadczeń:</w:t>
-        <w:br/>
-        <w:t xml:space="preserve">........................................................................................ </w:t>
-      </w:r>
-    </w:p>
-    <w:p>
-      <w:pPr>
-        <w:pStyle w:val="HorizontalLine"/>
-        <w:bidi w:val="0"/>
-        <w:jc w:val="start"/>
-        <w:rPr/>
-      </w:pPr>
-      <w:r>
-        <w:rPr/>
-      </w:r>
-    </w:p>
-    <w:p>
-      <w:pPr>
-        <w:pStyle w:val="Heading3"/>
-        <w:bidi w:val="0"/>
-        <w:jc w:val="start"/>
-        <w:rPr/>
-      </w:pPr>
-      <w:r>
-        <w:rPr/>
-        <w:t>Adresat:</w:t>
-      </w:r>
-    </w:p>
-    <w:p>
-      <w:pPr>
-        <w:pStyle w:val="BodyText"/>
-        <w:bidi w:val="0"/>
-        <w:jc w:val="start"/>
-        <w:rPr/>
-      </w:pPr>
-      <w:r>
-        <w:rPr/>
-        <w:t>........................................................................................</w:t>
-        <w:br/>
-      </w:r>
-      <w:r>
-        <w:rPr>
-          <w:rStyle w:val="Emphasis"/>
-        </w:rPr>
-        <w:t>(Nazwa Zakładu Ubezpieczeń S.A. / Towarzystwa Ubezpieczeń lub Podmiotu Leczniczego)</w:t>
-      </w:r>
-      <w:r>
-        <w:rPr/>
-        <w:br/>
-        <w:t>........................................................................................</w:t>
-        <w:br/>
-      </w:r>
-      <w:r>
-        <w:rPr>
-          <w:rStyle w:val="Emphasis"/>
-        </w:rPr>
-        <w:t>(Adres centrali / Departamentu Likwidacji Szkód lub adres podmiotu leczniczego)</w:t>
-      </w:r>
-      <w:r>
-        <w:rPr/>
-        <w:t xml:space="preserve"> </w:t>
-      </w:r>
-    </w:p>
-    <w:p>
-      <w:pPr>
-        <w:pStyle w:val="BodyText"/>
-        <w:bidi w:val="0"/>
-        <w:jc w:val="start"/>
-        <w:rPr/>
-      </w:pPr>
-      <w:r>
-        <w:rPr>
-          <w:rStyle w:val="Strong"/>
-        </w:rPr>
-        <w:t>Dotyczy:</w:t>
-      </w:r>
-      <w:r>
-        <w:rPr/>
-        <w:t xml:space="preserve"> Zgłoszenia szkody z obowiązkowego ubezpieczenia OC podmiotu wykonującego działalność leczniczą / lekarza dentysty.</w:t>
-      </w:r>
-    </w:p>
-    <w:p>
-      <w:pPr>
-        <w:pStyle w:val="BodyText"/>
-        <w:bidi w:val="0"/>
-        <w:jc w:val="start"/>
-        <w:rPr/>
-      </w:pPr>
-      <w:r>
-        <w:rPr>
-          <w:rStyle w:val="Strong"/>
-        </w:rPr>
-        <w:t>Sprawca szkody (Ubezpieczony):</w:t>
-      </w:r>
-      <w:r>
-        <w:rPr/>
-        <w:br/>
-        <w:t>Nazwa podmiotu leczniczego / Lekarz: ...................................................</w:t>
-        <w:br/>
-        <w:t>Adres placówki: ........................................................................</w:t>
-        <w:br/>
-        <w:t>Seria i numer polisy OC: ...............................................................</w:t>
-        <w:br/>
-        <w:t xml:space="preserve">Numer szkody (jeśli został już nadany): ................................................. </w:t>
-      </w:r>
-    </w:p>
-    <w:p>
-      <w:pPr>
-        <w:pStyle w:val="HorizontalLine"/>
-        <w:bidi w:val="0"/>
-        <w:jc w:val="start"/>
-        <w:rPr/>
-      </w:pPr>
-      <w:r>
-        <w:rPr/>
-      </w:r>
-    </w:p>
-    <w:p>
-      <w:pPr>
-        <w:pStyle w:val="Heading2"/>
-        <w:bidi w:val="0"/>
-        <w:jc w:val="start"/>
-        <w:rPr/>
-      </w:pPr>
-      <w:r>
-        <w:rPr/>
         <w:t>ZGŁOSZENIE SZKODY I WEZWANIE DO ZAPŁATY</w:t>
       </w:r>
     </w:p>
@@ -208,7 +203,6 @@
       <w:pPr>
         <w:pStyle w:val="BodyText"/>
         <w:bidi w:val="0"/>
-        <w:jc w:val="start"/>
         <w:rPr/>
       </w:pPr>
       <w:r>
@@ -240,7 +234,6 @@
         <w:bidi w:val="0"/>
         <w:spacing w:before="90" w:after="0"/>
         <w:ind w:hanging="283" w:start="709"/>
-        <w:jc w:val="start"/>
         <w:rPr/>
       </w:pPr>
       <w:r>
@@ -267,7 +260,6 @@
         </w:tabs>
         <w:bidi w:val="0"/>
         <w:ind w:hanging="283" w:start="709"/>
-        <w:jc w:val="start"/>
         <w:rPr/>
       </w:pPr>
       <w:r>
@@ -407,7 +399,6 @@
         </w:tabs>
         <w:bidi w:val="0"/>
         <w:ind w:hanging="283" w:start="709"/>
-        <w:jc w:val="start"/>
         <w:rPr/>
       </w:pPr>
       <w:r>
@@ -445,7 +436,6 @@
         </w:tabs>
         <w:bidi w:val="0"/>
         <w:ind w:hanging="283" w:start="709"/>
-        <w:jc w:val="start"/>
         <w:rPr/>
       </w:pPr>
       <w:r>
@@ -473,7 +463,6 @@
         </w:tabs>
         <w:bidi w:val="0"/>
         <w:ind w:hanging="283" w:start="709"/>
-        <w:jc w:val="start"/>
         <w:rPr/>
       </w:pPr>
       <w:r>
@@ -537,7 +526,6 @@
         <w:bidi w:val="0"/>
         <w:spacing w:before="90" w:after="0"/>
         <w:ind w:hanging="283" w:start="709"/>
-        <w:jc w:val="start"/>
         <w:rPr/>
       </w:pPr>
       <w:r>
@@ -566,7 +554,6 @@
         <w:bidi w:val="0"/>
         <w:spacing w:before="90" w:after="0"/>
         <w:ind w:hanging="283" w:start="709"/>
-        <w:jc w:val="start"/>
         <w:rPr/>
       </w:pPr>
       <w:r>
@@ -595,7 +582,6 @@
         <w:bidi w:val="0"/>
         <w:spacing w:before="90" w:after="0"/>
         <w:ind w:hanging="283" w:start="709"/>
-        <w:jc w:val="start"/>
         <w:rPr/>
       </w:pPr>
       <w:r>
@@ -624,7 +610,6 @@
         <w:bidi w:val="0"/>
         <w:spacing w:before="90" w:after="0"/>
         <w:ind w:hanging="283" w:start="709"/>
-        <w:jc w:val="start"/>
         <w:rPr/>
       </w:pPr>
       <w:r>
@@ -652,7 +637,6 @@
         </w:tabs>
         <w:bidi w:val="0"/>
         <w:ind w:hanging="283" w:start="709"/>
-        <w:jc w:val="start"/>
         <w:rPr/>
       </w:pPr>
       <w:r>
@@ -704,7 +688,6 @@
         <w:bidi w:val="0"/>
         <w:spacing w:before="90" w:after="0"/>
         <w:ind w:hanging="283" w:start="709"/>
-        <w:jc w:val="start"/>
         <w:rPr/>
       </w:pPr>
       <w:r>
@@ -726,7 +709,6 @@
         <w:bidi w:val="0"/>
         <w:spacing w:before="90" w:after="0"/>
         <w:ind w:hanging="283" w:start="709"/>
-        <w:jc w:val="start"/>
         <w:rPr/>
       </w:pPr>
       <w:r>
@@ -748,7 +730,6 @@
         <w:bidi w:val="0"/>
         <w:spacing w:before="90" w:after="0"/>
         <w:ind w:hanging="283" w:start="709"/>
-        <w:jc w:val="start"/>
         <w:rPr/>
       </w:pPr>
       <w:r>
@@ -770,7 +751,6 @@
         <w:bidi w:val="0"/>
         <w:spacing w:before="90" w:after="0"/>
         <w:ind w:hanging="283" w:start="709"/>
-        <w:jc w:val="start"/>
         <w:rPr/>
       </w:pPr>
       <w:r>
@@ -792,7 +772,6 @@
         <w:bidi w:val="0"/>
         <w:spacing w:before="90" w:after="0"/>
         <w:ind w:hanging="283" w:start="709"/>
-        <w:jc w:val="start"/>
         <w:rPr/>
       </w:pPr>
       <w:r>
@@ -814,7 +793,6 @@
         <w:bidi w:val="0"/>
         <w:spacing w:before="90" w:after="0"/>
         <w:ind w:hanging="283" w:start="709"/>
-        <w:jc w:val="start"/>
         <w:rPr/>
       </w:pPr>
       <w:r>
@@ -836,7 +814,6 @@
         <w:bidi w:val="0"/>
         <w:spacing w:before="90" w:after="0"/>
         <w:ind w:hanging="283" w:start="709"/>
-        <w:jc w:val="start"/>
         <w:rPr/>
       </w:pPr>
       <w:r>
@@ -858,7 +835,6 @@
         <w:bidi w:val="0"/>
         <w:spacing w:before="90" w:after="0"/>
         <w:ind w:hanging="283" w:start="709"/>
-        <w:jc w:val="start"/>
         <w:rPr/>
       </w:pPr>
       <w:r>
@@ -879,47 +855,45 @@
         </w:tabs>
         <w:bidi w:val="0"/>
         <w:ind w:hanging="283" w:start="709"/>
+        <w:rPr/>
+      </w:pPr>
+      <w:r>
+        <w:rPr/>
+        <w:t xml:space="preserve">Kopia uprzednio złożonego wniosku o udostępnienie dokumentacji i wskazanie polisy OC wraz z potwierdzeniem odbioru. </w:t>
+      </w:r>
+    </w:p>
+    <w:p>
+      <w:pPr>
+        <w:pStyle w:val="BodyText"/>
+        <w:bidi w:val="0"/>
+        <w:rPr/>
+      </w:pPr>
+      <w:r>
+        <w:rPr>
+          <w:rStyle w:val="Emphasis"/>
+        </w:rPr>
+        <w:t>Uwaga: W przypadku trudności z samodzielnym oszacowaniem roszczeń lub w razie sporu co do winy ubezpieczonego, poszkodowany może skorzystać z bezpłatnej pomocy Miejskiego/Powiatowego Rzecznika Konsumentów, Rzecznika Praw Pacjenta lub profesjonalnego pełnomocnika (adwokata / radcy prawnego).</w:t>
+      </w:r>
+    </w:p>
+    <w:p>
+      <w:pPr>
+        <w:pStyle w:val="HorizontalLine"/>
+        <w:bidi w:val="0"/>
         <w:jc w:val="start"/>
         <w:rPr/>
       </w:pPr>
       <w:r>
         <w:rPr/>
-        <w:t xml:space="preserve">Kopia uprzednio złożonego wniosku o udostępnienie dokumentacji i wskazanie polisy OC wraz z potwierdzeniem odbioru. </w:t>
-      </w:r>
-    </w:p>
-    <w:p>
-      <w:pPr>
-        <w:pStyle w:val="BodyText"/>
+      </w:r>
+    </w:p>
+    <w:p>
+      <w:pPr>
+        <w:pStyle w:val="Heading2"/>
         <w:bidi w:val="0"/>
         <w:jc w:val="start"/>
         <w:rPr/>
       </w:pPr>
       <w:r>
-        <w:rPr>
-          <w:rStyle w:val="Emphasis"/>
-        </w:rPr>
-        <w:t>Uwaga: W przypadku trudności z samodzielnym oszacowaniem roszczeń lub w razie sporu co do winy ubezpieczonego, poszkodowany może skorzystać z bezpłatnej pomocy Miejskiego/Powiatowego Rzecznika Konsumentów, Rzecznika Praw Pacjenta lub profesjonalnego pełnomocnika (adwokata / radcy prawnego).</w:t>
-      </w:r>
-    </w:p>
-    <w:p>
-      <w:pPr>
-        <w:pStyle w:val="HorizontalLine"/>
-        <w:bidi w:val="0"/>
-        <w:jc w:val="start"/>
-        <w:rPr/>
-      </w:pPr>
-      <w:r>
-        <w:rPr/>
-      </w:r>
-    </w:p>
-    <w:p>
-      <w:pPr>
-        <w:pStyle w:val="Heading2"/>
-        <w:bidi w:val="0"/>
-        <w:jc w:val="start"/>
-        <w:rPr/>
-      </w:pPr>
-      <w:r>
         <w:rPr/>
         <w:t>IV. POUCZENIE I DALSZE KROKI</w:t>
       </w:r>
@@ -928,7 +902,6 @@
       <w:pPr>
         <w:pStyle w:val="BodyText"/>
         <w:bidi w:val="0"/>
-        <w:jc w:val="start"/>
         <w:rPr/>
       </w:pPr>
       <w:r>
@@ -940,7 +913,6 @@
       <w:pPr>
         <w:pStyle w:val="BodyText"/>
         <w:bidi w:val="0"/>
-        <w:jc w:val="start"/>
         <w:rPr/>
       </w:pPr>
       <w:r>
@@ -953,7 +925,6 @@
         <w:pStyle w:val="BodyText"/>
         <w:bidi w:val="0"/>
         <w:spacing w:before="90" w:after="90"/>
-        <w:jc w:val="start"/>
         <w:rPr/>
       </w:pPr>
       <w:r>
@@ -1464,7 +1435,7 @@
       <w:start w:val="1"/>
       <w:numFmt w:val="none"/>
       <w:suff w:val="nothing"/>
-      <w:lvlText w:val=""/>
+      <w:lvlText w:val="%1"/>
       <w:lvlJc w:val="start"/>
       <w:pPr>
         <w:tabs>
@@ -1475,37 +1446,10 @@
     </w:lvl>
     <w:lvl w:ilvl="1">
       <w:start w:val="1"/>
-      <w:numFmt w:val="none"/>
       <w:pStyle w:val="Heading2"/>
-      <w:suff w:val="nothing"/>
-      <w:lvlText w:val=""/>
-      <w:lvlJc w:val="start"/>
-      <w:pPr>
-        <w:tabs>
-          <w:tab w:val="num" w:pos="0"/>
-        </w:tabs>
-        <w:ind w:start="0" w:hanging="0"/>
-      </w:pPr>
-    </w:lvl>
-    <w:lvl w:ilvl="2">
-      <w:start w:val="1"/>
-      <w:numFmt w:val="none"/>
-      <w:pStyle w:val="Heading3"/>
-      <w:suff w:val="nothing"/>
-      <w:lvlText w:val=""/>
-      <w:lvlJc w:val="start"/>
-      <w:pPr>
-        <w:tabs>
-          <w:tab w:val="num" w:pos="0"/>
-        </w:tabs>
-        <w:ind w:start="0" w:hanging="0"/>
-      </w:pPr>
-    </w:lvl>
-    <w:lvl w:ilvl="3">
-      <w:start w:val="1"/>
       <w:numFmt w:val="none"/>
       <w:suff w:val="nothing"/>
-      <w:lvlText w:val=""/>
+      <w:lvlText w:val="%2"/>
       <w:lvlJc w:val="start"/>
       <w:pPr>
         <w:tabs>
@@ -1514,11 +1458,12 @@
         <w:ind w:start="0" w:hanging="0"/>
       </w:pPr>
     </w:lvl>
-    <w:lvl w:ilvl="4">
-      <w:start w:val="1"/>
+    <w:lvl w:ilvl="2">
+      <w:start w:val="1"/>
+      <w:pStyle w:val="Heading3"/>
       <w:numFmt w:val="none"/>
       <w:suff w:val="nothing"/>
-      <w:lvlText w:val=""/>
+      <w:lvlText w:val="%3"/>
       <w:lvlJc w:val="start"/>
       <w:pPr>
         <w:tabs>
@@ -1527,11 +1472,11 @@
         <w:ind w:start="0" w:hanging="0"/>
       </w:pPr>
     </w:lvl>
-    <w:lvl w:ilvl="5">
+    <w:lvl w:ilvl="3">
       <w:start w:val="1"/>
       <w:numFmt w:val="none"/>
       <w:suff w:val="nothing"/>
-      <w:lvlText w:val=""/>
+      <w:lvlText w:val="%4"/>
       <w:lvlJc w:val="start"/>
       <w:pPr>
         <w:tabs>
@@ -1540,11 +1485,11 @@
         <w:ind w:start="0" w:hanging="0"/>
       </w:pPr>
     </w:lvl>
-    <w:lvl w:ilvl="6">
+    <w:lvl w:ilvl="4">
       <w:start w:val="1"/>
       <w:numFmt w:val="none"/>
       <w:suff w:val="nothing"/>
-      <w:lvlText w:val=""/>
+      <w:lvlText w:val="%5"/>
       <w:lvlJc w:val="start"/>
       <w:pPr>
         <w:tabs>
@@ -1553,11 +1498,11 @@
         <w:ind w:start="0" w:hanging="0"/>
       </w:pPr>
     </w:lvl>
-    <w:lvl w:ilvl="7">
+    <w:lvl w:ilvl="5">
       <w:start w:val="1"/>
       <w:numFmt w:val="none"/>
       <w:suff w:val="nothing"/>
-      <w:lvlText w:val=""/>
+      <w:lvlText w:val="%6"/>
       <w:lvlJc w:val="start"/>
       <w:pPr>
         <w:tabs>
@@ -1566,11 +1511,37 @@
         <w:ind w:start="0" w:hanging="0"/>
       </w:pPr>
     </w:lvl>
-    <w:lvl w:ilvl="8">
+    <w:lvl w:ilvl="6">
       <w:start w:val="1"/>
       <w:numFmt w:val="none"/>
       <w:suff w:val="nothing"/>
-      <w:lvlText w:val=""/>
+      <w:lvlText w:val="%7"/>
+      <w:lvlJc w:val="start"/>
+      <w:pPr>
+        <w:tabs>
+          <w:tab w:val="num" w:pos="0"/>
+        </w:tabs>
+        <w:ind w:start="0" w:hanging="0"/>
+      </w:pPr>
+    </w:lvl>
+    <w:lvl w:ilvl="7">
+      <w:start w:val="1"/>
+      <w:numFmt w:val="none"/>
+      <w:suff w:val="nothing"/>
+      <w:lvlText w:val="%8"/>
+      <w:lvlJc w:val="start"/>
+      <w:pPr>
+        <w:tabs>
+          <w:tab w:val="num" w:pos="0"/>
+        </w:tabs>
+        <w:ind w:start="0" w:hanging="0"/>
+      </w:pPr>
+    </w:lvl>
+    <w:lvl w:ilvl="8">
+      <w:start w:val="1"/>
+      <w:numFmt w:val="none"/>
+      <w:suff w:val="nothing"/>
+      <w:lvlText w:val="%9"/>
       <w:lvlJc w:val="start"/>
       <w:pPr>
         <w:tabs>
@@ -1603,10 +1574,10 @@
   <w:docDefaults>
     <w:rPrDefault>
       <w:rPr>
-        <w:rFonts w:ascii="Liberation Serif" w:hAnsi="Liberation Serif" w:eastAsia="Noto Serif CJK SC" w:cs="Noto Sans Devanagari"/>
+        <w:rFonts w:ascii="Liberation Serif" w:hAnsi="Liberation Serif" w:eastAsia="Noto Sans" w:cs="Noto Sans Devanagari"/>
         <w:sz w:val="24"/>
         <w:szCs w:val="24"/>
-        <w:lang w:val="pl-PL" w:eastAsia="zh-CN" w:bidi="hi-IN"/>
+        <w:lang w:val="en-US" w:eastAsia="zh-CN" w:bidi="hi-IN"/>
       </w:rPr>
     </w:rPrDefault>
     <w:pPrDefault>
@@ -1628,11 +1599,11 @@
       <w:color w:val="111111"/>
       <w:sz w:val="21"/>
       <w:szCs w:val="21"/>
-      <w:lang w:val="pl-PL" w:eastAsia="zh-CN" w:bidi="hi-IN"/>
+      <w:lang w:val="en-US" w:eastAsia="zh-CN" w:bidi="hi-IN"/>
     </w:rPr>
   </w:style>
   <w:style w:type="paragraph" w:styleId="Heading1">
-    <w:name w:val="heading 1"/>
+    <w:name w:val="Heading 1"/>
     <w:basedOn w:val="Heading"/>
     <w:next w:val="BodyText"/>
     <w:qFormat/>
@@ -1644,6 +1615,7 @@
       <w:jc w:val="center"/>
     </w:pPr>
     <w:rPr>
+      <w:rFonts w:ascii="Noto Sans" w:hAnsi="Noto Sans"/>
       <w:b/>
       <w:bCs/>
       <w:caps/>
@@ -1652,7 +1624,7 @@
     </w:rPr>
   </w:style>
   <w:style w:type="paragraph" w:styleId="Heading2">
-    <w:name w:val="heading 2"/>
+    <w:name w:val="Heading 2"/>
     <w:basedOn w:val="Heading"/>
     <w:next w:val="BodyText"/>
     <w:qFormat/>
@@ -1661,10 +1633,11 @@
         <w:bottom w:val="single" w:sz="2" w:space="3" w:color="CCCCCC"/>
       </w:pBdr>
       <w:spacing w:before="270" w:after="120"/>
+      <w:jc w:val="start"/>
       <w:outlineLvl w:val="1"/>
     </w:pPr>
     <w:rPr>
-      <w:rFonts w:ascii="Liberation Serif" w:hAnsi="Liberation Serif" w:eastAsia="Noto Serif CJK SC" w:cs="Noto Sans Devanagari"/>
+      <w:rFonts w:ascii="Liberation Serif" w:hAnsi="Liberation Serif" w:eastAsia="Noto Sans" w:cs="Noto Sans Devanagari"/>
       <w:b/>
       <w:bCs/>
       <w:sz w:val="24"/>
@@ -1672,32 +1645,21 @@
     </w:rPr>
   </w:style>
   <w:style w:type="paragraph" w:styleId="Heading3">
-    <w:name w:val="heading 3"/>
+    <w:name w:val="Heading 3"/>
     <w:basedOn w:val="Heading"/>
     <w:next w:val="BodyText"/>
     <w:qFormat/>
     <w:pPr>
       <w:spacing w:before="210" w:after="90"/>
+      <w:jc w:val="start"/>
       <w:outlineLvl w:val="2"/>
     </w:pPr>
     <w:rPr>
-      <w:rFonts w:ascii="Liberation Serif" w:hAnsi="Liberation Serif" w:eastAsia="Noto Serif CJK SC" w:cs="Noto Sans Devanagari"/>
+      <w:rFonts w:ascii="Liberation Serif" w:hAnsi="Liberation Serif" w:eastAsia="Noto Sans" w:cs="Noto Sans Devanagari"/>
       <w:b/>
       <w:bCs/>
       <w:sz w:val="22"/>
       <w:szCs w:val="22"/>
-    </w:rPr>
-  </w:style>
-  <w:style w:type="character" w:styleId="EndnoteReference">
-    <w:name w:val="endnote reference"/>
-    <w:rPr>
-      <w:vertAlign w:val="superscript"/>
-    </w:rPr>
-  </w:style>
-  <w:style w:type="character" w:styleId="FootnoteReference">
-    <w:name w:val="footnote reference"/>
-    <w:rPr>
-      <w:vertAlign w:val="superscript"/>
     </w:rPr>
   </w:style>
   <w:style w:type="character" w:styleId="EndnoteCharacters">
@@ -1756,7 +1718,7 @@
     </w:rPr>
   </w:style>
   <w:style w:type="paragraph" w:styleId="EnvelopeReturn">
-    <w:name w:val="envelope return"/>
+    <w:name w:val="Envelope Return"/>
     <w:basedOn w:val="Normal"/>
     <w:pPr/>
     <w:rPr>
@@ -1768,6 +1730,46 @@
     <w:basedOn w:val="BodyText"/>
     <w:qFormat/>
     <w:pPr/>
+    <w:rPr/>
+  </w:style>
+  <w:style w:type="paragraph" w:styleId="Footer">
+    <w:name w:val="Footer"/>
+    <w:basedOn w:val="Normal"/>
+    <w:pPr>
+      <w:suppressLineNumbers/>
+      <w:tabs>
+        <w:tab w:val="clear" w:pos="1134"/>
+        <w:tab w:val="center" w:pos="4818" w:leader="none"/>
+        <w:tab w:val="right" w:pos="9637" w:leader="none"/>
+      </w:tabs>
+    </w:pPr>
+    <w:rPr/>
+  </w:style>
+  <w:style w:type="paragraph" w:styleId="Header">
+    <w:name w:val="Header"/>
+    <w:basedOn w:val="Normal"/>
+    <w:pPr>
+      <w:suppressLineNumbers/>
+      <w:tabs>
+        <w:tab w:val="clear" w:pos="1134"/>
+        <w:tab w:val="center" w:pos="4818" w:leader="none"/>
+        <w:tab w:val="right" w:pos="9637" w:leader="none"/>
+      </w:tabs>
+    </w:pPr>
+    <w:rPr/>
+  </w:style>
+  <w:style w:type="paragraph" w:styleId="HeaderandFooter">
+    <w:name w:val="Header and Footer"/>
+    <w:basedOn w:val="Normal"/>
+    <w:qFormat/>
+    <w:pPr>
+      <w:suppressLineNumbers/>
+      <w:tabs>
+        <w:tab w:val="clear" w:pos="1134"/>
+        <w:tab w:val="center" w:pos="4819" w:leader="none"/>
+        <w:tab w:val="right" w:pos="9638" w:leader="none"/>
+      </w:tabs>
+    </w:pPr>
     <w:rPr/>
   </w:style>
   <w:style w:type="paragraph" w:styleId="Index">
@@ -1782,7 +1784,7 @@
     </w:rPr>
   </w:style>
   <w:style w:type="paragraph" w:styleId="Caption">
-    <w:name w:val="caption"/>
+    <w:name w:val="Caption"/>
     <w:basedOn w:val="Normal"/>
     <w:qFormat/>
     <w:pPr>
@@ -1810,9 +1812,11 @@
     <w:basedOn w:val="Normal"/>
     <w:pPr>
       <w:spacing w:before="90" w:after="90"/>
-      <w:jc w:val="start"/>
+      <w:jc w:val="both"/>
     </w:pPr>
-    <w:rPr/>
+    <w:rPr>
+      <w:u w:val="single"/>
+    </w:rPr>
   </w:style>
   <w:style w:type="paragraph" w:styleId="Heading">
     <w:name w:val="Heading"/>
@@ -1840,37 +1844,37 @@
         <a:srgbClr val="000000"/>
       </a:dk1>
       <a:lt1>
-        <a:srgbClr val="FFFFFF"/>
+        <a:srgbClr val="ffffff"/>
       </a:lt1>
       <a:dk2>
         <a:srgbClr val="000000"/>
       </a:dk2>
       <a:lt2>
-        <a:srgbClr val="FFFFFF"/>
+        <a:srgbClr val="ffffff"/>
       </a:lt2>
       <a:accent1>
-        <a:srgbClr val="18A303"/>
+        <a:srgbClr val="18a303"/>
       </a:accent1>
       <a:accent2>
-        <a:srgbClr val="0369A3"/>
+        <a:srgbClr val="0369a3"/>
       </a:accent2>
       <a:accent3>
-        <a:srgbClr val="A33E03"/>
+        <a:srgbClr val="a33e03"/>
       </a:accent3>
       <a:accent4>
-        <a:srgbClr val="8E03A3"/>
+        <a:srgbClr val="8e03a3"/>
       </a:accent4>
       <a:accent5>
-        <a:srgbClr val="C99C00"/>
+        <a:srgbClr val="c99c00"/>
       </a:accent5>
       <a:accent6>
-        <a:srgbClr val="C9211E"/>
+        <a:srgbClr val="c9211e"/>
       </a:accent6>
       <a:hlink>
-        <a:srgbClr val="0000EE"/>
+        <a:srgbClr val="0000ee"/>
       </a:hlink>
       <a:folHlink>
-        <a:srgbClr val="551A8B"/>
+        <a:srgbClr val="551a8b"/>
       </a:folHlink>
     </a:clrScheme>
     <a:fontScheme name="Office">

--- a/dist/wniosek-odszkodowanie-OC-dentysty.docx
+++ b/dist/wniosek-odszkodowanie-OC-dentysty.docx
@@ -1,6 +1,6 @@
 
 <file path=word/document.xml><?xml version="1.0" encoding="utf-8"?>
-<w:document xmlns:o="urn:schemas-microsoft-com:office:office" xmlns:r="http://schemas.openxmlformats.org/officeDocument/2006/relationships" xmlns:v="urn:schemas-microsoft-com:vml" xmlns:w="http://schemas.openxmlformats.org/wordprocessingml/2006/main" xmlns:w10="urn:schemas-microsoft-com:office:word" xmlns:wp="http://schemas.openxmlformats.org/drawingml/2006/wordprocessingDrawing" xmlns:wps="http://schemas.microsoft.com/office/word/2010/wordprocessingShape" xmlns:wpg="http://schemas.microsoft.com/office/word/2010/wordprocessingGroup" xmlns:mc="http://schemas.openxmlformats.org/markup-compatibility/2006" xmlns:wp14="http://schemas.microsoft.com/office/word/2010/wordprocessingDrawing" xmlns:w14="http://schemas.microsoft.com/office/word/2010/wordml" xmlns:w15="http://schemas.microsoft.com/office/word/2012/wordml" mc:Ignorable="w14 wp14 w15">
+<w:document xmlns:o="urn:schemas-microsoft-com:office:office" xmlns:r="http://schemas.openxmlformats.org/officeDocument/2006/relationships" xmlns:v="urn:schemas-microsoft-com:vml" xmlns:w="http://schemas.openxmlformats.org/wordprocessingml/2006/main" xmlns:w10="urn:schemas-microsoft-com:office:word" xmlns:wp="http://schemas.openxmlformats.org/drawingml/2006/wordprocessingDrawing" xmlns:pic="http://schemas.openxmlformats.org/drawingml/2006/picture" xmlns:wps="http://schemas.microsoft.com/office/word/2010/wordprocessingShape" xmlns:wpg="http://schemas.microsoft.com/office/word/2010/wordprocessingGroup" xmlns:mc="http://schemas.openxmlformats.org/markup-compatibility/2006" xmlns:wp14="http://schemas.microsoft.com/office/word/2010/wordprocessingDrawing" xmlns:w14="http://schemas.microsoft.com/office/word/2010/wordml" xmlns:w15="http://schemas.microsoft.com/office/word/2012/wordml" mc:Ignorable="w14 wp14 w15">
   <w:body>
     <w:p>
       <w:pPr>
@@ -98,18 +98,45 @@
       </w:pPr>
       <w:r>
         <w:rPr/>
-        <w:t>Adresat:</w:t>
-      </w:r>
-    </w:p>
-    <w:p>
-      <w:pPr>
-        <w:pStyle w:val="BodyText"/>
-        <w:bidi w:val="0"/>
-        <w:rPr/>
-      </w:pPr>
-      <w:r>
-        <w:rPr/>
-        <w:t>........................................................................................</w:t>
+        <w:t>Adresat (proszę wybrać jeden wariant i drugi skreślić):</w:t>
+      </w:r>
+    </w:p>
+    <w:p>
+      <w:pPr>
+        <w:pStyle w:val="BodyText"/>
+        <w:bidi w:val="0"/>
+        <w:rPr/>
+      </w:pPr>
+      <w:r>
+        <w:rPr>
+          <w:rStyle w:val="Strong"/>
+        </w:rPr>
+        <w:t>Wariant A (zalecany)</w:t>
+      </w:r>
+      <w:r>
+        <w:rPr/>
+        <w:t xml:space="preserve"> — Zakład Ubezpieczeń / Towarzystwo Ubezpieczeń (Departament Likwidacji Szkód), w którym sprawca posiadał polisę OC — podstawa: art. 822 § 4 KC (</w:t>
+      </w:r>
+      <w:r>
+        <w:rPr>
+          <w:rStyle w:val="Emphasis"/>
+        </w:rPr>
+        <w:t>actio directa</w:t>
+      </w:r>
+      <w:r>
+        <w:rPr/>
+        <w:t>).</w:t>
+        <w:br/>
+      </w:r>
+      <w:r>
+        <w:rPr>
+          <w:rStyle w:val="Strong"/>
+        </w:rPr>
+        <w:t>Wariant B</w:t>
+      </w:r>
+      <w:r>
+        <w:rPr/>
+        <w:t xml:space="preserve"> — Podmiot leczniczy / lekarz dentysta (sprawca szkody) — gdy dane ubezpieczyciela nie są jeszcze znane albo roszczenie kierowane jest równolegle do sprawcy. ........................................................................................</w:t>
         <w:br/>
       </w:r>
       <w:r>
@@ -365,6 +392,19 @@
     </w:p>
     <w:p>
       <w:pPr>
+        <w:pStyle w:val="BodyText"/>
+        <w:bidi w:val="0"/>
+        <w:rPr/>
+      </w:pPr>
+      <w:r>
+        <w:rPr>
+          <w:rStyle w:val="Emphasis"/>
+        </w:rPr>
+        <w:t>Niniejsze zgłoszenie roszczenia (zdarzenia) przerywa bieg przedawnienia roszczenia o świadczenie do ubezpieczyciela (art. 819 § 4 KC). Bieg przedawnienia rozpoczyna się na nowo od dnia, w którym otrzymam pisemne oświadczenie ubezpieczyciela o przyznaniu lub odmowie świadczenia.</w:t>
+      </w:r>
+    </w:p>
+    <w:p>
+      <w:pPr>
         <w:pStyle w:val="HorizontalLine"/>
         <w:bidi w:val="0"/>
         <w:jc w:val="start"/>
@@ -839,7 +879,7 @@
       </w:pPr>
       <w:r>
         <w:rPr/>
-        <w:t xml:space="preserve">Zaświadczenia o niezdolności do pracy (ZUS ZLA / L4) wynikające z powikłań (opcjonalnie); </w:t>
+        <w:t xml:space="preserve">Zaświadczenia o czasowej niezdolności do pracy (zaświadczenie lekarskie ZUS ZLA, tzw. L4) wynikające z powikłań (opcjonalnie); </w:t>
       </w:r>
     </w:p>
     <w:p>
@@ -1435,7 +1475,7 @@
       <w:start w:val="1"/>
       <w:numFmt w:val="none"/>
       <w:suff w:val="nothing"/>
-      <w:lvlText w:val="%1"/>
+      <w:lvlText w:val=""/>
       <w:lvlJc w:val="start"/>
       <w:pPr>
         <w:tabs>
@@ -1446,10 +1486,37 @@
     </w:lvl>
     <w:lvl w:ilvl="1">
       <w:start w:val="1"/>
+      <w:numFmt w:val="none"/>
       <w:pStyle w:val="Heading2"/>
+      <w:suff w:val="nothing"/>
+      <w:lvlText w:val=""/>
+      <w:lvlJc w:val="start"/>
+      <w:pPr>
+        <w:tabs>
+          <w:tab w:val="num" w:pos="0"/>
+        </w:tabs>
+        <w:ind w:start="0" w:hanging="0"/>
+      </w:pPr>
+    </w:lvl>
+    <w:lvl w:ilvl="2">
+      <w:start w:val="1"/>
+      <w:numFmt w:val="none"/>
+      <w:pStyle w:val="Heading3"/>
+      <w:suff w:val="nothing"/>
+      <w:lvlText w:val=""/>
+      <w:lvlJc w:val="start"/>
+      <w:pPr>
+        <w:tabs>
+          <w:tab w:val="num" w:pos="0"/>
+        </w:tabs>
+        <w:ind w:start="0" w:hanging="0"/>
+      </w:pPr>
+    </w:lvl>
+    <w:lvl w:ilvl="3">
+      <w:start w:val="1"/>
       <w:numFmt w:val="none"/>
       <w:suff w:val="nothing"/>
-      <w:lvlText w:val="%2"/>
+      <w:lvlText w:val=""/>
       <w:lvlJc w:val="start"/>
       <w:pPr>
         <w:tabs>
@@ -1458,12 +1525,11 @@
         <w:ind w:start="0" w:hanging="0"/>
       </w:pPr>
     </w:lvl>
-    <w:lvl w:ilvl="2">
-      <w:start w:val="1"/>
-      <w:pStyle w:val="Heading3"/>
+    <w:lvl w:ilvl="4">
+      <w:start w:val="1"/>
       <w:numFmt w:val="none"/>
       <w:suff w:val="nothing"/>
-      <w:lvlText w:val="%3"/>
+      <w:lvlText w:val=""/>
       <w:lvlJc w:val="start"/>
       <w:pPr>
         <w:tabs>
@@ -1472,11 +1538,11 @@
         <w:ind w:start="0" w:hanging="0"/>
       </w:pPr>
     </w:lvl>
-    <w:lvl w:ilvl="3">
+    <w:lvl w:ilvl="5">
       <w:start w:val="1"/>
       <w:numFmt w:val="none"/>
       <w:suff w:val="nothing"/>
-      <w:lvlText w:val="%4"/>
+      <w:lvlText w:val=""/>
       <w:lvlJc w:val="start"/>
       <w:pPr>
         <w:tabs>
@@ -1485,11 +1551,11 @@
         <w:ind w:start="0" w:hanging="0"/>
       </w:pPr>
     </w:lvl>
-    <w:lvl w:ilvl="4">
+    <w:lvl w:ilvl="6">
       <w:start w:val="1"/>
       <w:numFmt w:val="none"/>
       <w:suff w:val="nothing"/>
-      <w:lvlText w:val="%5"/>
+      <w:lvlText w:val=""/>
       <w:lvlJc w:val="start"/>
       <w:pPr>
         <w:tabs>
@@ -1498,11 +1564,11 @@
         <w:ind w:start="0" w:hanging="0"/>
       </w:pPr>
     </w:lvl>
-    <w:lvl w:ilvl="5">
+    <w:lvl w:ilvl="7">
       <w:start w:val="1"/>
       <w:numFmt w:val="none"/>
       <w:suff w:val="nothing"/>
-      <w:lvlText w:val="%6"/>
+      <w:lvlText w:val=""/>
       <w:lvlJc w:val="start"/>
       <w:pPr>
         <w:tabs>
@@ -1511,37 +1577,11 @@
         <w:ind w:start="0" w:hanging="0"/>
       </w:pPr>
     </w:lvl>
-    <w:lvl w:ilvl="6">
+    <w:lvl w:ilvl="8">
       <w:start w:val="1"/>
       <w:numFmt w:val="none"/>
       <w:suff w:val="nothing"/>
-      <w:lvlText w:val="%7"/>
-      <w:lvlJc w:val="start"/>
-      <w:pPr>
-        <w:tabs>
-          <w:tab w:val="num" w:pos="0"/>
-        </w:tabs>
-        <w:ind w:start="0" w:hanging="0"/>
-      </w:pPr>
-    </w:lvl>
-    <w:lvl w:ilvl="7">
-      <w:start w:val="1"/>
-      <w:numFmt w:val="none"/>
-      <w:suff w:val="nothing"/>
-      <w:lvlText w:val="%8"/>
-      <w:lvlJc w:val="start"/>
-      <w:pPr>
-        <w:tabs>
-          <w:tab w:val="num" w:pos="0"/>
-        </w:tabs>
-        <w:ind w:start="0" w:hanging="0"/>
-      </w:pPr>
-    </w:lvl>
-    <w:lvl w:ilvl="8">
-      <w:start w:val="1"/>
-      <w:numFmt w:val="none"/>
-      <w:suff w:val="nothing"/>
-      <w:lvlText w:val="%9"/>
+      <w:lvlText w:val=""/>
       <w:lvlJc w:val="start"/>
       <w:pPr>
         <w:tabs>
@@ -1574,10 +1614,10 @@
   <w:docDefaults>
     <w:rPrDefault>
       <w:rPr>
-        <w:rFonts w:ascii="Liberation Serif" w:hAnsi="Liberation Serif" w:eastAsia="Noto Sans" w:cs="Noto Sans Devanagari"/>
+        <w:rFonts w:ascii="Liberation Serif" w:hAnsi="Liberation Serif" w:eastAsia="Noto Serif CJK SC" w:cs="Noto Sans Devanagari"/>
         <w:sz w:val="24"/>
         <w:szCs w:val="24"/>
-        <w:lang w:val="en-US" w:eastAsia="zh-CN" w:bidi="hi-IN"/>
+        <w:lang w:val="pl-PL" w:eastAsia="zh-CN" w:bidi="hi-IN"/>
       </w:rPr>
     </w:rPrDefault>
     <w:pPrDefault>
@@ -1599,11 +1639,11 @@
       <w:color w:val="111111"/>
       <w:sz w:val="21"/>
       <w:szCs w:val="21"/>
-      <w:lang w:val="en-US" w:eastAsia="zh-CN" w:bidi="hi-IN"/>
+      <w:lang w:val="pl-PL" w:eastAsia="zh-CN" w:bidi="hi-IN"/>
     </w:rPr>
   </w:style>
   <w:style w:type="paragraph" w:styleId="Heading1">
-    <w:name w:val="Heading 1"/>
+    <w:name w:val="heading 1"/>
     <w:basedOn w:val="Heading"/>
     <w:next w:val="BodyText"/>
     <w:qFormat/>
@@ -1615,7 +1655,6 @@
       <w:jc w:val="center"/>
     </w:pPr>
     <w:rPr>
-      <w:rFonts w:ascii="Noto Sans" w:hAnsi="Noto Sans"/>
       <w:b/>
       <w:bCs/>
       <w:caps/>
@@ -1624,7 +1663,7 @@
     </w:rPr>
   </w:style>
   <w:style w:type="paragraph" w:styleId="Heading2">
-    <w:name w:val="Heading 2"/>
+    <w:name w:val="heading 2"/>
     <w:basedOn w:val="Heading"/>
     <w:next w:val="BodyText"/>
     <w:qFormat/>
@@ -1637,7 +1676,7 @@
       <w:outlineLvl w:val="1"/>
     </w:pPr>
     <w:rPr>
-      <w:rFonts w:ascii="Liberation Serif" w:hAnsi="Liberation Serif" w:eastAsia="Noto Sans" w:cs="Noto Sans Devanagari"/>
+      <w:rFonts w:ascii="Liberation Serif" w:hAnsi="Liberation Serif" w:eastAsia="Noto Serif CJK SC" w:cs="Noto Sans Devanagari"/>
       <w:b/>
       <w:bCs/>
       <w:sz w:val="24"/>
@@ -1645,7 +1684,7 @@
     </w:rPr>
   </w:style>
   <w:style w:type="paragraph" w:styleId="Heading3">
-    <w:name w:val="Heading 3"/>
+    <w:name w:val="heading 3"/>
     <w:basedOn w:val="Heading"/>
     <w:next w:val="BodyText"/>
     <w:qFormat/>
@@ -1655,11 +1694,23 @@
       <w:outlineLvl w:val="2"/>
     </w:pPr>
     <w:rPr>
-      <w:rFonts w:ascii="Liberation Serif" w:hAnsi="Liberation Serif" w:eastAsia="Noto Sans" w:cs="Noto Sans Devanagari"/>
+      <w:rFonts w:ascii="Liberation Serif" w:hAnsi="Liberation Serif" w:eastAsia="Noto Serif CJK SC" w:cs="Noto Sans Devanagari"/>
       <w:b/>
       <w:bCs/>
       <w:sz w:val="22"/>
       <w:szCs w:val="22"/>
+    </w:rPr>
+  </w:style>
+  <w:style w:type="character" w:styleId="EndnoteReference">
+    <w:name w:val="endnote reference"/>
+    <w:rPr>
+      <w:vertAlign w:val="superscript"/>
+    </w:rPr>
+  </w:style>
+  <w:style w:type="character" w:styleId="FootnoteReference">
+    <w:name w:val="footnote reference"/>
+    <w:rPr>
+      <w:vertAlign w:val="superscript"/>
     </w:rPr>
   </w:style>
   <w:style w:type="character" w:styleId="EndnoteCharacters">
@@ -1718,7 +1769,7 @@
     </w:rPr>
   </w:style>
   <w:style w:type="paragraph" w:styleId="EnvelopeReturn">
-    <w:name w:val="Envelope Return"/>
+    <w:name w:val="envelope return"/>
     <w:basedOn w:val="Normal"/>
     <w:pPr/>
     <w:rPr>
@@ -1730,46 +1781,6 @@
     <w:basedOn w:val="BodyText"/>
     <w:qFormat/>
     <w:pPr/>
-    <w:rPr/>
-  </w:style>
-  <w:style w:type="paragraph" w:styleId="Footer">
-    <w:name w:val="Footer"/>
-    <w:basedOn w:val="Normal"/>
-    <w:pPr>
-      <w:suppressLineNumbers/>
-      <w:tabs>
-        <w:tab w:val="clear" w:pos="1134"/>
-        <w:tab w:val="center" w:pos="4818" w:leader="none"/>
-        <w:tab w:val="right" w:pos="9637" w:leader="none"/>
-      </w:tabs>
-    </w:pPr>
-    <w:rPr/>
-  </w:style>
-  <w:style w:type="paragraph" w:styleId="Header">
-    <w:name w:val="Header"/>
-    <w:basedOn w:val="Normal"/>
-    <w:pPr>
-      <w:suppressLineNumbers/>
-      <w:tabs>
-        <w:tab w:val="clear" w:pos="1134"/>
-        <w:tab w:val="center" w:pos="4818" w:leader="none"/>
-        <w:tab w:val="right" w:pos="9637" w:leader="none"/>
-      </w:tabs>
-    </w:pPr>
-    <w:rPr/>
-  </w:style>
-  <w:style w:type="paragraph" w:styleId="HeaderandFooter">
-    <w:name w:val="Header and Footer"/>
-    <w:basedOn w:val="Normal"/>
-    <w:qFormat/>
-    <w:pPr>
-      <w:suppressLineNumbers/>
-      <w:tabs>
-        <w:tab w:val="clear" w:pos="1134"/>
-        <w:tab w:val="center" w:pos="4819" w:leader="none"/>
-        <w:tab w:val="right" w:pos="9638" w:leader="none"/>
-      </w:tabs>
-    </w:pPr>
     <w:rPr/>
   </w:style>
   <w:style w:type="paragraph" w:styleId="Index">
@@ -1784,7 +1795,7 @@
     </w:rPr>
   </w:style>
   <w:style w:type="paragraph" w:styleId="Caption">
-    <w:name w:val="Caption"/>
+    <w:name w:val="caption"/>
     <w:basedOn w:val="Normal"/>
     <w:qFormat/>
     <w:pPr>
@@ -1844,37 +1855,37 @@
         <a:srgbClr val="000000"/>
       </a:dk1>
       <a:lt1>
-        <a:srgbClr val="ffffff"/>
+        <a:srgbClr val="FFFFFF"/>
       </a:lt1>
       <a:dk2>
         <a:srgbClr val="000000"/>
       </a:dk2>
       <a:lt2>
-        <a:srgbClr val="ffffff"/>
+        <a:srgbClr val="FFFFFF"/>
       </a:lt2>
       <a:accent1>
-        <a:srgbClr val="18a303"/>
+        <a:srgbClr val="18A303"/>
       </a:accent1>
       <a:accent2>
-        <a:srgbClr val="0369a3"/>
+        <a:srgbClr val="0369A3"/>
       </a:accent2>
       <a:accent3>
-        <a:srgbClr val="a33e03"/>
+        <a:srgbClr val="A33E03"/>
       </a:accent3>
       <a:accent4>
-        <a:srgbClr val="8e03a3"/>
+        <a:srgbClr val="8E03A3"/>
       </a:accent4>
       <a:accent5>
-        <a:srgbClr val="c99c00"/>
+        <a:srgbClr val="C99C00"/>
       </a:accent5>
       <a:accent6>
-        <a:srgbClr val="c9211e"/>
+        <a:srgbClr val="C9211E"/>
       </a:accent6>
       <a:hlink>
-        <a:srgbClr val="0000ee"/>
+        <a:srgbClr val="0000EE"/>
       </a:hlink>
       <a:folHlink>
-        <a:srgbClr val="551a8b"/>
+        <a:srgbClr val="551A8B"/>
       </a:folHlink>
     </a:clrScheme>
     <a:fontScheme name="Office">

--- a/dist/wniosek-odszkodowanie-OC-dentysty.docx
+++ b/dist/wniosek-odszkodowanie-OC-dentysty.docx
@@ -1,6 +1,6 @@
 
 <file path=word/document.xml><?xml version="1.0" encoding="utf-8"?>
-<w:document xmlns:o="urn:schemas-microsoft-com:office:office" xmlns:r="http://schemas.openxmlformats.org/officeDocument/2006/relationships" xmlns:v="urn:schemas-microsoft-com:vml" xmlns:w="http://schemas.openxmlformats.org/wordprocessingml/2006/main" xmlns:w10="urn:schemas-microsoft-com:office:word" xmlns:wp="http://schemas.openxmlformats.org/drawingml/2006/wordprocessingDrawing" xmlns:pic="http://schemas.openxmlformats.org/drawingml/2006/picture" xmlns:wps="http://schemas.microsoft.com/office/word/2010/wordprocessingShape" xmlns:wpg="http://schemas.microsoft.com/office/word/2010/wordprocessingGroup" xmlns:mc="http://schemas.openxmlformats.org/markup-compatibility/2006" xmlns:wp14="http://schemas.microsoft.com/office/word/2010/wordprocessingDrawing" xmlns:w14="http://schemas.microsoft.com/office/word/2010/wordml" xmlns:w15="http://schemas.microsoft.com/office/word/2012/wordml" mc:Ignorable="w14 wp14 w15">
+<w:document xmlns:o="urn:schemas-microsoft-com:office:office" xmlns:r="http://schemas.openxmlformats.org/officeDocument/2006/relationships" xmlns:v="urn:schemas-microsoft-com:vml" xmlns:w="http://schemas.openxmlformats.org/wordprocessingml/2006/main" xmlns:w10="urn:schemas-microsoft-com:office:word" xmlns:wp="http://schemas.openxmlformats.org/drawingml/2006/wordprocessingDrawing" xmlns:wps="http://schemas.microsoft.com/office/word/2010/wordprocessingShape" xmlns:wpg="http://schemas.microsoft.com/office/word/2010/wordprocessingGroup" xmlns:mc="http://schemas.openxmlformats.org/markup-compatibility/2006" xmlns:wp14="http://schemas.microsoft.com/office/word/2010/wordprocessingDrawing" xmlns:w14="http://schemas.microsoft.com/office/word/2010/wordml" xmlns:w15="http://schemas.microsoft.com/office/word/2012/wordml" mc:Ignorable="w14 wp14 w15">
   <w:body>
     <w:p>
       <w:pPr>
@@ -1475,7 +1475,7 @@
       <w:start w:val="1"/>
       <w:numFmt w:val="none"/>
       <w:suff w:val="nothing"/>
-      <w:lvlText w:val=""/>
+      <w:lvlText w:val="%1"/>
       <w:lvlJc w:val="start"/>
       <w:pPr>
         <w:tabs>
@@ -1486,37 +1486,10 @@
     </w:lvl>
     <w:lvl w:ilvl="1">
       <w:start w:val="1"/>
-      <w:numFmt w:val="none"/>
       <w:pStyle w:val="Heading2"/>
-      <w:suff w:val="nothing"/>
-      <w:lvlText w:val=""/>
-      <w:lvlJc w:val="start"/>
-      <w:pPr>
-        <w:tabs>
-          <w:tab w:val="num" w:pos="0"/>
-        </w:tabs>
-        <w:ind w:start="0" w:hanging="0"/>
-      </w:pPr>
-    </w:lvl>
-    <w:lvl w:ilvl="2">
-      <w:start w:val="1"/>
-      <w:numFmt w:val="none"/>
-      <w:pStyle w:val="Heading3"/>
-      <w:suff w:val="nothing"/>
-      <w:lvlText w:val=""/>
-      <w:lvlJc w:val="start"/>
-      <w:pPr>
-        <w:tabs>
-          <w:tab w:val="num" w:pos="0"/>
-        </w:tabs>
-        <w:ind w:start="0" w:hanging="0"/>
-      </w:pPr>
-    </w:lvl>
-    <w:lvl w:ilvl="3">
-      <w:start w:val="1"/>
       <w:numFmt w:val="none"/>
       <w:suff w:val="nothing"/>
-      <w:lvlText w:val=""/>
+      <w:lvlText w:val="%2"/>
       <w:lvlJc w:val="start"/>
       <w:pPr>
         <w:tabs>
@@ -1525,11 +1498,12 @@
         <w:ind w:start="0" w:hanging="0"/>
       </w:pPr>
     </w:lvl>
-    <w:lvl w:ilvl="4">
-      <w:start w:val="1"/>
+    <w:lvl w:ilvl="2">
+      <w:start w:val="1"/>
+      <w:pStyle w:val="Heading3"/>
       <w:numFmt w:val="none"/>
       <w:suff w:val="nothing"/>
-      <w:lvlText w:val=""/>
+      <w:lvlText w:val="%3"/>
       <w:lvlJc w:val="start"/>
       <w:pPr>
         <w:tabs>
@@ -1538,11 +1512,11 @@
         <w:ind w:start="0" w:hanging="0"/>
       </w:pPr>
     </w:lvl>
-    <w:lvl w:ilvl="5">
+    <w:lvl w:ilvl="3">
       <w:start w:val="1"/>
       <w:numFmt w:val="none"/>
       <w:suff w:val="nothing"/>
-      <w:lvlText w:val=""/>
+      <w:lvlText w:val="%4"/>
       <w:lvlJc w:val="start"/>
       <w:pPr>
         <w:tabs>
@@ -1551,11 +1525,11 @@
         <w:ind w:start="0" w:hanging="0"/>
       </w:pPr>
     </w:lvl>
-    <w:lvl w:ilvl="6">
+    <w:lvl w:ilvl="4">
       <w:start w:val="1"/>
       <w:numFmt w:val="none"/>
       <w:suff w:val="nothing"/>
-      <w:lvlText w:val=""/>
+      <w:lvlText w:val="%5"/>
       <w:lvlJc w:val="start"/>
       <w:pPr>
         <w:tabs>
@@ -1564,11 +1538,11 @@
         <w:ind w:start="0" w:hanging="0"/>
       </w:pPr>
     </w:lvl>
-    <w:lvl w:ilvl="7">
+    <w:lvl w:ilvl="5">
       <w:start w:val="1"/>
       <w:numFmt w:val="none"/>
       <w:suff w:val="nothing"/>
-      <w:lvlText w:val=""/>
+      <w:lvlText w:val="%6"/>
       <w:lvlJc w:val="start"/>
       <w:pPr>
         <w:tabs>
@@ -1577,11 +1551,37 @@
         <w:ind w:start="0" w:hanging="0"/>
       </w:pPr>
     </w:lvl>
-    <w:lvl w:ilvl="8">
+    <w:lvl w:ilvl="6">
       <w:start w:val="1"/>
       <w:numFmt w:val="none"/>
       <w:suff w:val="nothing"/>
-      <w:lvlText w:val=""/>
+      <w:lvlText w:val="%7"/>
+      <w:lvlJc w:val="start"/>
+      <w:pPr>
+        <w:tabs>
+          <w:tab w:val="num" w:pos="0"/>
+        </w:tabs>
+        <w:ind w:start="0" w:hanging="0"/>
+      </w:pPr>
+    </w:lvl>
+    <w:lvl w:ilvl="7">
+      <w:start w:val="1"/>
+      <w:numFmt w:val="none"/>
+      <w:suff w:val="nothing"/>
+      <w:lvlText w:val="%8"/>
+      <w:lvlJc w:val="start"/>
+      <w:pPr>
+        <w:tabs>
+          <w:tab w:val="num" w:pos="0"/>
+        </w:tabs>
+        <w:ind w:start="0" w:hanging="0"/>
+      </w:pPr>
+    </w:lvl>
+    <w:lvl w:ilvl="8">
+      <w:start w:val="1"/>
+      <w:numFmt w:val="none"/>
+      <w:suff w:val="nothing"/>
+      <w:lvlText w:val="%9"/>
       <w:lvlJc w:val="start"/>
       <w:pPr>
         <w:tabs>
@@ -1614,10 +1614,10 @@
   <w:docDefaults>
     <w:rPrDefault>
       <w:rPr>
-        <w:rFonts w:ascii="Liberation Serif" w:hAnsi="Liberation Serif" w:eastAsia="Noto Serif CJK SC" w:cs="Noto Sans Devanagari"/>
+        <w:rFonts w:ascii="Liberation Serif" w:hAnsi="Liberation Serif" w:eastAsia="Noto Sans" w:cs="Noto Sans Devanagari"/>
         <w:sz w:val="24"/>
         <w:szCs w:val="24"/>
-        <w:lang w:val="pl-PL" w:eastAsia="zh-CN" w:bidi="hi-IN"/>
+        <w:lang w:val="en-US" w:eastAsia="zh-CN" w:bidi="hi-IN"/>
       </w:rPr>
     </w:rPrDefault>
     <w:pPrDefault>
@@ -1639,11 +1639,11 @@
       <w:color w:val="111111"/>
       <w:sz w:val="21"/>
       <w:szCs w:val="21"/>
-      <w:lang w:val="pl-PL" w:eastAsia="zh-CN" w:bidi="hi-IN"/>
+      <w:lang w:val="en-US" w:eastAsia="zh-CN" w:bidi="hi-IN"/>
     </w:rPr>
   </w:style>
   <w:style w:type="paragraph" w:styleId="Heading1">
-    <w:name w:val="heading 1"/>
+    <w:name w:val="Heading 1"/>
     <w:basedOn w:val="Heading"/>
     <w:next w:val="BodyText"/>
     <w:qFormat/>
@@ -1655,6 +1655,7 @@
       <w:jc w:val="center"/>
     </w:pPr>
     <w:rPr>
+      <w:rFonts w:ascii="Noto Sans" w:hAnsi="Noto Sans"/>
       <w:b/>
       <w:bCs/>
       <w:caps/>
@@ -1663,7 +1664,7 @@
     </w:rPr>
   </w:style>
   <w:style w:type="paragraph" w:styleId="Heading2">
-    <w:name w:val="heading 2"/>
+    <w:name w:val="Heading 2"/>
     <w:basedOn w:val="Heading"/>
     <w:next w:val="BodyText"/>
     <w:qFormat/>
@@ -1676,7 +1677,7 @@
       <w:outlineLvl w:val="1"/>
     </w:pPr>
     <w:rPr>
-      <w:rFonts w:ascii="Liberation Serif" w:hAnsi="Liberation Serif" w:eastAsia="Noto Serif CJK SC" w:cs="Noto Sans Devanagari"/>
+      <w:rFonts w:ascii="Liberation Serif" w:hAnsi="Liberation Serif" w:eastAsia="Noto Sans" w:cs="Noto Sans Devanagari"/>
       <w:b/>
       <w:bCs/>
       <w:sz w:val="24"/>
@@ -1684,7 +1685,7 @@
     </w:rPr>
   </w:style>
   <w:style w:type="paragraph" w:styleId="Heading3">
-    <w:name w:val="heading 3"/>
+    <w:name w:val="Heading 3"/>
     <w:basedOn w:val="Heading"/>
     <w:next w:val="BodyText"/>
     <w:qFormat/>
@@ -1694,23 +1695,11 @@
       <w:outlineLvl w:val="2"/>
     </w:pPr>
     <w:rPr>
-      <w:rFonts w:ascii="Liberation Serif" w:hAnsi="Liberation Serif" w:eastAsia="Noto Serif CJK SC" w:cs="Noto Sans Devanagari"/>
+      <w:rFonts w:ascii="Liberation Serif" w:hAnsi="Liberation Serif" w:eastAsia="Noto Sans" w:cs="Noto Sans Devanagari"/>
       <w:b/>
       <w:bCs/>
       <w:sz w:val="22"/>
       <w:szCs w:val="22"/>
-    </w:rPr>
-  </w:style>
-  <w:style w:type="character" w:styleId="EndnoteReference">
-    <w:name w:val="endnote reference"/>
-    <w:rPr>
-      <w:vertAlign w:val="superscript"/>
-    </w:rPr>
-  </w:style>
-  <w:style w:type="character" w:styleId="FootnoteReference">
-    <w:name w:val="footnote reference"/>
-    <w:rPr>
-      <w:vertAlign w:val="superscript"/>
     </w:rPr>
   </w:style>
   <w:style w:type="character" w:styleId="EndnoteCharacters">
@@ -1769,7 +1758,7 @@
     </w:rPr>
   </w:style>
   <w:style w:type="paragraph" w:styleId="EnvelopeReturn">
-    <w:name w:val="envelope return"/>
+    <w:name w:val="Envelope Return"/>
     <w:basedOn w:val="Normal"/>
     <w:pPr/>
     <w:rPr>
@@ -1781,6 +1770,46 @@
     <w:basedOn w:val="BodyText"/>
     <w:qFormat/>
     <w:pPr/>
+    <w:rPr/>
+  </w:style>
+  <w:style w:type="paragraph" w:styleId="Footer">
+    <w:name w:val="Footer"/>
+    <w:basedOn w:val="Normal"/>
+    <w:pPr>
+      <w:suppressLineNumbers/>
+      <w:tabs>
+        <w:tab w:val="clear" w:pos="1134"/>
+        <w:tab w:val="center" w:pos="4818" w:leader="none"/>
+        <w:tab w:val="right" w:pos="9637" w:leader="none"/>
+      </w:tabs>
+    </w:pPr>
+    <w:rPr/>
+  </w:style>
+  <w:style w:type="paragraph" w:styleId="Header">
+    <w:name w:val="Header"/>
+    <w:basedOn w:val="Normal"/>
+    <w:pPr>
+      <w:suppressLineNumbers/>
+      <w:tabs>
+        <w:tab w:val="clear" w:pos="1134"/>
+        <w:tab w:val="center" w:pos="4818" w:leader="none"/>
+        <w:tab w:val="right" w:pos="9637" w:leader="none"/>
+      </w:tabs>
+    </w:pPr>
+    <w:rPr/>
+  </w:style>
+  <w:style w:type="paragraph" w:styleId="HeaderandFooter">
+    <w:name w:val="Header and Footer"/>
+    <w:basedOn w:val="Normal"/>
+    <w:qFormat/>
+    <w:pPr>
+      <w:suppressLineNumbers/>
+      <w:tabs>
+        <w:tab w:val="clear" w:pos="1134"/>
+        <w:tab w:val="center" w:pos="4819" w:leader="none"/>
+        <w:tab w:val="right" w:pos="9638" w:leader="none"/>
+      </w:tabs>
+    </w:pPr>
     <w:rPr/>
   </w:style>
   <w:style w:type="paragraph" w:styleId="Index">
@@ -1795,7 +1824,7 @@
     </w:rPr>
   </w:style>
   <w:style w:type="paragraph" w:styleId="Caption">
-    <w:name w:val="caption"/>
+    <w:name w:val="Caption"/>
     <w:basedOn w:val="Normal"/>
     <w:qFormat/>
     <w:pPr>
@@ -1855,37 +1884,37 @@
         <a:srgbClr val="000000"/>
       </a:dk1>
       <a:lt1>
-        <a:srgbClr val="FFFFFF"/>
+        <a:srgbClr val="ffffff"/>
       </a:lt1>
       <a:dk2>
         <a:srgbClr val="000000"/>
       </a:dk2>
       <a:lt2>
-        <a:srgbClr val="FFFFFF"/>
+        <a:srgbClr val="ffffff"/>
       </a:lt2>
       <a:accent1>
-        <a:srgbClr val="18A303"/>
+        <a:srgbClr val="18a303"/>
       </a:accent1>
       <a:accent2>
-        <a:srgbClr val="0369A3"/>
+        <a:srgbClr val="0369a3"/>
       </a:accent2>
       <a:accent3>
-        <a:srgbClr val="A33E03"/>
+        <a:srgbClr val="a33e03"/>
       </a:accent3>
       <a:accent4>
-        <a:srgbClr val="8E03A3"/>
+        <a:srgbClr val="8e03a3"/>
       </a:accent4>
       <a:accent5>
-        <a:srgbClr val="C99C00"/>
+        <a:srgbClr val="c99c00"/>
       </a:accent5>
       <a:accent6>
-        <a:srgbClr val="C9211E"/>
+        <a:srgbClr val="c9211e"/>
       </a:accent6>
       <a:hlink>
-        <a:srgbClr val="0000EE"/>
+        <a:srgbClr val="0000ee"/>
       </a:hlink>
       <a:folHlink>
-        <a:srgbClr val="551A8B"/>
+        <a:srgbClr val="551a8b"/>
       </a:folHlink>
     </a:clrScheme>
     <a:fontScheme name="Office">

--- a/dist/wniosek-odszkodowanie-OC-dentysty.docx
+++ b/dist/wniosek-odszkodowanie-OC-dentysty.docx
@@ -1,6 +1,6 @@
 
 <file path=word/document.xml><?xml version="1.0" encoding="utf-8"?>
-<w:document xmlns:o="urn:schemas-microsoft-com:office:office" xmlns:r="http://schemas.openxmlformats.org/officeDocument/2006/relationships" xmlns:v="urn:schemas-microsoft-com:vml" xmlns:w="http://schemas.openxmlformats.org/wordprocessingml/2006/main" xmlns:w10="urn:schemas-microsoft-com:office:word" xmlns:wp="http://schemas.openxmlformats.org/drawingml/2006/wordprocessingDrawing" xmlns:wps="http://schemas.microsoft.com/office/word/2010/wordprocessingShape" xmlns:wpg="http://schemas.microsoft.com/office/word/2010/wordprocessingGroup" xmlns:mc="http://schemas.openxmlformats.org/markup-compatibility/2006" xmlns:wp14="http://schemas.microsoft.com/office/word/2010/wordprocessingDrawing" xmlns:w14="http://schemas.microsoft.com/office/word/2010/wordml" xmlns:w15="http://schemas.microsoft.com/office/word/2012/wordml" mc:Ignorable="w14 wp14 w15">
+<w:document xmlns:o="urn:schemas-microsoft-com:office:office" xmlns:r="http://schemas.openxmlformats.org/officeDocument/2006/relationships" xmlns:v="urn:schemas-microsoft-com:vml" xmlns:w="http://schemas.openxmlformats.org/wordprocessingml/2006/main" xmlns:w10="urn:schemas-microsoft-com:office:word" xmlns:wp="http://schemas.openxmlformats.org/drawingml/2006/wordprocessingDrawing" xmlns:pic="http://schemas.openxmlformats.org/drawingml/2006/picture" xmlns:wps="http://schemas.microsoft.com/office/word/2010/wordprocessingShape" xmlns:wpg="http://schemas.microsoft.com/office/word/2010/wordprocessingGroup" xmlns:mc="http://schemas.openxmlformats.org/markup-compatibility/2006" xmlns:wp14="http://schemas.microsoft.com/office/word/2010/wordprocessingDrawing" xmlns:w14="http://schemas.microsoft.com/office/word/2010/wordml" xmlns:w15="http://schemas.microsoft.com/office/word/2012/wordml" mc:Ignorable="w14 wp14 w15">
   <w:body>
     <w:p>
       <w:pPr>
@@ -1475,7 +1475,7 @@
       <w:start w:val="1"/>
       <w:numFmt w:val="none"/>
       <w:suff w:val="nothing"/>
-      <w:lvlText w:val="%1"/>
+      <w:lvlText w:val=""/>
       <w:lvlJc w:val="start"/>
       <w:pPr>
         <w:tabs>
@@ -1486,10 +1486,37 @@
     </w:lvl>
     <w:lvl w:ilvl="1">
       <w:start w:val="1"/>
+      <w:numFmt w:val="none"/>
       <w:pStyle w:val="Heading2"/>
+      <w:suff w:val="nothing"/>
+      <w:lvlText w:val=""/>
+      <w:lvlJc w:val="start"/>
+      <w:pPr>
+        <w:tabs>
+          <w:tab w:val="num" w:pos="0"/>
+        </w:tabs>
+        <w:ind w:start="0" w:hanging="0"/>
+      </w:pPr>
+    </w:lvl>
+    <w:lvl w:ilvl="2">
+      <w:start w:val="1"/>
+      <w:numFmt w:val="none"/>
+      <w:pStyle w:val="Heading3"/>
+      <w:suff w:val="nothing"/>
+      <w:lvlText w:val=""/>
+      <w:lvlJc w:val="start"/>
+      <w:pPr>
+        <w:tabs>
+          <w:tab w:val="num" w:pos="0"/>
+        </w:tabs>
+        <w:ind w:start="0" w:hanging="0"/>
+      </w:pPr>
+    </w:lvl>
+    <w:lvl w:ilvl="3">
+      <w:start w:val="1"/>
       <w:numFmt w:val="none"/>
       <w:suff w:val="nothing"/>
-      <w:lvlText w:val="%2"/>
+      <w:lvlText w:val=""/>
       <w:lvlJc w:val="start"/>
       <w:pPr>
         <w:tabs>
@@ -1498,12 +1525,11 @@
         <w:ind w:start="0" w:hanging="0"/>
       </w:pPr>
     </w:lvl>
-    <w:lvl w:ilvl="2">
-      <w:start w:val="1"/>
-      <w:pStyle w:val="Heading3"/>
+    <w:lvl w:ilvl="4">
+      <w:start w:val="1"/>
       <w:numFmt w:val="none"/>
       <w:suff w:val="nothing"/>
-      <w:lvlText w:val="%3"/>
+      <w:lvlText w:val=""/>
       <w:lvlJc w:val="start"/>
       <w:pPr>
         <w:tabs>
@@ -1512,11 +1538,11 @@
         <w:ind w:start="0" w:hanging="0"/>
       </w:pPr>
     </w:lvl>
-    <w:lvl w:ilvl="3">
+    <w:lvl w:ilvl="5">
       <w:start w:val="1"/>
       <w:numFmt w:val="none"/>
       <w:suff w:val="nothing"/>
-      <w:lvlText w:val="%4"/>
+      <w:lvlText w:val=""/>
       <w:lvlJc w:val="start"/>
       <w:pPr>
         <w:tabs>
@@ -1525,11 +1551,11 @@
         <w:ind w:start="0" w:hanging="0"/>
       </w:pPr>
     </w:lvl>
-    <w:lvl w:ilvl="4">
+    <w:lvl w:ilvl="6">
       <w:start w:val="1"/>
       <w:numFmt w:val="none"/>
       <w:suff w:val="nothing"/>
-      <w:lvlText w:val="%5"/>
+      <w:lvlText w:val=""/>
       <w:lvlJc w:val="start"/>
       <w:pPr>
         <w:tabs>
@@ -1538,11 +1564,11 @@
         <w:ind w:start="0" w:hanging="0"/>
       </w:pPr>
     </w:lvl>
-    <w:lvl w:ilvl="5">
+    <w:lvl w:ilvl="7">
       <w:start w:val="1"/>
       <w:numFmt w:val="none"/>
       <w:suff w:val="nothing"/>
-      <w:lvlText w:val="%6"/>
+      <w:lvlText w:val=""/>
       <w:lvlJc w:val="start"/>
       <w:pPr>
         <w:tabs>
@@ -1551,37 +1577,11 @@
         <w:ind w:start="0" w:hanging="0"/>
       </w:pPr>
     </w:lvl>
-    <w:lvl w:ilvl="6">
+    <w:lvl w:ilvl="8">
       <w:start w:val="1"/>
       <w:numFmt w:val="none"/>
       <w:suff w:val="nothing"/>
-      <w:lvlText w:val="%7"/>
-      <w:lvlJc w:val="start"/>
-      <w:pPr>
-        <w:tabs>
-          <w:tab w:val="num" w:pos="0"/>
-        </w:tabs>
-        <w:ind w:start="0" w:hanging="0"/>
-      </w:pPr>
-    </w:lvl>
-    <w:lvl w:ilvl="7">
-      <w:start w:val="1"/>
-      <w:numFmt w:val="none"/>
-      <w:suff w:val="nothing"/>
-      <w:lvlText w:val="%8"/>
-      <w:lvlJc w:val="start"/>
-      <w:pPr>
-        <w:tabs>
-          <w:tab w:val="num" w:pos="0"/>
-        </w:tabs>
-        <w:ind w:start="0" w:hanging="0"/>
-      </w:pPr>
-    </w:lvl>
-    <w:lvl w:ilvl="8">
-      <w:start w:val="1"/>
-      <w:numFmt w:val="none"/>
-      <w:suff w:val="nothing"/>
-      <w:lvlText w:val="%9"/>
+      <w:lvlText w:val=""/>
       <w:lvlJc w:val="start"/>
       <w:pPr>
         <w:tabs>
@@ -1614,10 +1614,10 @@
   <w:docDefaults>
     <w:rPrDefault>
       <w:rPr>
-        <w:rFonts w:ascii="Liberation Serif" w:hAnsi="Liberation Serif" w:eastAsia="Noto Sans" w:cs="Noto Sans Devanagari"/>
+        <w:rFonts w:ascii="Liberation Serif" w:hAnsi="Liberation Serif" w:eastAsia="Noto Serif CJK SC" w:cs="Noto Sans Devanagari"/>
         <w:sz w:val="24"/>
         <w:szCs w:val="24"/>
-        <w:lang w:val="en-US" w:eastAsia="zh-CN" w:bidi="hi-IN"/>
+        <w:lang w:val="pl-PL" w:eastAsia="zh-CN" w:bidi="hi-IN"/>
       </w:rPr>
     </w:rPrDefault>
     <w:pPrDefault>
@@ -1639,11 +1639,11 @@
       <w:color w:val="111111"/>
       <w:sz w:val="21"/>
       <w:szCs w:val="21"/>
-      <w:lang w:val="en-US" w:eastAsia="zh-CN" w:bidi="hi-IN"/>
+      <w:lang w:val="pl-PL" w:eastAsia="zh-CN" w:bidi="hi-IN"/>
     </w:rPr>
   </w:style>
   <w:style w:type="paragraph" w:styleId="Heading1">
-    <w:name w:val="Heading 1"/>
+    <w:name w:val="heading 1"/>
     <w:basedOn w:val="Heading"/>
     <w:next w:val="BodyText"/>
     <w:qFormat/>
@@ -1655,7 +1655,6 @@
       <w:jc w:val="center"/>
     </w:pPr>
     <w:rPr>
-      <w:rFonts w:ascii="Noto Sans" w:hAnsi="Noto Sans"/>
       <w:b/>
       <w:bCs/>
       <w:caps/>
@@ -1664,7 +1663,7 @@
     </w:rPr>
   </w:style>
   <w:style w:type="paragraph" w:styleId="Heading2">
-    <w:name w:val="Heading 2"/>
+    <w:name w:val="heading 2"/>
     <w:basedOn w:val="Heading"/>
     <w:next w:val="BodyText"/>
     <w:qFormat/>
@@ -1677,7 +1676,7 @@
       <w:outlineLvl w:val="1"/>
     </w:pPr>
     <w:rPr>
-      <w:rFonts w:ascii="Liberation Serif" w:hAnsi="Liberation Serif" w:eastAsia="Noto Sans" w:cs="Noto Sans Devanagari"/>
+      <w:rFonts w:ascii="Liberation Serif" w:hAnsi="Liberation Serif" w:eastAsia="Noto Serif CJK SC" w:cs="Noto Sans Devanagari"/>
       <w:b/>
       <w:bCs/>
       <w:sz w:val="24"/>
@@ -1685,7 +1684,7 @@
     </w:rPr>
   </w:style>
   <w:style w:type="paragraph" w:styleId="Heading3">
-    <w:name w:val="Heading 3"/>
+    <w:name w:val="heading 3"/>
     <w:basedOn w:val="Heading"/>
     <w:next w:val="BodyText"/>
     <w:qFormat/>
@@ -1695,11 +1694,23 @@
       <w:outlineLvl w:val="2"/>
     </w:pPr>
     <w:rPr>
-      <w:rFonts w:ascii="Liberation Serif" w:hAnsi="Liberation Serif" w:eastAsia="Noto Sans" w:cs="Noto Sans Devanagari"/>
+      <w:rFonts w:ascii="Liberation Serif" w:hAnsi="Liberation Serif" w:eastAsia="Noto Serif CJK SC" w:cs="Noto Sans Devanagari"/>
       <w:b/>
       <w:bCs/>
       <w:sz w:val="22"/>
       <w:szCs w:val="22"/>
+    </w:rPr>
+  </w:style>
+  <w:style w:type="character" w:styleId="EndnoteReference">
+    <w:name w:val="endnote reference"/>
+    <w:rPr>
+      <w:vertAlign w:val="superscript"/>
+    </w:rPr>
+  </w:style>
+  <w:style w:type="character" w:styleId="FootnoteReference">
+    <w:name w:val="footnote reference"/>
+    <w:rPr>
+      <w:vertAlign w:val="superscript"/>
     </w:rPr>
   </w:style>
   <w:style w:type="character" w:styleId="EndnoteCharacters">
@@ -1758,7 +1769,7 @@
     </w:rPr>
   </w:style>
   <w:style w:type="paragraph" w:styleId="EnvelopeReturn">
-    <w:name w:val="Envelope Return"/>
+    <w:name w:val="envelope return"/>
     <w:basedOn w:val="Normal"/>
     <w:pPr/>
     <w:rPr>
@@ -1770,46 +1781,6 @@
     <w:basedOn w:val="BodyText"/>
     <w:qFormat/>
     <w:pPr/>
-    <w:rPr/>
-  </w:style>
-  <w:style w:type="paragraph" w:styleId="Footer">
-    <w:name w:val="Footer"/>
-    <w:basedOn w:val="Normal"/>
-    <w:pPr>
-      <w:suppressLineNumbers/>
-      <w:tabs>
-        <w:tab w:val="clear" w:pos="1134"/>
-        <w:tab w:val="center" w:pos="4818" w:leader="none"/>
-        <w:tab w:val="right" w:pos="9637" w:leader="none"/>
-      </w:tabs>
-    </w:pPr>
-    <w:rPr/>
-  </w:style>
-  <w:style w:type="paragraph" w:styleId="Header">
-    <w:name w:val="Header"/>
-    <w:basedOn w:val="Normal"/>
-    <w:pPr>
-      <w:suppressLineNumbers/>
-      <w:tabs>
-        <w:tab w:val="clear" w:pos="1134"/>
-        <w:tab w:val="center" w:pos="4818" w:leader="none"/>
-        <w:tab w:val="right" w:pos="9637" w:leader="none"/>
-      </w:tabs>
-    </w:pPr>
-    <w:rPr/>
-  </w:style>
-  <w:style w:type="paragraph" w:styleId="HeaderandFooter">
-    <w:name w:val="Header and Footer"/>
-    <w:basedOn w:val="Normal"/>
-    <w:qFormat/>
-    <w:pPr>
-      <w:suppressLineNumbers/>
-      <w:tabs>
-        <w:tab w:val="clear" w:pos="1134"/>
-        <w:tab w:val="center" w:pos="4819" w:leader="none"/>
-        <w:tab w:val="right" w:pos="9638" w:leader="none"/>
-      </w:tabs>
-    </w:pPr>
     <w:rPr/>
   </w:style>
   <w:style w:type="paragraph" w:styleId="Index">
@@ -1824,7 +1795,7 @@
     </w:rPr>
   </w:style>
   <w:style w:type="paragraph" w:styleId="Caption">
-    <w:name w:val="Caption"/>
+    <w:name w:val="caption"/>
     <w:basedOn w:val="Normal"/>
     <w:qFormat/>
     <w:pPr>
@@ -1854,9 +1825,7 @@
       <w:spacing w:before="90" w:after="90"/>
       <w:jc w:val="both"/>
     </w:pPr>
-    <w:rPr>
-      <w:u w:val="single"/>
-    </w:rPr>
+    <w:rPr/>
   </w:style>
   <w:style w:type="paragraph" w:styleId="Heading">
     <w:name w:val="Heading"/>
@@ -1884,37 +1853,37 @@
         <a:srgbClr val="000000"/>
       </a:dk1>
       <a:lt1>
-        <a:srgbClr val="ffffff"/>
+        <a:srgbClr val="FFFFFF"/>
       </a:lt1>
       <a:dk2>
         <a:srgbClr val="000000"/>
       </a:dk2>
       <a:lt2>
-        <a:srgbClr val="ffffff"/>
+        <a:srgbClr val="FFFFFF"/>
       </a:lt2>
       <a:accent1>
-        <a:srgbClr val="18a303"/>
+        <a:srgbClr val="18A303"/>
       </a:accent1>
       <a:accent2>
-        <a:srgbClr val="0369a3"/>
+        <a:srgbClr val="0369A3"/>
       </a:accent2>
       <a:accent3>
-        <a:srgbClr val="a33e03"/>
+        <a:srgbClr val="A33E03"/>
       </a:accent3>
       <a:accent4>
-        <a:srgbClr val="8e03a3"/>
+        <a:srgbClr val="8E03A3"/>
       </a:accent4>
       <a:accent5>
-        <a:srgbClr val="c99c00"/>
+        <a:srgbClr val="C99C00"/>
       </a:accent5>
       <a:accent6>
-        <a:srgbClr val="c9211e"/>
+        <a:srgbClr val="C9211E"/>
       </a:accent6>
       <a:hlink>
-        <a:srgbClr val="0000ee"/>
+        <a:srgbClr val="0000EE"/>
       </a:hlink>
       <a:folHlink>
-        <a:srgbClr val="551a8b"/>
+        <a:srgbClr val="551A8B"/>
       </a:folHlink>
     </a:clrScheme>
     <a:fontScheme name="Office">

--- a/dist/wniosek-odszkodowanie-OC-dentysty.docx
+++ b/dist/wniosek-odszkodowanie-OC-dentysty.docx
@@ -1,6 +1,6 @@
 
 <file path=word/document.xml><?xml version="1.0" encoding="utf-8"?>
-<w:document xmlns:o="urn:schemas-microsoft-com:office:office" xmlns:r="http://schemas.openxmlformats.org/officeDocument/2006/relationships" xmlns:v="urn:schemas-microsoft-com:vml" xmlns:w="http://schemas.openxmlformats.org/wordprocessingml/2006/main" xmlns:w10="urn:schemas-microsoft-com:office:word" xmlns:wp="http://schemas.openxmlformats.org/drawingml/2006/wordprocessingDrawing" xmlns:pic="http://schemas.openxmlformats.org/drawingml/2006/picture" xmlns:wps="http://schemas.microsoft.com/office/word/2010/wordprocessingShape" xmlns:wpg="http://schemas.microsoft.com/office/word/2010/wordprocessingGroup" xmlns:mc="http://schemas.openxmlformats.org/markup-compatibility/2006" xmlns:wp14="http://schemas.microsoft.com/office/word/2010/wordprocessingDrawing" xmlns:w14="http://schemas.microsoft.com/office/word/2010/wordml" xmlns:w15="http://schemas.microsoft.com/office/word/2012/wordml" mc:Ignorable="w14 wp14 w15">
+<w:document xmlns:o="urn:schemas-microsoft-com:office:office" xmlns:r="http://schemas.openxmlformats.org/officeDocument/2006/relationships" xmlns:v="urn:schemas-microsoft-com:vml" xmlns:w="http://schemas.openxmlformats.org/wordprocessingml/2006/main" xmlns:w10="urn:schemas-microsoft-com:office:word" xmlns:wp="http://schemas.openxmlformats.org/drawingml/2006/wordprocessingDrawing" xmlns:wps="http://schemas.microsoft.com/office/word/2010/wordprocessingShape" xmlns:wpg="http://schemas.microsoft.com/office/word/2010/wordprocessingGroup" xmlns:mc="http://schemas.openxmlformats.org/markup-compatibility/2006" xmlns:wp14="http://schemas.microsoft.com/office/word/2010/wordprocessingDrawing" xmlns:w14="http://schemas.microsoft.com/office/word/2010/wordml" xmlns:w15="http://schemas.microsoft.com/office/word/2012/wordml" mc:Ignorable="w14 wp14 w15">
   <w:body>
     <w:p>
       <w:pPr>
@@ -1475,7 +1475,7 @@
       <w:start w:val="1"/>
       <w:numFmt w:val="none"/>
       <w:suff w:val="nothing"/>
-      <w:lvlText w:val=""/>
+      <w:lvlText w:val="%1"/>
       <w:lvlJc w:val="start"/>
       <w:pPr>
         <w:tabs>
@@ -1486,37 +1486,10 @@
     </w:lvl>
     <w:lvl w:ilvl="1">
       <w:start w:val="1"/>
-      <w:numFmt w:val="none"/>
       <w:pStyle w:val="Heading2"/>
-      <w:suff w:val="nothing"/>
-      <w:lvlText w:val=""/>
-      <w:lvlJc w:val="start"/>
-      <w:pPr>
-        <w:tabs>
-          <w:tab w:val="num" w:pos="0"/>
-        </w:tabs>
-        <w:ind w:start="0" w:hanging="0"/>
-      </w:pPr>
-    </w:lvl>
-    <w:lvl w:ilvl="2">
-      <w:start w:val="1"/>
-      <w:numFmt w:val="none"/>
-      <w:pStyle w:val="Heading3"/>
-      <w:suff w:val="nothing"/>
-      <w:lvlText w:val=""/>
-      <w:lvlJc w:val="start"/>
-      <w:pPr>
-        <w:tabs>
-          <w:tab w:val="num" w:pos="0"/>
-        </w:tabs>
-        <w:ind w:start="0" w:hanging="0"/>
-      </w:pPr>
-    </w:lvl>
-    <w:lvl w:ilvl="3">
-      <w:start w:val="1"/>
       <w:numFmt w:val="none"/>
       <w:suff w:val="nothing"/>
-      <w:lvlText w:val=""/>
+      <w:lvlText w:val="%2"/>
       <w:lvlJc w:val="start"/>
       <w:pPr>
         <w:tabs>
@@ -1525,11 +1498,12 @@
         <w:ind w:start="0" w:hanging="0"/>
       </w:pPr>
     </w:lvl>
-    <w:lvl w:ilvl="4">
-      <w:start w:val="1"/>
+    <w:lvl w:ilvl="2">
+      <w:start w:val="1"/>
+      <w:pStyle w:val="Heading3"/>
       <w:numFmt w:val="none"/>
       <w:suff w:val="nothing"/>
-      <w:lvlText w:val=""/>
+      <w:lvlText w:val="%3"/>
       <w:lvlJc w:val="start"/>
       <w:pPr>
         <w:tabs>
@@ -1538,11 +1512,11 @@
         <w:ind w:start="0" w:hanging="0"/>
       </w:pPr>
     </w:lvl>
-    <w:lvl w:ilvl="5">
+    <w:lvl w:ilvl="3">
       <w:start w:val="1"/>
       <w:numFmt w:val="none"/>
       <w:suff w:val="nothing"/>
-      <w:lvlText w:val=""/>
+      <w:lvlText w:val="%4"/>
       <w:lvlJc w:val="start"/>
       <w:pPr>
         <w:tabs>
@@ -1551,11 +1525,11 @@
         <w:ind w:start="0" w:hanging="0"/>
       </w:pPr>
     </w:lvl>
-    <w:lvl w:ilvl="6">
+    <w:lvl w:ilvl="4">
       <w:start w:val="1"/>
       <w:numFmt w:val="none"/>
       <w:suff w:val="nothing"/>
-      <w:lvlText w:val=""/>
+      <w:lvlText w:val="%5"/>
       <w:lvlJc w:val="start"/>
       <w:pPr>
         <w:tabs>
@@ -1564,11 +1538,11 @@
         <w:ind w:start="0" w:hanging="0"/>
       </w:pPr>
     </w:lvl>
-    <w:lvl w:ilvl="7">
+    <w:lvl w:ilvl="5">
       <w:start w:val="1"/>
       <w:numFmt w:val="none"/>
       <w:suff w:val="nothing"/>
-      <w:lvlText w:val=""/>
+      <w:lvlText w:val="%6"/>
       <w:lvlJc w:val="start"/>
       <w:pPr>
         <w:tabs>
@@ -1577,11 +1551,37 @@
         <w:ind w:start="0" w:hanging="0"/>
       </w:pPr>
     </w:lvl>
-    <w:lvl w:ilvl="8">
+    <w:lvl w:ilvl="6">
       <w:start w:val="1"/>
       <w:numFmt w:val="none"/>
       <w:suff w:val="nothing"/>
-      <w:lvlText w:val=""/>
+      <w:lvlText w:val="%7"/>
+      <w:lvlJc w:val="start"/>
+      <w:pPr>
+        <w:tabs>
+          <w:tab w:val="num" w:pos="0"/>
+        </w:tabs>
+        <w:ind w:start="0" w:hanging="0"/>
+      </w:pPr>
+    </w:lvl>
+    <w:lvl w:ilvl="7">
+      <w:start w:val="1"/>
+      <w:numFmt w:val="none"/>
+      <w:suff w:val="nothing"/>
+      <w:lvlText w:val="%8"/>
+      <w:lvlJc w:val="start"/>
+      <w:pPr>
+        <w:tabs>
+          <w:tab w:val="num" w:pos="0"/>
+        </w:tabs>
+        <w:ind w:start="0" w:hanging="0"/>
+      </w:pPr>
+    </w:lvl>
+    <w:lvl w:ilvl="8">
+      <w:start w:val="1"/>
+      <w:numFmt w:val="none"/>
+      <w:suff w:val="nothing"/>
+      <w:lvlText w:val="%9"/>
       <w:lvlJc w:val="start"/>
       <w:pPr>
         <w:tabs>
@@ -1614,10 +1614,10 @@
   <w:docDefaults>
     <w:rPrDefault>
       <w:rPr>
-        <w:rFonts w:ascii="Liberation Serif" w:hAnsi="Liberation Serif" w:eastAsia="Noto Serif CJK SC" w:cs="Noto Sans Devanagari"/>
+        <w:rFonts w:ascii="Liberation Serif" w:hAnsi="Liberation Serif" w:eastAsia="Noto Sans" w:cs="Noto Sans Devanagari"/>
         <w:sz w:val="24"/>
         <w:szCs w:val="24"/>
-        <w:lang w:val="pl-PL" w:eastAsia="zh-CN" w:bidi="hi-IN"/>
+        <w:lang w:val="en-US" w:eastAsia="zh-CN" w:bidi="hi-IN"/>
       </w:rPr>
     </w:rPrDefault>
     <w:pPrDefault>
@@ -1639,11 +1639,11 @@
       <w:color w:val="111111"/>
       <w:sz w:val="21"/>
       <w:szCs w:val="21"/>
-      <w:lang w:val="pl-PL" w:eastAsia="zh-CN" w:bidi="hi-IN"/>
+      <w:lang w:val="en-US" w:eastAsia="zh-CN" w:bidi="hi-IN"/>
     </w:rPr>
   </w:style>
   <w:style w:type="paragraph" w:styleId="Heading1">
-    <w:name w:val="heading 1"/>
+    <w:name w:val="Heading 1"/>
     <w:basedOn w:val="Heading"/>
     <w:next w:val="BodyText"/>
     <w:qFormat/>
@@ -1655,6 +1655,7 @@
       <w:jc w:val="center"/>
     </w:pPr>
     <w:rPr>
+      <w:rFonts w:ascii="Noto Sans" w:hAnsi="Noto Sans"/>
       <w:b/>
       <w:bCs/>
       <w:caps/>
@@ -1663,7 +1664,7 @@
     </w:rPr>
   </w:style>
   <w:style w:type="paragraph" w:styleId="Heading2">
-    <w:name w:val="heading 2"/>
+    <w:name w:val="Heading 2"/>
     <w:basedOn w:val="Heading"/>
     <w:next w:val="BodyText"/>
     <w:qFormat/>
@@ -1676,7 +1677,7 @@
       <w:outlineLvl w:val="1"/>
     </w:pPr>
     <w:rPr>
-      <w:rFonts w:ascii="Liberation Serif" w:hAnsi="Liberation Serif" w:eastAsia="Noto Serif CJK SC" w:cs="Noto Sans Devanagari"/>
+      <w:rFonts w:ascii="Liberation Serif" w:hAnsi="Liberation Serif" w:eastAsia="Noto Sans" w:cs="Noto Sans Devanagari"/>
       <w:b/>
       <w:bCs/>
       <w:sz w:val="24"/>
@@ -1684,7 +1685,7 @@
     </w:rPr>
   </w:style>
   <w:style w:type="paragraph" w:styleId="Heading3">
-    <w:name w:val="heading 3"/>
+    <w:name w:val="Heading 3"/>
     <w:basedOn w:val="Heading"/>
     <w:next w:val="BodyText"/>
     <w:qFormat/>
@@ -1694,23 +1695,11 @@
       <w:outlineLvl w:val="2"/>
     </w:pPr>
     <w:rPr>
-      <w:rFonts w:ascii="Liberation Serif" w:hAnsi="Liberation Serif" w:eastAsia="Noto Serif CJK SC" w:cs="Noto Sans Devanagari"/>
+      <w:rFonts w:ascii="Liberation Serif" w:hAnsi="Liberation Serif" w:eastAsia="Noto Sans" w:cs="Noto Sans Devanagari"/>
       <w:b/>
       <w:bCs/>
       <w:sz w:val="22"/>
       <w:szCs w:val="22"/>
-    </w:rPr>
-  </w:style>
-  <w:style w:type="character" w:styleId="EndnoteReference">
-    <w:name w:val="endnote reference"/>
-    <w:rPr>
-      <w:vertAlign w:val="superscript"/>
-    </w:rPr>
-  </w:style>
-  <w:style w:type="character" w:styleId="FootnoteReference">
-    <w:name w:val="footnote reference"/>
-    <w:rPr>
-      <w:vertAlign w:val="superscript"/>
     </w:rPr>
   </w:style>
   <w:style w:type="character" w:styleId="EndnoteCharacters">
@@ -1769,7 +1758,7 @@
     </w:rPr>
   </w:style>
   <w:style w:type="paragraph" w:styleId="EnvelopeReturn">
-    <w:name w:val="envelope return"/>
+    <w:name w:val="Envelope Return"/>
     <w:basedOn w:val="Normal"/>
     <w:pPr/>
     <w:rPr>
@@ -1781,6 +1770,46 @@
     <w:basedOn w:val="BodyText"/>
     <w:qFormat/>
     <w:pPr/>
+    <w:rPr/>
+  </w:style>
+  <w:style w:type="paragraph" w:styleId="Footer">
+    <w:name w:val="Footer"/>
+    <w:basedOn w:val="Normal"/>
+    <w:pPr>
+      <w:suppressLineNumbers/>
+      <w:tabs>
+        <w:tab w:val="clear" w:pos="1134"/>
+        <w:tab w:val="center" w:pos="4818" w:leader="none"/>
+        <w:tab w:val="right" w:pos="9637" w:leader="none"/>
+      </w:tabs>
+    </w:pPr>
+    <w:rPr/>
+  </w:style>
+  <w:style w:type="paragraph" w:styleId="Header">
+    <w:name w:val="Header"/>
+    <w:basedOn w:val="Normal"/>
+    <w:pPr>
+      <w:suppressLineNumbers/>
+      <w:tabs>
+        <w:tab w:val="clear" w:pos="1134"/>
+        <w:tab w:val="center" w:pos="4818" w:leader="none"/>
+        <w:tab w:val="right" w:pos="9637" w:leader="none"/>
+      </w:tabs>
+    </w:pPr>
+    <w:rPr/>
+  </w:style>
+  <w:style w:type="paragraph" w:styleId="HeaderandFooter">
+    <w:name w:val="Header and Footer"/>
+    <w:basedOn w:val="Normal"/>
+    <w:qFormat/>
+    <w:pPr>
+      <w:suppressLineNumbers/>
+      <w:tabs>
+        <w:tab w:val="clear" w:pos="1134"/>
+        <w:tab w:val="center" w:pos="4819" w:leader="none"/>
+        <w:tab w:val="right" w:pos="9638" w:leader="none"/>
+      </w:tabs>
+    </w:pPr>
     <w:rPr/>
   </w:style>
   <w:style w:type="paragraph" w:styleId="Index">
@@ -1795,7 +1824,7 @@
     </w:rPr>
   </w:style>
   <w:style w:type="paragraph" w:styleId="Caption">
-    <w:name w:val="caption"/>
+    <w:name w:val="Caption"/>
     <w:basedOn w:val="Normal"/>
     <w:qFormat/>
     <w:pPr>
@@ -1853,37 +1882,37 @@
         <a:srgbClr val="000000"/>
       </a:dk1>
       <a:lt1>
-        <a:srgbClr val="FFFFFF"/>
+        <a:srgbClr val="ffffff"/>
       </a:lt1>
       <a:dk2>
         <a:srgbClr val="000000"/>
       </a:dk2>
       <a:lt2>
-        <a:srgbClr val="FFFFFF"/>
+        <a:srgbClr val="ffffff"/>
       </a:lt2>
       <a:accent1>
-        <a:srgbClr val="18A303"/>
+        <a:srgbClr val="18a303"/>
       </a:accent1>
       <a:accent2>
-        <a:srgbClr val="0369A3"/>
+        <a:srgbClr val="0369a3"/>
       </a:accent2>
       <a:accent3>
-        <a:srgbClr val="A33E03"/>
+        <a:srgbClr val="a33e03"/>
       </a:accent3>
       <a:accent4>
-        <a:srgbClr val="8E03A3"/>
+        <a:srgbClr val="8e03a3"/>
       </a:accent4>
       <a:accent5>
-        <a:srgbClr val="C99C00"/>
+        <a:srgbClr val="c99c00"/>
       </a:accent5>
       <a:accent6>
-        <a:srgbClr val="C9211E"/>
+        <a:srgbClr val="c9211e"/>
       </a:accent6>
       <a:hlink>
-        <a:srgbClr val="0000EE"/>
+        <a:srgbClr val="0000ee"/>
       </a:hlink>
       <a:folHlink>
-        <a:srgbClr val="551A8B"/>
+        <a:srgbClr val="551a8b"/>
       </a:folHlink>
     </a:clrScheme>
     <a:fontScheme name="Office">

--- a/dist/wniosek-odszkodowanie-OC-dentysty.docx
+++ b/dist/wniosek-odszkodowanie-OC-dentysty.docx
@@ -1,6 +1,6 @@
 
 <file path=word/document.xml><?xml version="1.0" encoding="utf-8"?>
-<w:document xmlns:o="urn:schemas-microsoft-com:office:office" xmlns:r="http://schemas.openxmlformats.org/officeDocument/2006/relationships" xmlns:v="urn:schemas-microsoft-com:vml" xmlns:w="http://schemas.openxmlformats.org/wordprocessingml/2006/main" xmlns:w10="urn:schemas-microsoft-com:office:word" xmlns:wp="http://schemas.openxmlformats.org/drawingml/2006/wordprocessingDrawing" xmlns:wps="http://schemas.microsoft.com/office/word/2010/wordprocessingShape" xmlns:wpg="http://schemas.microsoft.com/office/word/2010/wordprocessingGroup" xmlns:mc="http://schemas.openxmlformats.org/markup-compatibility/2006" xmlns:wp14="http://schemas.microsoft.com/office/word/2010/wordprocessingDrawing" xmlns:w14="http://schemas.microsoft.com/office/word/2010/wordml" xmlns:w15="http://schemas.microsoft.com/office/word/2012/wordml" mc:Ignorable="w14 wp14 w15">
+<w:document xmlns:o="urn:schemas-microsoft-com:office:office" xmlns:r="http://schemas.openxmlformats.org/officeDocument/2006/relationships" xmlns:v="urn:schemas-microsoft-com:vml" xmlns:w="http://schemas.openxmlformats.org/wordprocessingml/2006/main" xmlns:w10="urn:schemas-microsoft-com:office:word" xmlns:wp="http://schemas.openxmlformats.org/drawingml/2006/wordprocessingDrawing" xmlns:pic="http://schemas.openxmlformats.org/drawingml/2006/picture" xmlns:wps="http://schemas.microsoft.com/office/word/2010/wordprocessingShape" xmlns:wpg="http://schemas.microsoft.com/office/word/2010/wordprocessingGroup" xmlns:mc="http://schemas.openxmlformats.org/markup-compatibility/2006" xmlns:wp14="http://schemas.microsoft.com/office/word/2010/wordprocessingDrawing" xmlns:w14="http://schemas.microsoft.com/office/word/2010/wordml" xmlns:w15="http://schemas.microsoft.com/office/word/2012/wordml" mc:Ignorable="w14 wp14 w15">
   <w:body>
     <w:p>
       <w:pPr>
@@ -271,7 +271,17 @@
       </w:r>
       <w:r>
         <w:rPr/>
-        <w:t xml:space="preserve"> doznaną w wyniku błędu diagnostyczno-terapeutycznego (zaniechania prawidłowej diagnozy i leczenia na podstawie badania RTG), popełnionego w trakcie udzielania świadczeń zdrowotnych przez ubezpieczonego; </w:t>
+        <w:t xml:space="preserve"> doznaną w wyniku błędu diagnostyczno-terapeutycznego (zaniechania prawidłowej diagnozy i leczenia na podstawie badania obrazowego — tomografii stożkowej CBCT </w:t>
+      </w:r>
+      <w:r>
+        <w:rPr>
+          <w:rStyle w:val="Emphasis"/>
+        </w:rPr>
+        <w:t>(Cone Beam Computed Tomography, trójwymiarowe badanie 3D)</w:t>
+      </w:r>
+      <w:r>
+        <w:rPr/>
+        <w:t xml:space="preserve">), popełnionego w trakcie udzielania świadczeń zdrowotnych przez ubezpieczonego; </w:t>
       </w:r>
     </w:p>
     <w:p>
@@ -450,13 +460,13 @@
       <w:r>
         <w:rPr/>
         <w:br/>
-        <w:t xml:space="preserve">Poszkodowany/a odbył/a wizytę stomatologiczną w placówce ubezpieczonego. W trakcie wizyty wykonano badanie rentgenowskie: ........................................................................ </w:t>
+        <w:t xml:space="preserve">Poszkodowany/a odbył/a wizytę stomatologiczną w placówce ubezpieczonego. W trakcie wizyty wykonano badanie obrazowe — tomografię stożkową CBCT: ........................................................................ </w:t>
       </w:r>
       <w:r>
         <w:rPr>
           <w:rStyle w:val="Emphasis"/>
         </w:rPr>
-        <w:t>(pantomograficzne / punktowe zęba nr .........)</w:t>
+        <w:t>(obszar ......... / ząb nr .........)</w:t>
       </w:r>
       <w:r>
         <w:rPr/>
@@ -516,17 +526,100 @@
         <w:br/>
         <w:t>Z uwagi na ostry stan zapalny Poszkodowany/a zgłosił/a się na pilną konsultację stomatologiczną do innego lekarza dentysty: ........................................................................</w:t>
         <w:br/>
-        <w:t xml:space="preserve">Lekarz ten, po naocznym zbadaniu stanu klinicznego oraz wnikliwej analizie pierwotnego zdjęcia RTG z dnia ........................ r., jednoznacznie stwierdził, że: - Zmiany chorobowe w postaci: ........................................................................ były </w:t>
+        <w:t>Lekarz ten, po badaniu fizykalnym (naocznym zbadaniu stanu klinicznego), wykonaniu własnej tomografii CBCT oraz wnikliwej analizie pierwotnego badania CBCT z dnia ........................ r., jednoznacznie stwierdził, że:</w:t>
+      </w:r>
+    </w:p>
+    <w:p>
+      <w:pPr>
+        <w:pStyle w:val="BodyText"/>
+        <w:numPr>
+          <w:ilvl w:val="1"/>
+          <w:numId w:val="2"/>
+        </w:numPr>
+        <w:tabs>
+          <w:tab w:val="clear" w:pos="1134"/>
+          <w:tab w:val="left" w:pos="1418" w:leader="none"/>
+        </w:tabs>
+        <w:bidi w:val="0"/>
+        <w:spacing w:before="90" w:after="0"/>
+        <w:ind w:hanging="283" w:start="1418"/>
+        <w:rPr/>
+      </w:pPr>
+      <w:r>
+        <w:rPr/>
+        <w:t xml:space="preserve">Zmiany chorobowe w postaci: ........................................................................ były </w:t>
       </w:r>
       <w:r>
         <w:rPr>
           <w:rStyle w:val="Strong"/>
         </w:rPr>
-        <w:t>wyraźnie widoczne już na pierwotnym zdjęciu RTG</w:t>
-      </w:r>
-      <w:r>
-        <w:rPr/>
-        <w:t>; - Prawidłowa ocena radiologiczna nakazywała natychmiastowe wdrożenie leczenia już w dacie pierwszego badania; - Zaniechanie leczenia doprowadziło bezpośrednio do rozwoju ostrego stanu zapalnego, obrzęku i konieczności wdrożenia skomplikowanego, inwazyjnego leczenia naprawczego: ........................................................................; - Koszt niezbędnego leczenia naprawczego został oszacowany w załączonym planie leczenia na kwotę: ........................ zł.</w:t>
+        <w:t>wyraźnie widoczne już w pierwotnym badaniu CBCT</w:t>
+      </w:r>
+      <w:r>
+        <w:rPr/>
+        <w:t xml:space="preserve">; </w:t>
+      </w:r>
+    </w:p>
+    <w:p>
+      <w:pPr>
+        <w:pStyle w:val="BodyText"/>
+        <w:numPr>
+          <w:ilvl w:val="1"/>
+          <w:numId w:val="2"/>
+        </w:numPr>
+        <w:tabs>
+          <w:tab w:val="clear" w:pos="1134"/>
+          <w:tab w:val="left" w:pos="1418" w:leader="none"/>
+        </w:tabs>
+        <w:bidi w:val="0"/>
+        <w:spacing w:before="90" w:after="0"/>
+        <w:ind w:hanging="283" w:start="1418"/>
+        <w:rPr/>
+      </w:pPr>
+      <w:r>
+        <w:rPr/>
+        <w:t xml:space="preserve">Prawidłowa ocena radiologiczna nakazywała natychmiastowe wdrożenie leczenia już w dacie pierwszego badania; </w:t>
+      </w:r>
+    </w:p>
+    <w:p>
+      <w:pPr>
+        <w:pStyle w:val="BodyText"/>
+        <w:numPr>
+          <w:ilvl w:val="1"/>
+          <w:numId w:val="2"/>
+        </w:numPr>
+        <w:tabs>
+          <w:tab w:val="clear" w:pos="1134"/>
+          <w:tab w:val="left" w:pos="1418" w:leader="none"/>
+        </w:tabs>
+        <w:bidi w:val="0"/>
+        <w:spacing w:before="90" w:after="0"/>
+        <w:ind w:hanging="283" w:start="1418"/>
+        <w:rPr/>
+      </w:pPr>
+      <w:r>
+        <w:rPr/>
+        <w:t xml:space="preserve">Zaniechanie leczenia doprowadziło bezpośrednio do rozwoju ostrego stanu zapalnego, obrzęku i konieczności wdrożenia skomplikowanego, inwazyjnego leczenia naprawczego: ........................................................................; </w:t>
+      </w:r>
+    </w:p>
+    <w:p>
+      <w:pPr>
+        <w:pStyle w:val="BodyText"/>
+        <w:numPr>
+          <w:ilvl w:val="1"/>
+          <w:numId w:val="2"/>
+        </w:numPr>
+        <w:tabs>
+          <w:tab w:val="clear" w:pos="1134"/>
+          <w:tab w:val="left" w:pos="1418" w:leader="none"/>
+        </w:tabs>
+        <w:bidi w:val="0"/>
+        <w:ind w:hanging="283" w:start="1418"/>
+        <w:rPr/>
+      </w:pPr>
+      <w:r>
+        <w:rPr/>
+        <w:t xml:space="preserve">Koszt niezbędnego leczenia naprawczego został oszacowany w załączonym planie leczenia na kwotę: ........................ zł. </w:t>
       </w:r>
     </w:p>
     <w:p>
@@ -577,7 +670,7 @@
       <w:r>
         <w:rPr/>
         <w:br/>
-        <w:t xml:space="preserve">Zaniechanie właściwej analizy badania RTG i przeoczenie widocznych zmian chorobowych stanowi naruszenie zasad aktualnej wiedzy medycznej oraz niedochowanie należytej staranności zawodowej wymaganej od lekarza dentysty (art. 355 § 2 KC w zw. z art. 8 ustawy o zawodach lekarza i lekarza dentysty). </w:t>
+        <w:t xml:space="preserve">Zaniechanie właściwej analizy badania CBCT i przeoczenie widocznych zmian chorobowych stanowi naruszenie zasad aktualnej wiedzy medycznej oraz niedochowanie należytej staranności zawodowej wymaganej od lekarza dentysty (art. 355 § 2 KC w zw. z art. 8 ustawy o zawodach lekarza i lekarza dentysty). </w:t>
       </w:r>
     </w:p>
     <w:p>
@@ -753,7 +846,7 @@
       </w:pPr>
       <w:r>
         <w:rPr/>
-        <w:t xml:space="preserve">Płyta CD / pendrive / nośnik z cyfrowym zapisem badania RTG / CBCT z dnia ........................ r. wraz z opisem radiologicznym; </w:t>
+        <w:t xml:space="preserve">Płyta CD / pendrive / nośnik z cyfrowym zapisem badania CBCT z dnia ........................ r. (format DICOM) wraz z opisem radiologicznym; </w:t>
       </w:r>
     </w:p>
     <w:p>
@@ -1129,8 +1222,8 @@
     </w:lvl>
     <w:lvl w:ilvl="1">
       <w:start w:val="1"/>
-      <w:numFmt w:val="decimal"/>
-      <w:lvlText w:val="%2."/>
+      <w:numFmt w:val="bullet"/>
+      <w:lvlText w:val=""/>
       <w:lvlJc w:val="start"/>
       <w:pPr>
         <w:tabs>
@@ -1138,12 +1231,14 @@
         </w:tabs>
         <w:ind w:start="1418" w:hanging="283"/>
       </w:pPr>
-      <w:rPr/>
+      <w:rPr>
+        <w:rFonts w:ascii="Symbol" w:hAnsi="Symbol" w:cs="Symbol" w:hint="default"/>
+      </w:rPr>
     </w:lvl>
     <w:lvl w:ilvl="2">
       <w:start w:val="1"/>
-      <w:numFmt w:val="decimal"/>
-      <w:lvlText w:val="%3."/>
+      <w:numFmt w:val="bullet"/>
+      <w:lvlText w:val=""/>
       <w:lvlJc w:val="start"/>
       <w:pPr>
         <w:tabs>
@@ -1151,12 +1246,14 @@
         </w:tabs>
         <w:ind w:start="2127" w:hanging="283"/>
       </w:pPr>
-      <w:rPr/>
+      <w:rPr>
+        <w:rFonts w:ascii="Symbol" w:hAnsi="Symbol" w:cs="Symbol" w:hint="default"/>
+      </w:rPr>
     </w:lvl>
     <w:lvl w:ilvl="3">
       <w:start w:val="1"/>
-      <w:numFmt w:val="decimal"/>
-      <w:lvlText w:val="%4."/>
+      <w:numFmt w:val="bullet"/>
+      <w:lvlText w:val=""/>
       <w:lvlJc w:val="start"/>
       <w:pPr>
         <w:tabs>
@@ -1164,12 +1261,14 @@
         </w:tabs>
         <w:ind w:start="2836" w:hanging="283"/>
       </w:pPr>
-      <w:rPr/>
+      <w:rPr>
+        <w:rFonts w:ascii="Symbol" w:hAnsi="Symbol" w:cs="Symbol" w:hint="default"/>
+      </w:rPr>
     </w:lvl>
     <w:lvl w:ilvl="4">
       <w:start w:val="1"/>
-      <w:numFmt w:val="decimal"/>
-      <w:lvlText w:val="%5."/>
+      <w:numFmt w:val="bullet"/>
+      <w:lvlText w:val=""/>
       <w:lvlJc w:val="start"/>
       <w:pPr>
         <w:tabs>
@@ -1177,12 +1276,14 @@
         </w:tabs>
         <w:ind w:start="3545" w:hanging="283"/>
       </w:pPr>
-      <w:rPr/>
+      <w:rPr>
+        <w:rFonts w:ascii="Symbol" w:hAnsi="Symbol" w:cs="Symbol" w:hint="default"/>
+      </w:rPr>
     </w:lvl>
     <w:lvl w:ilvl="5">
       <w:start w:val="1"/>
-      <w:numFmt w:val="decimal"/>
-      <w:lvlText w:val="%6."/>
+      <w:numFmt w:val="bullet"/>
+      <w:lvlText w:val=""/>
       <w:lvlJc w:val="start"/>
       <w:pPr>
         <w:tabs>
@@ -1190,12 +1291,14 @@
         </w:tabs>
         <w:ind w:start="4254" w:hanging="283"/>
       </w:pPr>
-      <w:rPr/>
+      <w:rPr>
+        <w:rFonts w:ascii="Symbol" w:hAnsi="Symbol" w:cs="Symbol" w:hint="default"/>
+      </w:rPr>
     </w:lvl>
     <w:lvl w:ilvl="6">
       <w:start w:val="1"/>
-      <w:numFmt w:val="decimal"/>
-      <w:lvlText w:val="%7."/>
+      <w:numFmt w:val="bullet"/>
+      <w:lvlText w:val=""/>
       <w:lvlJc w:val="start"/>
       <w:pPr>
         <w:tabs>
@@ -1203,12 +1306,14 @@
         </w:tabs>
         <w:ind w:start="4963" w:hanging="283"/>
       </w:pPr>
-      <w:rPr/>
+      <w:rPr>
+        <w:rFonts w:ascii="Symbol" w:hAnsi="Symbol" w:cs="Symbol" w:hint="default"/>
+      </w:rPr>
     </w:lvl>
     <w:lvl w:ilvl="7">
       <w:start w:val="1"/>
-      <w:numFmt w:val="decimal"/>
-      <w:lvlText w:val="%8."/>
+      <w:numFmt w:val="bullet"/>
+      <w:lvlText w:val=""/>
       <w:lvlJc w:val="start"/>
       <w:pPr>
         <w:tabs>
@@ -1216,12 +1321,14 @@
         </w:tabs>
         <w:ind w:start="5672" w:hanging="283"/>
       </w:pPr>
-      <w:rPr/>
+      <w:rPr>
+        <w:rFonts w:ascii="Symbol" w:hAnsi="Symbol" w:cs="Symbol" w:hint="default"/>
+      </w:rPr>
     </w:lvl>
     <w:lvl w:ilvl="8">
       <w:start w:val="1"/>
-      <w:numFmt w:val="decimal"/>
-      <w:lvlText w:val="%9."/>
+      <w:numFmt w:val="bullet"/>
+      <w:lvlText w:val=""/>
       <w:lvlJc w:val="start"/>
       <w:pPr>
         <w:tabs>
@@ -1229,7 +1336,9 @@
         </w:tabs>
         <w:ind w:start="6381" w:hanging="283"/>
       </w:pPr>
-      <w:rPr/>
+      <w:rPr>
+        <w:rFonts w:ascii="Symbol" w:hAnsi="Symbol" w:cs="Symbol" w:hint="default"/>
+      </w:rPr>
     </w:lvl>
   </w:abstractNum>
   <w:abstractNum w:abstractNumId="3">
@@ -1475,7 +1584,7 @@
       <w:start w:val="1"/>
       <w:numFmt w:val="none"/>
       <w:suff w:val="nothing"/>
-      <w:lvlText w:val="%1"/>
+      <w:lvlText w:val=""/>
       <w:lvlJc w:val="start"/>
       <w:pPr>
         <w:tabs>
@@ -1486,10 +1595,37 @@
     </w:lvl>
     <w:lvl w:ilvl="1">
       <w:start w:val="1"/>
+      <w:numFmt w:val="none"/>
       <w:pStyle w:val="Heading2"/>
+      <w:suff w:val="nothing"/>
+      <w:lvlText w:val=""/>
+      <w:lvlJc w:val="start"/>
+      <w:pPr>
+        <w:tabs>
+          <w:tab w:val="num" w:pos="0"/>
+        </w:tabs>
+        <w:ind w:start="0" w:hanging="0"/>
+      </w:pPr>
+    </w:lvl>
+    <w:lvl w:ilvl="2">
+      <w:start w:val="1"/>
+      <w:numFmt w:val="none"/>
+      <w:pStyle w:val="Heading3"/>
+      <w:suff w:val="nothing"/>
+      <w:lvlText w:val=""/>
+      <w:lvlJc w:val="start"/>
+      <w:pPr>
+        <w:tabs>
+          <w:tab w:val="num" w:pos="0"/>
+        </w:tabs>
+        <w:ind w:start="0" w:hanging="0"/>
+      </w:pPr>
+    </w:lvl>
+    <w:lvl w:ilvl="3">
+      <w:start w:val="1"/>
       <w:numFmt w:val="none"/>
       <w:suff w:val="nothing"/>
-      <w:lvlText w:val="%2"/>
+      <w:lvlText w:val=""/>
       <w:lvlJc w:val="start"/>
       <w:pPr>
         <w:tabs>
@@ -1498,12 +1634,11 @@
         <w:ind w:start="0" w:hanging="0"/>
       </w:pPr>
     </w:lvl>
-    <w:lvl w:ilvl="2">
-      <w:start w:val="1"/>
-      <w:pStyle w:val="Heading3"/>
+    <w:lvl w:ilvl="4">
+      <w:start w:val="1"/>
       <w:numFmt w:val="none"/>
       <w:suff w:val="nothing"/>
-      <w:lvlText w:val="%3"/>
+      <w:lvlText w:val=""/>
       <w:lvlJc w:val="start"/>
       <w:pPr>
         <w:tabs>
@@ -1512,11 +1647,11 @@
         <w:ind w:start="0" w:hanging="0"/>
       </w:pPr>
     </w:lvl>
-    <w:lvl w:ilvl="3">
+    <w:lvl w:ilvl="5">
       <w:start w:val="1"/>
       <w:numFmt w:val="none"/>
       <w:suff w:val="nothing"/>
-      <w:lvlText w:val="%4"/>
+      <w:lvlText w:val=""/>
       <w:lvlJc w:val="start"/>
       <w:pPr>
         <w:tabs>
@@ -1525,11 +1660,11 @@
         <w:ind w:start="0" w:hanging="0"/>
       </w:pPr>
     </w:lvl>
-    <w:lvl w:ilvl="4">
+    <w:lvl w:ilvl="6">
       <w:start w:val="1"/>
       <w:numFmt w:val="none"/>
       <w:suff w:val="nothing"/>
-      <w:lvlText w:val="%5"/>
+      <w:lvlText w:val=""/>
       <w:lvlJc w:val="start"/>
       <w:pPr>
         <w:tabs>
@@ -1538,11 +1673,11 @@
         <w:ind w:start="0" w:hanging="0"/>
       </w:pPr>
     </w:lvl>
-    <w:lvl w:ilvl="5">
+    <w:lvl w:ilvl="7">
       <w:start w:val="1"/>
       <w:numFmt w:val="none"/>
       <w:suff w:val="nothing"/>
-      <w:lvlText w:val="%6"/>
+      <w:lvlText w:val=""/>
       <w:lvlJc w:val="start"/>
       <w:pPr>
         <w:tabs>
@@ -1551,37 +1686,11 @@
         <w:ind w:start="0" w:hanging="0"/>
       </w:pPr>
     </w:lvl>
-    <w:lvl w:ilvl="6">
+    <w:lvl w:ilvl="8">
       <w:start w:val="1"/>
       <w:numFmt w:val="none"/>
       <w:suff w:val="nothing"/>
-      <w:lvlText w:val="%7"/>
-      <w:lvlJc w:val="start"/>
-      <w:pPr>
-        <w:tabs>
-          <w:tab w:val="num" w:pos="0"/>
-        </w:tabs>
-        <w:ind w:start="0" w:hanging="0"/>
-      </w:pPr>
-    </w:lvl>
-    <w:lvl w:ilvl="7">
-      <w:start w:val="1"/>
-      <w:numFmt w:val="none"/>
-      <w:suff w:val="nothing"/>
-      <w:lvlText w:val="%8"/>
-      <w:lvlJc w:val="start"/>
-      <w:pPr>
-        <w:tabs>
-          <w:tab w:val="num" w:pos="0"/>
-        </w:tabs>
-        <w:ind w:start="0" w:hanging="0"/>
-      </w:pPr>
-    </w:lvl>
-    <w:lvl w:ilvl="8">
-      <w:start w:val="1"/>
-      <w:numFmt w:val="none"/>
-      <w:suff w:val="nothing"/>
-      <w:lvlText w:val="%9"/>
+      <w:lvlText w:val=""/>
       <w:lvlJc w:val="start"/>
       <w:pPr>
         <w:tabs>
@@ -1614,10 +1723,10 @@
   <w:docDefaults>
     <w:rPrDefault>
       <w:rPr>
-        <w:rFonts w:ascii="Liberation Serif" w:hAnsi="Liberation Serif" w:eastAsia="Noto Sans" w:cs="Noto Sans Devanagari"/>
+        <w:rFonts w:ascii="Liberation Serif" w:hAnsi="Liberation Serif" w:eastAsia="Noto Serif CJK SC" w:cs="Noto Sans Devanagari"/>
         <w:sz w:val="24"/>
         <w:szCs w:val="24"/>
-        <w:lang w:val="en-US" w:eastAsia="zh-CN" w:bidi="hi-IN"/>
+        <w:lang w:val="pl-PL" w:eastAsia="zh-CN" w:bidi="hi-IN"/>
       </w:rPr>
     </w:rPrDefault>
     <w:pPrDefault>
@@ -1639,11 +1748,11 @@
       <w:color w:val="111111"/>
       <w:sz w:val="21"/>
       <w:szCs w:val="21"/>
-      <w:lang w:val="en-US" w:eastAsia="zh-CN" w:bidi="hi-IN"/>
+      <w:lang w:val="pl-PL" w:eastAsia="zh-CN" w:bidi="hi-IN"/>
     </w:rPr>
   </w:style>
   <w:style w:type="paragraph" w:styleId="Heading1">
-    <w:name w:val="Heading 1"/>
+    <w:name w:val="heading 1"/>
     <w:basedOn w:val="Heading"/>
     <w:next w:val="BodyText"/>
     <w:qFormat/>
@@ -1655,7 +1764,6 @@
       <w:jc w:val="center"/>
     </w:pPr>
     <w:rPr>
-      <w:rFonts w:ascii="Noto Sans" w:hAnsi="Noto Sans"/>
       <w:b/>
       <w:bCs/>
       <w:caps/>
@@ -1664,7 +1772,7 @@
     </w:rPr>
   </w:style>
   <w:style w:type="paragraph" w:styleId="Heading2">
-    <w:name w:val="Heading 2"/>
+    <w:name w:val="heading 2"/>
     <w:basedOn w:val="Heading"/>
     <w:next w:val="BodyText"/>
     <w:qFormat/>
@@ -1677,7 +1785,7 @@
       <w:outlineLvl w:val="1"/>
     </w:pPr>
     <w:rPr>
-      <w:rFonts w:ascii="Liberation Serif" w:hAnsi="Liberation Serif" w:eastAsia="Noto Sans" w:cs="Noto Sans Devanagari"/>
+      <w:rFonts w:ascii="Liberation Serif" w:hAnsi="Liberation Serif" w:eastAsia="Noto Serif CJK SC" w:cs="Noto Sans Devanagari"/>
       <w:b/>
       <w:bCs/>
       <w:sz w:val="24"/>
@@ -1685,7 +1793,7 @@
     </w:rPr>
   </w:style>
   <w:style w:type="paragraph" w:styleId="Heading3">
-    <w:name w:val="Heading 3"/>
+    <w:name w:val="heading 3"/>
     <w:basedOn w:val="Heading"/>
     <w:next w:val="BodyText"/>
     <w:qFormat/>
@@ -1695,11 +1803,23 @@
       <w:outlineLvl w:val="2"/>
     </w:pPr>
     <w:rPr>
-      <w:rFonts w:ascii="Liberation Serif" w:hAnsi="Liberation Serif" w:eastAsia="Noto Sans" w:cs="Noto Sans Devanagari"/>
+      <w:rFonts w:ascii="Liberation Serif" w:hAnsi="Liberation Serif" w:eastAsia="Noto Serif CJK SC" w:cs="Noto Sans Devanagari"/>
       <w:b/>
       <w:bCs/>
       <w:sz w:val="22"/>
       <w:szCs w:val="22"/>
+    </w:rPr>
+  </w:style>
+  <w:style w:type="character" w:styleId="EndnoteReference">
+    <w:name w:val="endnote reference"/>
+    <w:rPr>
+      <w:vertAlign w:val="superscript"/>
+    </w:rPr>
+  </w:style>
+  <w:style w:type="character" w:styleId="FootnoteReference">
+    <w:name w:val="footnote reference"/>
+    <w:rPr>
+      <w:vertAlign w:val="superscript"/>
     </w:rPr>
   </w:style>
   <w:style w:type="character" w:styleId="EndnoteCharacters">
@@ -1742,6 +1862,13 @@
     <w:qFormat/>
     <w:rPr/>
   </w:style>
+  <w:style w:type="character" w:styleId="Bullets">
+    <w:name w:val="Bullets"/>
+    <w:qFormat/>
+    <w:rPr>
+      <w:rFonts w:ascii="OpenSymbol" w:hAnsi="OpenSymbol" w:eastAsia="OpenSymbol" w:cs="OpenSymbol"/>
+    </w:rPr>
+  </w:style>
   <w:style w:type="paragraph" w:styleId="HorizontalLine">
     <w:name w:val="Horizontal Line"/>
     <w:basedOn w:val="Normal"/>
@@ -1758,7 +1885,7 @@
     </w:rPr>
   </w:style>
   <w:style w:type="paragraph" w:styleId="EnvelopeReturn">
-    <w:name w:val="Envelope Return"/>
+    <w:name w:val="envelope return"/>
     <w:basedOn w:val="Normal"/>
     <w:pPr/>
     <w:rPr>
@@ -1770,46 +1897,6 @@
     <w:basedOn w:val="BodyText"/>
     <w:qFormat/>
     <w:pPr/>
-    <w:rPr/>
-  </w:style>
-  <w:style w:type="paragraph" w:styleId="Footer">
-    <w:name w:val="Footer"/>
-    <w:basedOn w:val="Normal"/>
-    <w:pPr>
-      <w:suppressLineNumbers/>
-      <w:tabs>
-        <w:tab w:val="clear" w:pos="1134"/>
-        <w:tab w:val="center" w:pos="4818" w:leader="none"/>
-        <w:tab w:val="right" w:pos="9637" w:leader="none"/>
-      </w:tabs>
-    </w:pPr>
-    <w:rPr/>
-  </w:style>
-  <w:style w:type="paragraph" w:styleId="Header">
-    <w:name w:val="Header"/>
-    <w:basedOn w:val="Normal"/>
-    <w:pPr>
-      <w:suppressLineNumbers/>
-      <w:tabs>
-        <w:tab w:val="clear" w:pos="1134"/>
-        <w:tab w:val="center" w:pos="4818" w:leader="none"/>
-        <w:tab w:val="right" w:pos="9637" w:leader="none"/>
-      </w:tabs>
-    </w:pPr>
-    <w:rPr/>
-  </w:style>
-  <w:style w:type="paragraph" w:styleId="HeaderandFooter">
-    <w:name w:val="Header and Footer"/>
-    <w:basedOn w:val="Normal"/>
-    <w:qFormat/>
-    <w:pPr>
-      <w:suppressLineNumbers/>
-      <w:tabs>
-        <w:tab w:val="clear" w:pos="1134"/>
-        <w:tab w:val="center" w:pos="4819" w:leader="none"/>
-        <w:tab w:val="right" w:pos="9638" w:leader="none"/>
-      </w:tabs>
-    </w:pPr>
     <w:rPr/>
   </w:style>
   <w:style w:type="paragraph" w:styleId="Index">
@@ -1824,7 +1911,7 @@
     </w:rPr>
   </w:style>
   <w:style w:type="paragraph" w:styleId="Caption">
-    <w:name w:val="Caption"/>
+    <w:name w:val="caption"/>
     <w:basedOn w:val="Normal"/>
     <w:qFormat/>
     <w:pPr>
@@ -1882,37 +1969,37 @@
         <a:srgbClr val="000000"/>
       </a:dk1>
       <a:lt1>
-        <a:srgbClr val="ffffff"/>
+        <a:srgbClr val="FFFFFF"/>
       </a:lt1>
       <a:dk2>
         <a:srgbClr val="000000"/>
       </a:dk2>
       <a:lt2>
-        <a:srgbClr val="ffffff"/>
+        <a:srgbClr val="FFFFFF"/>
       </a:lt2>
       <a:accent1>
-        <a:srgbClr val="18a303"/>
+        <a:srgbClr val="18A303"/>
       </a:accent1>
       <a:accent2>
-        <a:srgbClr val="0369a3"/>
+        <a:srgbClr val="0369A3"/>
       </a:accent2>
       <a:accent3>
-        <a:srgbClr val="a33e03"/>
+        <a:srgbClr val="A33E03"/>
       </a:accent3>
       <a:accent4>
-        <a:srgbClr val="8e03a3"/>
+        <a:srgbClr val="8E03A3"/>
       </a:accent4>
       <a:accent5>
-        <a:srgbClr val="c99c00"/>
+        <a:srgbClr val="C99C00"/>
       </a:accent5>
       <a:accent6>
-        <a:srgbClr val="c9211e"/>
+        <a:srgbClr val="C9211E"/>
       </a:accent6>
       <a:hlink>
-        <a:srgbClr val="0000ee"/>
+        <a:srgbClr val="0000EE"/>
       </a:hlink>
       <a:folHlink>
-        <a:srgbClr val="551a8b"/>
+        <a:srgbClr val="551A8B"/>
       </a:folHlink>
     </a:clrScheme>
     <a:fontScheme name="Office">

--- a/dist/wniosek-odszkodowanie-OC-dentysty.docx
+++ b/dist/wniosek-odszkodowanie-OC-dentysty.docx
@@ -1,6 +1,6 @@
 
 <file path=word/document.xml><?xml version="1.0" encoding="utf-8"?>
-<w:document xmlns:o="urn:schemas-microsoft-com:office:office" xmlns:r="http://schemas.openxmlformats.org/officeDocument/2006/relationships" xmlns:v="urn:schemas-microsoft-com:vml" xmlns:w="http://schemas.openxmlformats.org/wordprocessingml/2006/main" xmlns:w10="urn:schemas-microsoft-com:office:word" xmlns:wp="http://schemas.openxmlformats.org/drawingml/2006/wordprocessingDrawing" xmlns:pic="http://schemas.openxmlformats.org/drawingml/2006/picture" xmlns:wps="http://schemas.microsoft.com/office/word/2010/wordprocessingShape" xmlns:wpg="http://schemas.microsoft.com/office/word/2010/wordprocessingGroup" xmlns:mc="http://schemas.openxmlformats.org/markup-compatibility/2006" xmlns:wp14="http://schemas.microsoft.com/office/word/2010/wordprocessingDrawing" xmlns:w14="http://schemas.microsoft.com/office/word/2010/wordml" xmlns:w15="http://schemas.microsoft.com/office/word/2012/wordml" mc:Ignorable="w14 wp14 w15">
+<w:document xmlns:o="urn:schemas-microsoft-com:office:office" xmlns:r="http://schemas.openxmlformats.org/officeDocument/2006/relationships" xmlns:v="urn:schemas-microsoft-com:vml" xmlns:w="http://schemas.openxmlformats.org/wordprocessingml/2006/main" xmlns:w10="urn:schemas-microsoft-com:office:word" xmlns:wp="http://schemas.openxmlformats.org/drawingml/2006/wordprocessingDrawing" xmlns:wps="http://schemas.microsoft.com/office/word/2010/wordprocessingShape" xmlns:wpg="http://schemas.microsoft.com/office/word/2010/wordprocessingGroup" xmlns:mc="http://schemas.openxmlformats.org/markup-compatibility/2006" xmlns:wp14="http://schemas.microsoft.com/office/word/2010/wordprocessingDrawing" xmlns:w14="http://schemas.microsoft.com/office/word/2010/wordml" xmlns:w15="http://schemas.microsoft.com/office/word/2012/wordml" mc:Ignorable="w14 wp14 w15">
   <w:body>
     <w:p>
       <w:pPr>
@@ -1584,7 +1584,7 @@
       <w:start w:val="1"/>
       <w:numFmt w:val="none"/>
       <w:suff w:val="nothing"/>
-      <w:lvlText w:val=""/>
+      <w:lvlText w:val="%1"/>
       <w:lvlJc w:val="start"/>
       <w:pPr>
         <w:tabs>
@@ -1595,37 +1595,10 @@
     </w:lvl>
     <w:lvl w:ilvl="1">
       <w:start w:val="1"/>
-      <w:numFmt w:val="none"/>
       <w:pStyle w:val="Heading2"/>
-      <w:suff w:val="nothing"/>
-      <w:lvlText w:val=""/>
-      <w:lvlJc w:val="start"/>
-      <w:pPr>
-        <w:tabs>
-          <w:tab w:val="num" w:pos="0"/>
-        </w:tabs>
-        <w:ind w:start="0" w:hanging="0"/>
-      </w:pPr>
-    </w:lvl>
-    <w:lvl w:ilvl="2">
-      <w:start w:val="1"/>
-      <w:numFmt w:val="none"/>
-      <w:pStyle w:val="Heading3"/>
-      <w:suff w:val="nothing"/>
-      <w:lvlText w:val=""/>
-      <w:lvlJc w:val="start"/>
-      <w:pPr>
-        <w:tabs>
-          <w:tab w:val="num" w:pos="0"/>
-        </w:tabs>
-        <w:ind w:start="0" w:hanging="0"/>
-      </w:pPr>
-    </w:lvl>
-    <w:lvl w:ilvl="3">
-      <w:start w:val="1"/>
       <w:numFmt w:val="none"/>
       <w:suff w:val="nothing"/>
-      <w:lvlText w:val=""/>
+      <w:lvlText w:val="%2"/>
       <w:lvlJc w:val="start"/>
       <w:pPr>
         <w:tabs>
@@ -1634,11 +1607,12 @@
         <w:ind w:start="0" w:hanging="0"/>
       </w:pPr>
     </w:lvl>
-    <w:lvl w:ilvl="4">
-      <w:start w:val="1"/>
+    <w:lvl w:ilvl="2">
+      <w:start w:val="1"/>
+      <w:pStyle w:val="Heading3"/>
       <w:numFmt w:val="none"/>
       <w:suff w:val="nothing"/>
-      <w:lvlText w:val=""/>
+      <w:lvlText w:val="%3"/>
       <w:lvlJc w:val="start"/>
       <w:pPr>
         <w:tabs>
@@ -1647,11 +1621,11 @@
         <w:ind w:start="0" w:hanging="0"/>
       </w:pPr>
     </w:lvl>
-    <w:lvl w:ilvl="5">
+    <w:lvl w:ilvl="3">
       <w:start w:val="1"/>
       <w:numFmt w:val="none"/>
       <w:suff w:val="nothing"/>
-      <w:lvlText w:val=""/>
+      <w:lvlText w:val="%4"/>
       <w:lvlJc w:val="start"/>
       <w:pPr>
         <w:tabs>
@@ -1660,11 +1634,11 @@
         <w:ind w:start="0" w:hanging="0"/>
       </w:pPr>
     </w:lvl>
-    <w:lvl w:ilvl="6">
+    <w:lvl w:ilvl="4">
       <w:start w:val="1"/>
       <w:numFmt w:val="none"/>
       <w:suff w:val="nothing"/>
-      <w:lvlText w:val=""/>
+      <w:lvlText w:val="%5"/>
       <w:lvlJc w:val="start"/>
       <w:pPr>
         <w:tabs>
@@ -1673,11 +1647,11 @@
         <w:ind w:start="0" w:hanging="0"/>
       </w:pPr>
     </w:lvl>
-    <w:lvl w:ilvl="7">
+    <w:lvl w:ilvl="5">
       <w:start w:val="1"/>
       <w:numFmt w:val="none"/>
       <w:suff w:val="nothing"/>
-      <w:lvlText w:val=""/>
+      <w:lvlText w:val="%6"/>
       <w:lvlJc w:val="start"/>
       <w:pPr>
         <w:tabs>
@@ -1686,11 +1660,37 @@
         <w:ind w:start="0" w:hanging="0"/>
       </w:pPr>
     </w:lvl>
-    <w:lvl w:ilvl="8">
+    <w:lvl w:ilvl="6">
       <w:start w:val="1"/>
       <w:numFmt w:val="none"/>
       <w:suff w:val="nothing"/>
-      <w:lvlText w:val=""/>
+      <w:lvlText w:val="%7"/>
+      <w:lvlJc w:val="start"/>
+      <w:pPr>
+        <w:tabs>
+          <w:tab w:val="num" w:pos="0"/>
+        </w:tabs>
+        <w:ind w:start="0" w:hanging="0"/>
+      </w:pPr>
+    </w:lvl>
+    <w:lvl w:ilvl="7">
+      <w:start w:val="1"/>
+      <w:numFmt w:val="none"/>
+      <w:suff w:val="nothing"/>
+      <w:lvlText w:val="%8"/>
+      <w:lvlJc w:val="start"/>
+      <w:pPr>
+        <w:tabs>
+          <w:tab w:val="num" w:pos="0"/>
+        </w:tabs>
+        <w:ind w:start="0" w:hanging="0"/>
+      </w:pPr>
+    </w:lvl>
+    <w:lvl w:ilvl="8">
+      <w:start w:val="1"/>
+      <w:numFmt w:val="none"/>
+      <w:suff w:val="nothing"/>
+      <w:lvlText w:val="%9"/>
       <w:lvlJc w:val="start"/>
       <w:pPr>
         <w:tabs>
@@ -1723,10 +1723,10 @@
   <w:docDefaults>
     <w:rPrDefault>
       <w:rPr>
-        <w:rFonts w:ascii="Liberation Serif" w:hAnsi="Liberation Serif" w:eastAsia="Noto Serif CJK SC" w:cs="Noto Sans Devanagari"/>
+        <w:rFonts w:ascii="Liberation Serif" w:hAnsi="Liberation Serif" w:eastAsia="Noto Sans" w:cs="Noto Sans Devanagari"/>
         <w:sz w:val="24"/>
         <w:szCs w:val="24"/>
-        <w:lang w:val="pl-PL" w:eastAsia="zh-CN" w:bidi="hi-IN"/>
+        <w:lang w:val="en-US" w:eastAsia="zh-CN" w:bidi="hi-IN"/>
       </w:rPr>
     </w:rPrDefault>
     <w:pPrDefault>
@@ -1748,11 +1748,11 @@
       <w:color w:val="111111"/>
       <w:sz w:val="21"/>
       <w:szCs w:val="21"/>
-      <w:lang w:val="pl-PL" w:eastAsia="zh-CN" w:bidi="hi-IN"/>
+      <w:lang w:val="en-US" w:eastAsia="zh-CN" w:bidi="hi-IN"/>
     </w:rPr>
   </w:style>
   <w:style w:type="paragraph" w:styleId="Heading1">
-    <w:name w:val="heading 1"/>
+    <w:name w:val="Heading 1"/>
     <w:basedOn w:val="Heading"/>
     <w:next w:val="BodyText"/>
     <w:qFormat/>
@@ -1764,6 +1764,7 @@
       <w:jc w:val="center"/>
     </w:pPr>
     <w:rPr>
+      <w:rFonts w:ascii="Noto Sans" w:hAnsi="Noto Sans"/>
       <w:b/>
       <w:bCs/>
       <w:caps/>
@@ -1772,7 +1773,7 @@
     </w:rPr>
   </w:style>
   <w:style w:type="paragraph" w:styleId="Heading2">
-    <w:name w:val="heading 2"/>
+    <w:name w:val="Heading 2"/>
     <w:basedOn w:val="Heading"/>
     <w:next w:val="BodyText"/>
     <w:qFormat/>
@@ -1785,7 +1786,7 @@
       <w:outlineLvl w:val="1"/>
     </w:pPr>
     <w:rPr>
-      <w:rFonts w:ascii="Liberation Serif" w:hAnsi="Liberation Serif" w:eastAsia="Noto Serif CJK SC" w:cs="Noto Sans Devanagari"/>
+      <w:rFonts w:ascii="Liberation Serif" w:hAnsi="Liberation Serif" w:eastAsia="Noto Sans" w:cs="Noto Sans Devanagari"/>
       <w:b/>
       <w:bCs/>
       <w:sz w:val="24"/>
@@ -1793,7 +1794,7 @@
     </w:rPr>
   </w:style>
   <w:style w:type="paragraph" w:styleId="Heading3">
-    <w:name w:val="heading 3"/>
+    <w:name w:val="Heading 3"/>
     <w:basedOn w:val="Heading"/>
     <w:next w:val="BodyText"/>
     <w:qFormat/>
@@ -1803,23 +1804,11 @@
       <w:outlineLvl w:val="2"/>
     </w:pPr>
     <w:rPr>
-      <w:rFonts w:ascii="Liberation Serif" w:hAnsi="Liberation Serif" w:eastAsia="Noto Serif CJK SC" w:cs="Noto Sans Devanagari"/>
+      <w:rFonts w:ascii="Liberation Serif" w:hAnsi="Liberation Serif" w:eastAsia="Noto Sans" w:cs="Noto Sans Devanagari"/>
       <w:b/>
       <w:bCs/>
       <w:sz w:val="22"/>
       <w:szCs w:val="22"/>
-    </w:rPr>
-  </w:style>
-  <w:style w:type="character" w:styleId="EndnoteReference">
-    <w:name w:val="endnote reference"/>
-    <w:rPr>
-      <w:vertAlign w:val="superscript"/>
-    </w:rPr>
-  </w:style>
-  <w:style w:type="character" w:styleId="FootnoteReference">
-    <w:name w:val="footnote reference"/>
-    <w:rPr>
-      <w:vertAlign w:val="superscript"/>
     </w:rPr>
   </w:style>
   <w:style w:type="character" w:styleId="EndnoteCharacters">
@@ -1885,7 +1874,7 @@
     </w:rPr>
   </w:style>
   <w:style w:type="paragraph" w:styleId="EnvelopeReturn">
-    <w:name w:val="envelope return"/>
+    <w:name w:val="Envelope Return"/>
     <w:basedOn w:val="Normal"/>
     <w:pPr/>
     <w:rPr>
@@ -1897,6 +1886,46 @@
     <w:basedOn w:val="BodyText"/>
     <w:qFormat/>
     <w:pPr/>
+    <w:rPr/>
+  </w:style>
+  <w:style w:type="paragraph" w:styleId="Footer">
+    <w:name w:val="Footer"/>
+    <w:basedOn w:val="Normal"/>
+    <w:pPr>
+      <w:suppressLineNumbers/>
+      <w:tabs>
+        <w:tab w:val="clear" w:pos="1134"/>
+        <w:tab w:val="center" w:pos="4818" w:leader="none"/>
+        <w:tab w:val="right" w:pos="9637" w:leader="none"/>
+      </w:tabs>
+    </w:pPr>
+    <w:rPr/>
+  </w:style>
+  <w:style w:type="paragraph" w:styleId="Header">
+    <w:name w:val="Header"/>
+    <w:basedOn w:val="Normal"/>
+    <w:pPr>
+      <w:suppressLineNumbers/>
+      <w:tabs>
+        <w:tab w:val="clear" w:pos="1134"/>
+        <w:tab w:val="center" w:pos="4818" w:leader="none"/>
+        <w:tab w:val="right" w:pos="9637" w:leader="none"/>
+      </w:tabs>
+    </w:pPr>
+    <w:rPr/>
+  </w:style>
+  <w:style w:type="paragraph" w:styleId="HeaderandFooter">
+    <w:name w:val="Header and Footer"/>
+    <w:basedOn w:val="Normal"/>
+    <w:qFormat/>
+    <w:pPr>
+      <w:suppressLineNumbers/>
+      <w:tabs>
+        <w:tab w:val="clear" w:pos="1134"/>
+        <w:tab w:val="center" w:pos="4819" w:leader="none"/>
+        <w:tab w:val="right" w:pos="9638" w:leader="none"/>
+      </w:tabs>
+    </w:pPr>
     <w:rPr/>
   </w:style>
   <w:style w:type="paragraph" w:styleId="Index">
@@ -1911,7 +1940,7 @@
     </w:rPr>
   </w:style>
   <w:style w:type="paragraph" w:styleId="Caption">
-    <w:name w:val="caption"/>
+    <w:name w:val="Caption"/>
     <w:basedOn w:val="Normal"/>
     <w:qFormat/>
     <w:pPr>
@@ -1969,37 +1998,37 @@
         <a:srgbClr val="000000"/>
       </a:dk1>
       <a:lt1>
-        <a:srgbClr val="FFFFFF"/>
+        <a:srgbClr val="ffffff"/>
       </a:lt1>
       <a:dk2>
         <a:srgbClr val="000000"/>
       </a:dk2>
       <a:lt2>
-        <a:srgbClr val="FFFFFF"/>
+        <a:srgbClr val="ffffff"/>
       </a:lt2>
       <a:accent1>
-        <a:srgbClr val="18A303"/>
+        <a:srgbClr val="18a303"/>
       </a:accent1>
       <a:accent2>
-        <a:srgbClr val="0369A3"/>
+        <a:srgbClr val="0369a3"/>
       </a:accent2>
       <a:accent3>
-        <a:srgbClr val="A33E03"/>
+        <a:srgbClr val="a33e03"/>
       </a:accent3>
       <a:accent4>
-        <a:srgbClr val="8E03A3"/>
+        <a:srgbClr val="8e03a3"/>
       </a:accent4>
       <a:accent5>
-        <a:srgbClr val="C99C00"/>
+        <a:srgbClr val="c99c00"/>
       </a:accent5>
       <a:accent6>
-        <a:srgbClr val="C9211E"/>
+        <a:srgbClr val="c9211e"/>
       </a:accent6>
       <a:hlink>
-        <a:srgbClr val="0000EE"/>
+        <a:srgbClr val="0000ee"/>
       </a:hlink>
       <a:folHlink>
-        <a:srgbClr val="551A8B"/>
+        <a:srgbClr val="551a8b"/>
       </a:folHlink>
     </a:clrScheme>
     <a:fontScheme name="Office">

--- a/dist/wniosek-odszkodowanie-OC-dentysty.docx
+++ b/dist/wniosek-odszkodowanie-OC-dentysty.docx
@@ -1,6 +1,6 @@
 
 <file path=word/document.xml><?xml version="1.0" encoding="utf-8"?>
-<w:document xmlns:o="urn:schemas-microsoft-com:office:office" xmlns:r="http://schemas.openxmlformats.org/officeDocument/2006/relationships" xmlns:v="urn:schemas-microsoft-com:vml" xmlns:w="http://schemas.openxmlformats.org/wordprocessingml/2006/main" xmlns:w10="urn:schemas-microsoft-com:office:word" xmlns:wp="http://schemas.openxmlformats.org/drawingml/2006/wordprocessingDrawing" xmlns:wps="http://schemas.microsoft.com/office/word/2010/wordprocessingShape" xmlns:wpg="http://schemas.microsoft.com/office/word/2010/wordprocessingGroup" xmlns:mc="http://schemas.openxmlformats.org/markup-compatibility/2006" xmlns:wp14="http://schemas.microsoft.com/office/word/2010/wordprocessingDrawing" xmlns:w14="http://schemas.microsoft.com/office/word/2010/wordml" xmlns:w15="http://schemas.microsoft.com/office/word/2012/wordml" mc:Ignorable="w14 wp14 w15">
+<w:document xmlns:o="urn:schemas-microsoft-com:office:office" xmlns:r="http://schemas.openxmlformats.org/officeDocument/2006/relationships" xmlns:v="urn:schemas-microsoft-com:vml" xmlns:w="http://schemas.openxmlformats.org/wordprocessingml/2006/main" xmlns:w10="urn:schemas-microsoft-com:office:word" xmlns:wp="http://schemas.openxmlformats.org/drawingml/2006/wordprocessingDrawing" xmlns:pic="http://schemas.openxmlformats.org/drawingml/2006/picture" xmlns:wps="http://schemas.microsoft.com/office/word/2010/wordprocessingShape" xmlns:wpg="http://schemas.microsoft.com/office/word/2010/wordprocessingGroup" xmlns:mc="http://schemas.openxmlformats.org/markup-compatibility/2006" xmlns:wp14="http://schemas.microsoft.com/office/word/2010/wordprocessingDrawing" xmlns:w14="http://schemas.microsoft.com/office/word/2010/wordml" xmlns:w15="http://schemas.microsoft.com/office/word/2012/wordml" mc:Ignorable="w14 wp14 w15">
   <w:body>
     <w:p>
       <w:pPr>
@@ -455,22 +455,21 @@
         <w:rPr>
           <w:rStyle w:val="Strong"/>
         </w:rPr>
-        <w:t>Wizyta pierwotna (dzień ........................ r.):</w:t>
-      </w:r>
-      <w:r>
-        <w:rPr/>
-        <w:br/>
-        <w:t xml:space="preserve">Poszkodowany/a odbył/a wizytę stomatologiczną w placówce ubezpieczonego. W trakcie wizyty wykonano badanie obrazowe — tomografię stożkową CBCT: ........................................................................ </w:t>
+        <w:t>Historia wcześniejszego leczenia (wypełnić w wariancie nawrotu / kontroli po zabiegu; w wariancie pierwotnego przeoczenia pominąć):</w:t>
+      </w:r>
+      <w:r>
+        <w:rPr/>
+        <w:t xml:space="preserve"> Wcześniej w placówce ubezpieczonego wykonano: ........................................................................ </w:t>
       </w:r>
       <w:r>
         <w:rPr>
           <w:rStyle w:val="Emphasis"/>
         </w:rPr>
-        <w:t>(obszar ......... / ząb nr .........)</w:t>
-      </w:r>
-      <w:r>
-        <w:rPr/>
-        <w:t>. Lekarz badający oświadczył, że badanie nie wykazuje zmian chorobowych i brak jest wskazań do podjęcia leczenia stomatologicznego. Nie wdrożono leczenia ani dalszej diagnostyki.</w:t>
+        <w:t>(np. resekcja wierzchołków korzeni zębów nr ......... + wyłuszczenie torbieli w dniu ........................ r.)</w:t>
+      </w:r>
+      <w:r>
+        <w:rPr/>
+        <w:t>. Kontrole po zabiegu (m.in. CBCT z dnia ........................ r.) wykazywały obraz prawidłowy / prawidłowe gojenie, bez wskazań do leczenia.</w:t>
       </w:r>
     </w:p>
     <w:p>
@@ -492,12 +491,27 @@
         <w:rPr>
           <w:rStyle w:val="Strong"/>
         </w:rPr>
-        <w:t>Wystąpienie powikłań (okres ........................................ r.):</w:t>
-      </w:r>
-      <w:r>
-        <w:rPr/>
-        <w:br/>
-        <w:t>W kolejnych tygodniach nastąpił dynamiczny rozwój nierozpoznanego stanu zapalnego. U Poszkodowanego/ej wystąpiły ostre objawy chorobowe: narastający ból o dużym natężeniu, rozległy obrzęk tkanek miękkich twarzy po stronie ........................, zaburzenia snu, trudności w przyjmowaniu pokarmów oraz ogólne rozbicie. Objawy te udokumentowano fotograficznie oraz potwierdzono w wywiadzie lekarskim.</w:t>
+        <w:t>Wizyta sporna — data zarzutu (dzień ........................ r.):</w:t>
+      </w:r>
+      <w:r>
+        <w:rPr/>
+        <w:t xml:space="preserve"> Poszkodowany/a odbył/a wizytę stomatologiczną w placówce ubezpieczonego. W trakcie wizyty wykonano badanie obrazowe — tomografię stożkową CBCT: ........................................................................ </w:t>
+      </w:r>
+      <w:r>
+        <w:rPr>
+          <w:rStyle w:val="Emphasis"/>
+        </w:rPr>
+        <w:t>(obszar ......... / ząb nr .........)</w:t>
+      </w:r>
+      <w:r>
+        <w:rPr/>
+        <w:t xml:space="preserve">. Lekarz badający oświadczył, że badanie nie wykazuje zmian chorobowych i brak jest wskazań do podjęcia leczenia stomatologicznego. Nie wdrożono leczenia ani dalszej diagnostyki. Zalecenie: kontrola za ........................ . </w:t>
+      </w:r>
+      <w:r>
+        <w:rPr>
+          <w:rStyle w:val="Emphasis"/>
+        </w:rPr>
+        <w:t>W wariancie nawrotu jest to kontrola po wcześniejszym skutecznym leczeniu (pkt 0), a zarzut dotyczy przeoczenia nawrotu, nie pierwotnego rozpoznania.</w:t>
       </w:r>
     </w:p>
     <w:p>
@@ -519,14 +533,43 @@
         <w:rPr>
           <w:rStyle w:val="Strong"/>
         </w:rPr>
+        <w:t>Wystąpienie powikłań (okres ........................................ r.):</w:t>
+      </w:r>
+      <w:r>
+        <w:rPr/>
+        <w:t xml:space="preserve"> W kolejnych tygodniach nastąpił dynamiczny rozwój nierozpoznanego stanu zapalnego. U Poszkodowanego/ej wystąpiły ostre objawy chorobowe: narastający ból o dużym natężeniu, rozległy obrzęk tkanek miękkich twarzy po stronie ........................, zaburzenia snu, trudności w przyjmowaniu pokarmów oraz ogólne rozbicie. Objawy te udokumentowano fotograficznie oraz potwierdzono w wywiadzie lekarskim. </w:t>
+      </w:r>
+      <w:r>
+        <w:rPr>
+          <w:rStyle w:val="Emphasis"/>
+        </w:rPr>
+        <w:t>Jeżeli między sporną kontrolą a weryfikacją wystąpiła przerwa w zgłaszaniu się na kontrole (np. objawy w miesiącu ........................, brak wizyty), opisać ją zgodnie z prawdą w jednym zdaniu — ubezpieczyciel bada przyczynienie (art. 362 KC). Nie pomijać tego faktu; osią roszczenia pozostaje sporna kontrola z pkt 1.</w:t>
+      </w:r>
+    </w:p>
+    <w:p>
+      <w:pPr>
+        <w:pStyle w:val="BodyText"/>
+        <w:numPr>
+          <w:ilvl w:val="0"/>
+          <w:numId w:val="2"/>
+        </w:numPr>
+        <w:tabs>
+          <w:tab w:val="clear" w:pos="1134"/>
+          <w:tab w:val="left" w:pos="709" w:leader="none"/>
+        </w:tabs>
+        <w:bidi w:val="0"/>
+        <w:ind w:hanging="283" w:start="709"/>
+        <w:rPr/>
+      </w:pPr>
+      <w:r>
+        <w:rPr>
+          <w:rStyle w:val="Strong"/>
+        </w:rPr>
         <w:t>Wizyta weryfikacyjna i ujawnienie błędu (dzień ........................ r.):</w:t>
       </w:r>
       <w:r>
         <w:rPr/>
-        <w:br/>
-        <w:t>Z uwagi na ostry stan zapalny Poszkodowany/a zgłosił/a się na pilną konsultację stomatologiczną do innego lekarza dentysty: ........................................................................</w:t>
-        <w:br/>
-        <w:t>Lekarz ten, po badaniu fizykalnym (naocznym zbadaniu stanu klinicznego), wykonaniu własnej tomografii CBCT oraz wnikliwej analizie pierwotnego badania CBCT z dnia ........................ r., jednoznacznie stwierdził, że:</w:t>
+        <w:t xml:space="preserve"> Z uwagi na ostry stan zapalny Poszkodowany/a zgłosił/a się na pilną konsultację stomatologiczną do innego lekarza dentysty: ........ Lekarz ten, po badaniu fizykalnym (naocznym zbadaniu stanu klinicznego), wykonaniu własnej tomografii CBCT oraz wnikliwej analizie spornego badania CBCT z dnia ........................ r., jednoznacznie stwierdził, że:</w:t>
       </w:r>
     </w:p>
     <w:p>
@@ -553,7 +596,7 @@
         <w:rPr>
           <w:rStyle w:val="Strong"/>
         </w:rPr>
-        <w:t>wyraźnie widoczne już w pierwotnym badaniu CBCT</w:t>
+        <w:t>wyraźnie widoczne już w spornym badaniu CBCT</w:t>
       </w:r>
       <w:r>
         <w:rPr/>
@@ -578,7 +621,7 @@
       </w:pPr>
       <w:r>
         <w:rPr/>
-        <w:t xml:space="preserve">Prawidłowa ocena radiologiczna nakazywała natychmiastowe wdrożenie leczenia już w dacie pierwszego badania; </w:t>
+        <w:t xml:space="preserve">Prawidłowa ocena radiologiczna nakazywała natychmiastowe wdrożenie leczenia już w dacie spornego badania; </w:t>
       </w:r>
     </w:p>
     <w:p>
@@ -599,7 +642,7 @@
       </w:pPr>
       <w:r>
         <w:rPr/>
-        <w:t xml:space="preserve">Zaniechanie leczenia doprowadziło bezpośrednio do rozwoju ostrego stanu zapalnego, obrzęku i konieczności wdrożenia skomplikowanego, inwazyjnego leczenia naprawczego: ........................................................................; </w:t>
+        <w:t xml:space="preserve">Zaniechanie leczenia doprowadziło bezpośrednio do rozwoju ostrego stanu zapalnego, obrzęku / ropnia i konieczności wdrożenia skomplikowanego, inwazyjnego leczenia naprawczego: ........................................................................; </w:t>
       </w:r>
     </w:p>
     <w:p>
@@ -620,6 +663,16 @@
       <w:r>
         <w:rPr/>
         <w:t xml:space="preserve">Koszt niezbędnego leczenia naprawczego został oszacowany w załączonym planie leczenia na kwotę: ........................ zł. </w:t>
+      </w:r>
+      <w:r>
+        <w:rPr>
+          <w:rStyle w:val="Emphasis"/>
+        </w:rPr>
+        <w:t>Dowód kluczowy w wariancie nawrotu: pisemna opinia lekarza weryfikującego porównująca DICOM CBCT ze spornej kontroli z własnym CBCT (dwa badania, daty, opis różnic).</w:t>
+      </w:r>
+      <w:r>
+        <w:rPr/>
+        <w:t xml:space="preserve"> </w:t>
       </w:r>
     </w:p>
     <w:p>
@@ -1208,7 +1261,6 @@
   </w:abstractNum>
   <w:abstractNum w:abstractNumId="2">
     <w:lvl w:ilvl="0">
-      <w:start w:val="1"/>
       <w:numFmt w:val="decimal"/>
       <w:lvlText w:val="%1."/>
       <w:lvlJc w:val="start"/>
@@ -1584,7 +1636,7 @@
       <w:start w:val="1"/>
       <w:numFmt w:val="none"/>
       <w:suff w:val="nothing"/>
-      <w:lvlText w:val="%1"/>
+      <w:lvlText w:val=""/>
       <w:lvlJc w:val="start"/>
       <w:pPr>
         <w:tabs>
@@ -1595,10 +1647,37 @@
     </w:lvl>
     <w:lvl w:ilvl="1">
       <w:start w:val="1"/>
+      <w:numFmt w:val="none"/>
       <w:pStyle w:val="Heading2"/>
+      <w:suff w:val="nothing"/>
+      <w:lvlText w:val=""/>
+      <w:lvlJc w:val="start"/>
+      <w:pPr>
+        <w:tabs>
+          <w:tab w:val="num" w:pos="0"/>
+        </w:tabs>
+        <w:ind w:start="0" w:hanging="0"/>
+      </w:pPr>
+    </w:lvl>
+    <w:lvl w:ilvl="2">
+      <w:start w:val="1"/>
+      <w:numFmt w:val="none"/>
+      <w:pStyle w:val="Heading3"/>
+      <w:suff w:val="nothing"/>
+      <w:lvlText w:val=""/>
+      <w:lvlJc w:val="start"/>
+      <w:pPr>
+        <w:tabs>
+          <w:tab w:val="num" w:pos="0"/>
+        </w:tabs>
+        <w:ind w:start="0" w:hanging="0"/>
+      </w:pPr>
+    </w:lvl>
+    <w:lvl w:ilvl="3">
+      <w:start w:val="1"/>
       <w:numFmt w:val="none"/>
       <w:suff w:val="nothing"/>
-      <w:lvlText w:val="%2"/>
+      <w:lvlText w:val=""/>
       <w:lvlJc w:val="start"/>
       <w:pPr>
         <w:tabs>
@@ -1607,12 +1686,11 @@
         <w:ind w:start="0" w:hanging="0"/>
       </w:pPr>
     </w:lvl>
-    <w:lvl w:ilvl="2">
-      <w:start w:val="1"/>
-      <w:pStyle w:val="Heading3"/>
+    <w:lvl w:ilvl="4">
+      <w:start w:val="1"/>
       <w:numFmt w:val="none"/>
       <w:suff w:val="nothing"/>
-      <w:lvlText w:val="%3"/>
+      <w:lvlText w:val=""/>
       <w:lvlJc w:val="start"/>
       <w:pPr>
         <w:tabs>
@@ -1621,11 +1699,11 @@
         <w:ind w:start="0" w:hanging="0"/>
       </w:pPr>
     </w:lvl>
-    <w:lvl w:ilvl="3">
+    <w:lvl w:ilvl="5">
       <w:start w:val="1"/>
       <w:numFmt w:val="none"/>
       <w:suff w:val="nothing"/>
-      <w:lvlText w:val="%4"/>
+      <w:lvlText w:val=""/>
       <w:lvlJc w:val="start"/>
       <w:pPr>
         <w:tabs>
@@ -1634,11 +1712,11 @@
         <w:ind w:start="0" w:hanging="0"/>
       </w:pPr>
     </w:lvl>
-    <w:lvl w:ilvl="4">
+    <w:lvl w:ilvl="6">
       <w:start w:val="1"/>
       <w:numFmt w:val="none"/>
       <w:suff w:val="nothing"/>
-      <w:lvlText w:val="%5"/>
+      <w:lvlText w:val=""/>
       <w:lvlJc w:val="start"/>
       <w:pPr>
         <w:tabs>
@@ -1647,11 +1725,11 @@
         <w:ind w:start="0" w:hanging="0"/>
       </w:pPr>
     </w:lvl>
-    <w:lvl w:ilvl="5">
+    <w:lvl w:ilvl="7">
       <w:start w:val="1"/>
       <w:numFmt w:val="none"/>
       <w:suff w:val="nothing"/>
-      <w:lvlText w:val="%6"/>
+      <w:lvlText w:val=""/>
       <w:lvlJc w:val="start"/>
       <w:pPr>
         <w:tabs>
@@ -1660,37 +1738,11 @@
         <w:ind w:start="0" w:hanging="0"/>
       </w:pPr>
     </w:lvl>
-    <w:lvl w:ilvl="6">
+    <w:lvl w:ilvl="8">
       <w:start w:val="1"/>
       <w:numFmt w:val="none"/>
       <w:suff w:val="nothing"/>
-      <w:lvlText w:val="%7"/>
-      <w:lvlJc w:val="start"/>
-      <w:pPr>
-        <w:tabs>
-          <w:tab w:val="num" w:pos="0"/>
-        </w:tabs>
-        <w:ind w:start="0" w:hanging="0"/>
-      </w:pPr>
-    </w:lvl>
-    <w:lvl w:ilvl="7">
-      <w:start w:val="1"/>
-      <w:numFmt w:val="none"/>
-      <w:suff w:val="nothing"/>
-      <w:lvlText w:val="%8"/>
-      <w:lvlJc w:val="start"/>
-      <w:pPr>
-        <w:tabs>
-          <w:tab w:val="num" w:pos="0"/>
-        </w:tabs>
-        <w:ind w:start="0" w:hanging="0"/>
-      </w:pPr>
-    </w:lvl>
-    <w:lvl w:ilvl="8">
-      <w:start w:val="1"/>
-      <w:numFmt w:val="none"/>
-      <w:suff w:val="nothing"/>
-      <w:lvlText w:val="%9"/>
+      <w:lvlText w:val=""/>
       <w:lvlJc w:val="start"/>
       <w:pPr>
         <w:tabs>
@@ -1723,10 +1775,10 @@
   <w:docDefaults>
     <w:rPrDefault>
       <w:rPr>
-        <w:rFonts w:ascii="Liberation Serif" w:hAnsi="Liberation Serif" w:eastAsia="Noto Sans" w:cs="Noto Sans Devanagari"/>
+        <w:rFonts w:ascii="Liberation Serif" w:hAnsi="Liberation Serif" w:eastAsia="Noto Serif CJK SC" w:cs="Noto Sans Devanagari"/>
         <w:sz w:val="24"/>
         <w:szCs w:val="24"/>
-        <w:lang w:val="en-US" w:eastAsia="zh-CN" w:bidi="hi-IN"/>
+        <w:lang w:val="pl-PL" w:eastAsia="zh-CN" w:bidi="hi-IN"/>
       </w:rPr>
     </w:rPrDefault>
     <w:pPrDefault>
@@ -1748,11 +1800,11 @@
       <w:color w:val="111111"/>
       <w:sz w:val="21"/>
       <w:szCs w:val="21"/>
-      <w:lang w:val="en-US" w:eastAsia="zh-CN" w:bidi="hi-IN"/>
+      <w:lang w:val="pl-PL" w:eastAsia="zh-CN" w:bidi="hi-IN"/>
     </w:rPr>
   </w:style>
   <w:style w:type="paragraph" w:styleId="Heading1">
-    <w:name w:val="Heading 1"/>
+    <w:name w:val="heading 1"/>
     <w:basedOn w:val="Heading"/>
     <w:next w:val="BodyText"/>
     <w:qFormat/>
@@ -1764,7 +1816,6 @@
       <w:jc w:val="center"/>
     </w:pPr>
     <w:rPr>
-      <w:rFonts w:ascii="Noto Sans" w:hAnsi="Noto Sans"/>
       <w:b/>
       <w:bCs/>
       <w:caps/>
@@ -1773,7 +1824,7 @@
     </w:rPr>
   </w:style>
   <w:style w:type="paragraph" w:styleId="Heading2">
-    <w:name w:val="Heading 2"/>
+    <w:name w:val="heading 2"/>
     <w:basedOn w:val="Heading"/>
     <w:next w:val="BodyText"/>
     <w:qFormat/>
@@ -1786,7 +1837,7 @@
       <w:outlineLvl w:val="1"/>
     </w:pPr>
     <w:rPr>
-      <w:rFonts w:ascii="Liberation Serif" w:hAnsi="Liberation Serif" w:eastAsia="Noto Sans" w:cs="Noto Sans Devanagari"/>
+      <w:rFonts w:ascii="Liberation Serif" w:hAnsi="Liberation Serif" w:eastAsia="Noto Serif CJK SC" w:cs="Noto Sans Devanagari"/>
       <w:b/>
       <w:bCs/>
       <w:sz w:val="24"/>
@@ -1794,7 +1845,7 @@
     </w:rPr>
   </w:style>
   <w:style w:type="paragraph" w:styleId="Heading3">
-    <w:name w:val="Heading 3"/>
+    <w:name w:val="heading 3"/>
     <w:basedOn w:val="Heading"/>
     <w:next w:val="BodyText"/>
     <w:qFormat/>
@@ -1804,11 +1855,23 @@
       <w:outlineLvl w:val="2"/>
     </w:pPr>
     <w:rPr>
-      <w:rFonts w:ascii="Liberation Serif" w:hAnsi="Liberation Serif" w:eastAsia="Noto Sans" w:cs="Noto Sans Devanagari"/>
+      <w:rFonts w:ascii="Liberation Serif" w:hAnsi="Liberation Serif" w:eastAsia="Noto Serif CJK SC" w:cs="Noto Sans Devanagari"/>
       <w:b/>
       <w:bCs/>
       <w:sz w:val="22"/>
       <w:szCs w:val="22"/>
+    </w:rPr>
+  </w:style>
+  <w:style w:type="character" w:styleId="EndnoteReference">
+    <w:name w:val="endnote reference"/>
+    <w:rPr>
+      <w:vertAlign w:val="superscript"/>
+    </w:rPr>
+  </w:style>
+  <w:style w:type="character" w:styleId="FootnoteReference">
+    <w:name w:val="footnote reference"/>
+    <w:rPr>
+      <w:vertAlign w:val="superscript"/>
     </w:rPr>
   </w:style>
   <w:style w:type="character" w:styleId="EndnoteCharacters">
@@ -1874,7 +1937,7 @@
     </w:rPr>
   </w:style>
   <w:style w:type="paragraph" w:styleId="EnvelopeReturn">
-    <w:name w:val="Envelope Return"/>
+    <w:name w:val="envelope return"/>
     <w:basedOn w:val="Normal"/>
     <w:pPr/>
     <w:rPr>
@@ -1886,46 +1949,6 @@
     <w:basedOn w:val="BodyText"/>
     <w:qFormat/>
     <w:pPr/>
-    <w:rPr/>
-  </w:style>
-  <w:style w:type="paragraph" w:styleId="Footer">
-    <w:name w:val="Footer"/>
-    <w:basedOn w:val="Normal"/>
-    <w:pPr>
-      <w:suppressLineNumbers/>
-      <w:tabs>
-        <w:tab w:val="clear" w:pos="1134"/>
-        <w:tab w:val="center" w:pos="4818" w:leader="none"/>
-        <w:tab w:val="right" w:pos="9637" w:leader="none"/>
-      </w:tabs>
-    </w:pPr>
-    <w:rPr/>
-  </w:style>
-  <w:style w:type="paragraph" w:styleId="Header">
-    <w:name w:val="Header"/>
-    <w:basedOn w:val="Normal"/>
-    <w:pPr>
-      <w:suppressLineNumbers/>
-      <w:tabs>
-        <w:tab w:val="clear" w:pos="1134"/>
-        <w:tab w:val="center" w:pos="4818" w:leader="none"/>
-        <w:tab w:val="right" w:pos="9637" w:leader="none"/>
-      </w:tabs>
-    </w:pPr>
-    <w:rPr/>
-  </w:style>
-  <w:style w:type="paragraph" w:styleId="HeaderandFooter">
-    <w:name w:val="Header and Footer"/>
-    <w:basedOn w:val="Normal"/>
-    <w:qFormat/>
-    <w:pPr>
-      <w:suppressLineNumbers/>
-      <w:tabs>
-        <w:tab w:val="clear" w:pos="1134"/>
-        <w:tab w:val="center" w:pos="4819" w:leader="none"/>
-        <w:tab w:val="right" w:pos="9638" w:leader="none"/>
-      </w:tabs>
-    </w:pPr>
     <w:rPr/>
   </w:style>
   <w:style w:type="paragraph" w:styleId="Index">
@@ -1940,7 +1963,7 @@
     </w:rPr>
   </w:style>
   <w:style w:type="paragraph" w:styleId="Caption">
-    <w:name w:val="Caption"/>
+    <w:name w:val="caption"/>
     <w:basedOn w:val="Normal"/>
     <w:qFormat/>
     <w:pPr>
@@ -1998,37 +2021,37 @@
         <a:srgbClr val="000000"/>
       </a:dk1>
       <a:lt1>
-        <a:srgbClr val="ffffff"/>
+        <a:srgbClr val="FFFFFF"/>
       </a:lt1>
       <a:dk2>
         <a:srgbClr val="000000"/>
       </a:dk2>
       <a:lt2>
-        <a:srgbClr val="ffffff"/>
+        <a:srgbClr val="FFFFFF"/>
       </a:lt2>
       <a:accent1>
-        <a:srgbClr val="18a303"/>
+        <a:srgbClr val="18A303"/>
       </a:accent1>
       <a:accent2>
-        <a:srgbClr val="0369a3"/>
+        <a:srgbClr val="0369A3"/>
       </a:accent2>
       <a:accent3>
-        <a:srgbClr val="a33e03"/>
+        <a:srgbClr val="A33E03"/>
       </a:accent3>
       <a:accent4>
-        <a:srgbClr val="8e03a3"/>
+        <a:srgbClr val="8E03A3"/>
       </a:accent4>
       <a:accent5>
-        <a:srgbClr val="c99c00"/>
+        <a:srgbClr val="C99C00"/>
       </a:accent5>
       <a:accent6>
-        <a:srgbClr val="c9211e"/>
+        <a:srgbClr val="C9211E"/>
       </a:accent6>
       <a:hlink>
-        <a:srgbClr val="0000ee"/>
+        <a:srgbClr val="0000EE"/>
       </a:hlink>
       <a:folHlink>
-        <a:srgbClr val="551a8b"/>
+        <a:srgbClr val="551A8B"/>
       </a:folHlink>
     </a:clrScheme>
     <a:fontScheme name="Office">

--- a/dist/wniosek-odszkodowanie-OC-dentysty.docx
+++ b/dist/wniosek-odszkodowanie-OC-dentysty.docx
@@ -1,6 +1,6 @@
 
 <file path=word/document.xml><?xml version="1.0" encoding="utf-8"?>
-<w:document xmlns:o="urn:schemas-microsoft-com:office:office" xmlns:r="http://schemas.openxmlformats.org/officeDocument/2006/relationships" xmlns:v="urn:schemas-microsoft-com:vml" xmlns:w="http://schemas.openxmlformats.org/wordprocessingml/2006/main" xmlns:w10="urn:schemas-microsoft-com:office:word" xmlns:wp="http://schemas.openxmlformats.org/drawingml/2006/wordprocessingDrawing" xmlns:pic="http://schemas.openxmlformats.org/drawingml/2006/picture" xmlns:wps="http://schemas.microsoft.com/office/word/2010/wordprocessingShape" xmlns:wpg="http://schemas.microsoft.com/office/word/2010/wordprocessingGroup" xmlns:mc="http://schemas.openxmlformats.org/markup-compatibility/2006" xmlns:wp14="http://schemas.microsoft.com/office/word/2010/wordprocessingDrawing" xmlns:w14="http://schemas.microsoft.com/office/word/2010/wordml" xmlns:w15="http://schemas.microsoft.com/office/word/2012/wordml" mc:Ignorable="w14 wp14 w15">
+<w:document xmlns:o="urn:schemas-microsoft-com:office:office" xmlns:r="http://schemas.openxmlformats.org/officeDocument/2006/relationships" xmlns:v="urn:schemas-microsoft-com:vml" xmlns:w="http://schemas.openxmlformats.org/wordprocessingml/2006/main" xmlns:w10="urn:schemas-microsoft-com:office:word" xmlns:wp="http://schemas.openxmlformats.org/drawingml/2006/wordprocessingDrawing" xmlns:wps="http://schemas.microsoft.com/office/word/2010/wordprocessingShape" xmlns:wpg="http://schemas.microsoft.com/office/word/2010/wordprocessingGroup" xmlns:mc="http://schemas.openxmlformats.org/markup-compatibility/2006" xmlns:wp14="http://schemas.microsoft.com/office/word/2010/wordprocessingDrawing" xmlns:w14="http://schemas.microsoft.com/office/word/2010/wordml" xmlns:w15="http://schemas.microsoft.com/office/word/2012/wordml" mc:Ignorable="w14 wp14 w15">
   <w:body>
     <w:p>
       <w:pPr>
@@ -1636,7 +1636,7 @@
       <w:start w:val="1"/>
       <w:numFmt w:val="none"/>
       <w:suff w:val="nothing"/>
-      <w:lvlText w:val=""/>
+      <w:lvlText w:val="%1"/>
       <w:lvlJc w:val="start"/>
       <w:pPr>
         <w:tabs>
@@ -1647,37 +1647,10 @@
     </w:lvl>
     <w:lvl w:ilvl="1">
       <w:start w:val="1"/>
-      <w:numFmt w:val="none"/>
       <w:pStyle w:val="Heading2"/>
-      <w:suff w:val="nothing"/>
-      <w:lvlText w:val=""/>
-      <w:lvlJc w:val="start"/>
-      <w:pPr>
-        <w:tabs>
-          <w:tab w:val="num" w:pos="0"/>
-        </w:tabs>
-        <w:ind w:start="0" w:hanging="0"/>
-      </w:pPr>
-    </w:lvl>
-    <w:lvl w:ilvl="2">
-      <w:start w:val="1"/>
-      <w:numFmt w:val="none"/>
-      <w:pStyle w:val="Heading3"/>
-      <w:suff w:val="nothing"/>
-      <w:lvlText w:val=""/>
-      <w:lvlJc w:val="start"/>
-      <w:pPr>
-        <w:tabs>
-          <w:tab w:val="num" w:pos="0"/>
-        </w:tabs>
-        <w:ind w:start="0" w:hanging="0"/>
-      </w:pPr>
-    </w:lvl>
-    <w:lvl w:ilvl="3">
-      <w:start w:val="1"/>
       <w:numFmt w:val="none"/>
       <w:suff w:val="nothing"/>
-      <w:lvlText w:val=""/>
+      <w:lvlText w:val="%2"/>
       <w:lvlJc w:val="start"/>
       <w:pPr>
         <w:tabs>
@@ -1686,11 +1659,12 @@
         <w:ind w:start="0" w:hanging="0"/>
       </w:pPr>
     </w:lvl>
-    <w:lvl w:ilvl="4">
-      <w:start w:val="1"/>
+    <w:lvl w:ilvl="2">
+      <w:start w:val="1"/>
+      <w:pStyle w:val="Heading3"/>
       <w:numFmt w:val="none"/>
       <w:suff w:val="nothing"/>
-      <w:lvlText w:val=""/>
+      <w:lvlText w:val="%3"/>
       <w:lvlJc w:val="start"/>
       <w:pPr>
         <w:tabs>
@@ -1699,11 +1673,11 @@
         <w:ind w:start="0" w:hanging="0"/>
       </w:pPr>
     </w:lvl>
-    <w:lvl w:ilvl="5">
+    <w:lvl w:ilvl="3">
       <w:start w:val="1"/>
       <w:numFmt w:val="none"/>
       <w:suff w:val="nothing"/>
-      <w:lvlText w:val=""/>
+      <w:lvlText w:val="%4"/>
       <w:lvlJc w:val="start"/>
       <w:pPr>
         <w:tabs>
@@ -1712,11 +1686,11 @@
         <w:ind w:start="0" w:hanging="0"/>
       </w:pPr>
     </w:lvl>
-    <w:lvl w:ilvl="6">
+    <w:lvl w:ilvl="4">
       <w:start w:val="1"/>
       <w:numFmt w:val="none"/>
       <w:suff w:val="nothing"/>
-      <w:lvlText w:val=""/>
+      <w:lvlText w:val="%5"/>
       <w:lvlJc w:val="start"/>
       <w:pPr>
         <w:tabs>
@@ -1725,11 +1699,11 @@
         <w:ind w:start="0" w:hanging="0"/>
       </w:pPr>
     </w:lvl>
-    <w:lvl w:ilvl="7">
+    <w:lvl w:ilvl="5">
       <w:start w:val="1"/>
       <w:numFmt w:val="none"/>
       <w:suff w:val="nothing"/>
-      <w:lvlText w:val=""/>
+      <w:lvlText w:val="%6"/>
       <w:lvlJc w:val="start"/>
       <w:pPr>
         <w:tabs>
@@ -1738,11 +1712,37 @@
         <w:ind w:start="0" w:hanging="0"/>
       </w:pPr>
     </w:lvl>
-    <w:lvl w:ilvl="8">
+    <w:lvl w:ilvl="6">
       <w:start w:val="1"/>
       <w:numFmt w:val="none"/>
       <w:suff w:val="nothing"/>
-      <w:lvlText w:val=""/>
+      <w:lvlText w:val="%7"/>
+      <w:lvlJc w:val="start"/>
+      <w:pPr>
+        <w:tabs>
+          <w:tab w:val="num" w:pos="0"/>
+        </w:tabs>
+        <w:ind w:start="0" w:hanging="0"/>
+      </w:pPr>
+    </w:lvl>
+    <w:lvl w:ilvl="7">
+      <w:start w:val="1"/>
+      <w:numFmt w:val="none"/>
+      <w:suff w:val="nothing"/>
+      <w:lvlText w:val="%8"/>
+      <w:lvlJc w:val="start"/>
+      <w:pPr>
+        <w:tabs>
+          <w:tab w:val="num" w:pos="0"/>
+        </w:tabs>
+        <w:ind w:start="0" w:hanging="0"/>
+      </w:pPr>
+    </w:lvl>
+    <w:lvl w:ilvl="8">
+      <w:start w:val="1"/>
+      <w:numFmt w:val="none"/>
+      <w:suff w:val="nothing"/>
+      <w:lvlText w:val="%9"/>
       <w:lvlJc w:val="start"/>
       <w:pPr>
         <w:tabs>
@@ -1775,10 +1775,10 @@
   <w:docDefaults>
     <w:rPrDefault>
       <w:rPr>
-        <w:rFonts w:ascii="Liberation Serif" w:hAnsi="Liberation Serif" w:eastAsia="Noto Serif CJK SC" w:cs="Noto Sans Devanagari"/>
+        <w:rFonts w:ascii="Liberation Serif" w:hAnsi="Liberation Serif" w:eastAsia="Noto Sans" w:cs="Noto Sans Devanagari"/>
         <w:sz w:val="24"/>
         <w:szCs w:val="24"/>
-        <w:lang w:val="pl-PL" w:eastAsia="zh-CN" w:bidi="hi-IN"/>
+        <w:lang w:val="en-US" w:eastAsia="zh-CN" w:bidi="hi-IN"/>
       </w:rPr>
     </w:rPrDefault>
     <w:pPrDefault>
@@ -1800,11 +1800,11 @@
       <w:color w:val="111111"/>
       <w:sz w:val="21"/>
       <w:szCs w:val="21"/>
-      <w:lang w:val="pl-PL" w:eastAsia="zh-CN" w:bidi="hi-IN"/>
+      <w:lang w:val="en-US" w:eastAsia="zh-CN" w:bidi="hi-IN"/>
     </w:rPr>
   </w:style>
   <w:style w:type="paragraph" w:styleId="Heading1">
-    <w:name w:val="heading 1"/>
+    <w:name w:val="Heading 1"/>
     <w:basedOn w:val="Heading"/>
     <w:next w:val="BodyText"/>
     <w:qFormat/>
@@ -1816,6 +1816,7 @@
       <w:jc w:val="center"/>
     </w:pPr>
     <w:rPr>
+      <w:rFonts w:ascii="Noto Sans" w:hAnsi="Noto Sans"/>
       <w:b/>
       <w:bCs/>
       <w:caps/>
@@ -1824,7 +1825,7 @@
     </w:rPr>
   </w:style>
   <w:style w:type="paragraph" w:styleId="Heading2">
-    <w:name w:val="heading 2"/>
+    <w:name w:val="Heading 2"/>
     <w:basedOn w:val="Heading"/>
     <w:next w:val="BodyText"/>
     <w:qFormat/>
@@ -1837,7 +1838,7 @@
       <w:outlineLvl w:val="1"/>
     </w:pPr>
     <w:rPr>
-      <w:rFonts w:ascii="Liberation Serif" w:hAnsi="Liberation Serif" w:eastAsia="Noto Serif CJK SC" w:cs="Noto Sans Devanagari"/>
+      <w:rFonts w:ascii="Liberation Serif" w:hAnsi="Liberation Serif" w:eastAsia="Noto Sans" w:cs="Noto Sans Devanagari"/>
       <w:b/>
       <w:bCs/>
       <w:sz w:val="24"/>
@@ -1845,7 +1846,7 @@
     </w:rPr>
   </w:style>
   <w:style w:type="paragraph" w:styleId="Heading3">
-    <w:name w:val="heading 3"/>
+    <w:name w:val="Heading 3"/>
     <w:basedOn w:val="Heading"/>
     <w:next w:val="BodyText"/>
     <w:qFormat/>
@@ -1855,23 +1856,11 @@
       <w:outlineLvl w:val="2"/>
     </w:pPr>
     <w:rPr>
-      <w:rFonts w:ascii="Liberation Serif" w:hAnsi="Liberation Serif" w:eastAsia="Noto Serif CJK SC" w:cs="Noto Sans Devanagari"/>
+      <w:rFonts w:ascii="Liberation Serif" w:hAnsi="Liberation Serif" w:eastAsia="Noto Sans" w:cs="Noto Sans Devanagari"/>
       <w:b/>
       <w:bCs/>
       <w:sz w:val="22"/>
       <w:szCs w:val="22"/>
-    </w:rPr>
-  </w:style>
-  <w:style w:type="character" w:styleId="EndnoteReference">
-    <w:name w:val="endnote reference"/>
-    <w:rPr>
-      <w:vertAlign w:val="superscript"/>
-    </w:rPr>
-  </w:style>
-  <w:style w:type="character" w:styleId="FootnoteReference">
-    <w:name w:val="footnote reference"/>
-    <w:rPr>
-      <w:vertAlign w:val="superscript"/>
     </w:rPr>
   </w:style>
   <w:style w:type="character" w:styleId="EndnoteCharacters">
@@ -1937,7 +1926,7 @@
     </w:rPr>
   </w:style>
   <w:style w:type="paragraph" w:styleId="EnvelopeReturn">
-    <w:name w:val="envelope return"/>
+    <w:name w:val="Envelope Return"/>
     <w:basedOn w:val="Normal"/>
     <w:pPr/>
     <w:rPr>
@@ -1949,6 +1938,46 @@
     <w:basedOn w:val="BodyText"/>
     <w:qFormat/>
     <w:pPr/>
+    <w:rPr/>
+  </w:style>
+  <w:style w:type="paragraph" w:styleId="Footer">
+    <w:name w:val="Footer"/>
+    <w:basedOn w:val="Normal"/>
+    <w:pPr>
+      <w:suppressLineNumbers/>
+      <w:tabs>
+        <w:tab w:val="clear" w:pos="1134"/>
+        <w:tab w:val="center" w:pos="4818" w:leader="none"/>
+        <w:tab w:val="right" w:pos="9637" w:leader="none"/>
+      </w:tabs>
+    </w:pPr>
+    <w:rPr/>
+  </w:style>
+  <w:style w:type="paragraph" w:styleId="Header">
+    <w:name w:val="Header"/>
+    <w:basedOn w:val="Normal"/>
+    <w:pPr>
+      <w:suppressLineNumbers/>
+      <w:tabs>
+        <w:tab w:val="clear" w:pos="1134"/>
+        <w:tab w:val="center" w:pos="4818" w:leader="none"/>
+        <w:tab w:val="right" w:pos="9637" w:leader="none"/>
+      </w:tabs>
+    </w:pPr>
+    <w:rPr/>
+  </w:style>
+  <w:style w:type="paragraph" w:styleId="HeaderandFooter">
+    <w:name w:val="Header and Footer"/>
+    <w:basedOn w:val="Normal"/>
+    <w:qFormat/>
+    <w:pPr>
+      <w:suppressLineNumbers/>
+      <w:tabs>
+        <w:tab w:val="clear" w:pos="1134"/>
+        <w:tab w:val="center" w:pos="4819" w:leader="none"/>
+        <w:tab w:val="right" w:pos="9638" w:leader="none"/>
+      </w:tabs>
+    </w:pPr>
     <w:rPr/>
   </w:style>
   <w:style w:type="paragraph" w:styleId="Index">
@@ -1963,7 +1992,7 @@
     </w:rPr>
   </w:style>
   <w:style w:type="paragraph" w:styleId="Caption">
-    <w:name w:val="caption"/>
+    <w:name w:val="Caption"/>
     <w:basedOn w:val="Normal"/>
     <w:qFormat/>
     <w:pPr>
@@ -2021,37 +2050,37 @@
         <a:srgbClr val="000000"/>
       </a:dk1>
       <a:lt1>
-        <a:srgbClr val="FFFFFF"/>
+        <a:srgbClr val="ffffff"/>
       </a:lt1>
       <a:dk2>
         <a:srgbClr val="000000"/>
       </a:dk2>
       <a:lt2>
-        <a:srgbClr val="FFFFFF"/>
+        <a:srgbClr val="ffffff"/>
       </a:lt2>
       <a:accent1>
-        <a:srgbClr val="18A303"/>
+        <a:srgbClr val="18a303"/>
       </a:accent1>
       <a:accent2>
-        <a:srgbClr val="0369A3"/>
+        <a:srgbClr val="0369a3"/>
       </a:accent2>
       <a:accent3>
-        <a:srgbClr val="A33E03"/>
+        <a:srgbClr val="a33e03"/>
       </a:accent3>
       <a:accent4>
-        <a:srgbClr val="8E03A3"/>
+        <a:srgbClr val="8e03a3"/>
       </a:accent4>
       <a:accent5>
-        <a:srgbClr val="C99C00"/>
+        <a:srgbClr val="c99c00"/>
       </a:accent5>
       <a:accent6>
-        <a:srgbClr val="C9211E"/>
+        <a:srgbClr val="c9211e"/>
       </a:accent6>
       <a:hlink>
-        <a:srgbClr val="0000EE"/>
+        <a:srgbClr val="0000ee"/>
       </a:hlink>
       <a:folHlink>
-        <a:srgbClr val="551A8B"/>
+        <a:srgbClr val="551a8b"/>
       </a:folHlink>
     </a:clrScheme>
     <a:fontScheme name="Office">

--- a/dist/wniosek-odszkodowanie-OC-dentysty.docx
+++ b/dist/wniosek-odszkodowanie-OC-dentysty.docx
@@ -1,6 +1,6 @@
 
 <file path=word/document.xml><?xml version="1.0" encoding="utf-8"?>
-<w:document xmlns:o="urn:schemas-microsoft-com:office:office" xmlns:r="http://schemas.openxmlformats.org/officeDocument/2006/relationships" xmlns:v="urn:schemas-microsoft-com:vml" xmlns:w="http://schemas.openxmlformats.org/wordprocessingml/2006/main" xmlns:w10="urn:schemas-microsoft-com:office:word" xmlns:wp="http://schemas.openxmlformats.org/drawingml/2006/wordprocessingDrawing" xmlns:wps="http://schemas.microsoft.com/office/word/2010/wordprocessingShape" xmlns:wpg="http://schemas.microsoft.com/office/word/2010/wordprocessingGroup" xmlns:mc="http://schemas.openxmlformats.org/markup-compatibility/2006" xmlns:wp14="http://schemas.microsoft.com/office/word/2010/wordprocessingDrawing" xmlns:w14="http://schemas.microsoft.com/office/word/2010/wordml" xmlns:w15="http://schemas.microsoft.com/office/word/2012/wordml" mc:Ignorable="w14 wp14 w15">
+<w:document xmlns:o="urn:schemas-microsoft-com:office:office" xmlns:r="http://schemas.openxmlformats.org/officeDocument/2006/relationships" xmlns:v="urn:schemas-microsoft-com:vml" xmlns:w="http://schemas.openxmlformats.org/wordprocessingml/2006/main" xmlns:w10="urn:schemas-microsoft-com:office:word" xmlns:wp="http://schemas.openxmlformats.org/drawingml/2006/wordprocessingDrawing" xmlns:pic="http://schemas.openxmlformats.org/drawingml/2006/picture" xmlns:wps="http://schemas.microsoft.com/office/word/2010/wordprocessingShape" xmlns:wpg="http://schemas.microsoft.com/office/word/2010/wordprocessingGroup" xmlns:mc="http://schemas.openxmlformats.org/markup-compatibility/2006" xmlns:wp14="http://schemas.microsoft.com/office/word/2010/wordprocessingDrawing" xmlns:w14="http://schemas.microsoft.com/office/word/2010/wordml" xmlns:w15="http://schemas.microsoft.com/office/word/2012/wordml" mc:Ignorable="w14 wp14 w15">
   <w:body>
     <w:p>
       <w:pPr>
@@ -11,7 +11,7 @@
       </w:pPr>
       <w:r>
         <w:rPr/>
-        <w:t>ZGŁOSZENIE SZKODY Z OBOWIĄZKOWEGO UBEZPIECZENIA OC ORAZ WEZWANIE DO ZAPŁATY ODSZKODOWANIA I ZADOŚĆUCZYNIENIA</w:t>
+        <w:t>ZGŁOSZENIE SZKODY I ROSZCZEŃ O ODSZKODOWANIE ORAZ ZADOŚĆUCZYNIENIE</w:t>
       </w:r>
     </w:p>
     <w:p>
@@ -98,24 +98,24 @@
       </w:pPr>
       <w:r>
         <w:rPr/>
-        <w:t>Adresat (proszę wybrać jeden wariant i drugi skreślić):</w:t>
-      </w:r>
-    </w:p>
-    <w:p>
-      <w:pPr>
-        <w:pStyle w:val="BodyText"/>
-        <w:bidi w:val="0"/>
-        <w:rPr/>
-      </w:pPr>
-      <w:r>
-        <w:rPr>
-          <w:rStyle w:val="Strong"/>
-        </w:rPr>
-        <w:t>Wariant A (zalecany)</w:t>
-      </w:r>
-      <w:r>
-        <w:rPr/>
-        <w:t xml:space="preserve"> — Zakład Ubezpieczeń / Towarzystwo Ubezpieczeń (Departament Likwidacji Szkód), w którym sprawca posiadał polisę OC — podstawa: art. 822 § 4 KC (</w:t>
+        <w:t>Adresat (wybierz właściwy wariant i skreśl pozostały):</w:t>
+      </w:r>
+    </w:p>
+    <w:p>
+      <w:pPr>
+        <w:pStyle w:val="BodyText"/>
+        <w:bidi w:val="0"/>
+        <w:rPr/>
+      </w:pPr>
+      <w:r>
+        <w:rPr>
+          <w:rStyle w:val="Strong"/>
+        </w:rPr>
+        <w:t>Wariant A — ubezpieczyciel OC:</w:t>
+      </w:r>
+      <w:r>
+        <w:rPr/>
+        <w:t xml:space="preserve"> Zakład ubezpieczeń, w którym podmiot/lekarz był ubezpieczony w dacie świadczenia. W tym wariancie poszkodowany może dochodzić roszczenia bezpośrednio od ubezpieczyciela na podstawie art. 822 § 4 KC (</w:t>
       </w:r>
       <w:r>
         <w:rPr>
@@ -132,11 +132,11 @@
         <w:rPr>
           <w:rStyle w:val="Strong"/>
         </w:rPr>
-        <w:t>Wariant B</w:t>
-      </w:r>
-      <w:r>
-        <w:rPr/>
-        <w:t xml:space="preserve"> — Podmiot leczniczy / lekarz dentysta (sprawca szkody) — gdy dane ubezpieczyciela nie są jeszcze znane albo roszczenie kierowane jest równolegle do sprawcy. ........................................................................................</w:t>
+        <w:t>Wariant B — podmiot leczniczy lub lekarz:</w:t>
+      </w:r>
+      <w:r>
+        <w:rPr/>
+        <w:t xml:space="preserve"> podmiot, którego odpowiedzialność cywilna ma zostać ustalona. W tym wariancie pismo jest zgłoszeniem roszczenia temu podmiotowi, a art. 822 § 4 KC nie jest podstawą roszczenia bezpośrednio wobec adresata. ........................................................................................</w:t>
         <w:br/>
       </w:r>
       <w:r>
@@ -176,20 +176,20 @@
       </w:r>
       <w:r>
         <w:rPr/>
-        <w:t xml:space="preserve"> Zgłoszenia szkody z obowiązkowego ubezpieczenia OC podmiotu wykonującego działalność leczniczą / lekarza dentysty.</w:t>
-      </w:r>
-    </w:p>
-    <w:p>
-      <w:pPr>
-        <w:pStyle w:val="BodyText"/>
-        <w:bidi w:val="0"/>
-        <w:rPr/>
-      </w:pPr>
-      <w:r>
-        <w:rPr>
-          <w:rStyle w:val="Strong"/>
-        </w:rPr>
-        <w:t>Sprawca szkody (Ubezpieczony):</w:t>
+        <w:t xml:space="preserve"> zgłoszenia szkody na osobie i roszczeń związanych ze świadczeniem zdrowotnym udzielonym w dniu ........................ r.</w:t>
+      </w:r>
+    </w:p>
+    <w:p>
+      <w:pPr>
+        <w:pStyle w:val="BodyText"/>
+        <w:bidi w:val="0"/>
+        <w:rPr/>
+      </w:pPr>
+      <w:r>
+        <w:rPr>
+          <w:rStyle w:val="Strong"/>
+        </w:rPr>
+        <w:t>Podmiot/lekarz, którego dotyczy zgłoszenie:</w:t>
       </w:r>
       <w:r>
         <w:rPr/>
@@ -223,28 +223,18 @@
       </w:pPr>
       <w:r>
         <w:rPr/>
-        <w:t>ZGŁOSZENIE SZKODY I WEZWANIE DO ZAPŁATY</w:t>
-      </w:r>
-    </w:p>
-    <w:p>
-      <w:pPr>
-        <w:pStyle w:val="BodyText"/>
-        <w:bidi w:val="0"/>
-        <w:rPr/>
-      </w:pPr>
-      <w:r>
-        <w:rPr/>
-        <w:t>Działając we własnym imieniu, na podstawie art. 822 § 4 Kodeksu cywilnego (</w:t>
-      </w:r>
-      <w:r>
-        <w:rPr>
-          <w:rStyle w:val="Emphasis"/>
-        </w:rPr>
-        <w:t>actio directa</w:t>
-      </w:r>
-      <w:r>
-        <w:rPr/>
-        <w:t xml:space="preserve"> — bezpośrednie roszczenie przeciwko ubezpieczycielowi sprawcy) oraz przepisów ustawy z dnia 22 maja 2003 r. o ubezpieczeniach obowiązkowych, Ubezpieczeniowym Funduszu Gwarancyjnym i Polskim Biurze Ubezpieczycieli Komunikacyjnych:</w:t>
+        <w:t>ZGŁOSZENIE SZKODY I ROSZCZEŃ</w:t>
+      </w:r>
+    </w:p>
+    <w:p>
+      <w:pPr>
+        <w:pStyle w:val="BodyText"/>
+        <w:bidi w:val="0"/>
+        <w:rPr/>
+      </w:pPr>
+      <w:r>
+        <w:rPr/>
+        <w:t>Działając we własnym imieniu, zgłaszam szkodę i przedstawiam roszczenia opisane poniżej. Jeżeli adresatem jest ubezpieczyciel, podstawą roszczenia bezpośredniego jest art. 822 § 4 Kodeksu cywilnego oraz — w zakresie obowiązkowego OC — ustawa z dnia 22 maja 2003 r. o ubezpieczeniach obowiązkowych, UFG i PBUK. Jeżeli adresatem jest podmiot leczniczy lub lekarz, podstawą żądania jest przypisywana temu adresatowi odpowiedzialność cywilna, wymagająca ustalenia w okolicznościach sprawy.</w:t>
       </w:r>
     </w:p>
     <w:p>
@@ -271,17 +261,7 @@
       </w:r>
       <w:r>
         <w:rPr/>
-        <w:t xml:space="preserve"> doznaną w wyniku błędu diagnostyczno-terapeutycznego (zaniechania prawidłowej diagnozy i leczenia na podstawie badania obrazowego — tomografii stożkowej CBCT </w:t>
-      </w:r>
-      <w:r>
-        <w:rPr>
-          <w:rStyle w:val="Emphasis"/>
-        </w:rPr>
-        <w:t>(Cone Beam Computed Tomography, trójwymiarowe badanie 3D)</w:t>
-      </w:r>
-      <w:r>
-        <w:rPr/>
-        <w:t xml:space="preserve">), popełnionego w trakcie udzielania świadczeń zdrowotnych przez ubezpieczonego; </w:t>
+        <w:t xml:space="preserve"> i wnoszę o zbadanie, czy podczas udzielania świadczenia opisanego poniżej doszło do działania lub zaniechania niezgodnego z wymaganą starannością, czy spowodowało ono szkodę oraz jaki jest związek między tym zdarzeniem a zgłoszonymi następstwami. W przypadku gdy odpowiedzialność i wysokość roszczenia są już poparte dowodami, można opisać ustalenia wprost, wskazując te dowody; </w:t>
       </w:r>
     </w:p>
     <w:p>
@@ -303,11 +283,11 @@
         <w:rPr>
           <w:rStyle w:val="Strong"/>
         </w:rPr>
-        <w:t>WZYWAM DO ZAPŁATY</w:t>
-      </w:r>
-      <w:r>
-        <w:rPr/>
-        <w:t xml:space="preserve"> w terminie 30 dni od dnia otrzymania niniejszego zgłoszenia (art. 14 ust. 1 ustawy o ubezpieczeniach obowiązkowych) następujących kwot na wyżej wskazany rachunek bankowy: - </w:t>
+        <w:t>WNOSZĘ O WYPŁATĘ</w:t>
+      </w:r>
+      <w:r>
+        <w:rPr/>
+        <w:t xml:space="preserve"> następujących kwot na wskazany rachunek, w terminach wynikających z właściwych przepisów: - </w:t>
       </w:r>
       <w:r>
         <w:rPr>
@@ -410,7 +390,7 @@
         <w:rPr>
           <w:rStyle w:val="Emphasis"/>
         </w:rPr>
-        <w:t>Niniejsze zgłoszenie roszczenia (zdarzenia) przerywa bieg przedawnienia roszczenia o świadczenie do ubezpieczyciela (art. 819 § 4 KC). Bieg przedawnienia rozpoczyna się na nowo od dnia, w którym otrzymam pisemne oświadczenie ubezpieczyciela o przyznaniu lub odmowie świadczenia.</w:t>
+        <w:t>Jeżeli pismo jest kierowane do ubezpieczyciela, art. 819 § 4 KC przewiduje przerwanie biegu przedawnienia roszczenia o świadczenie do ubezpieczyciela przez zgłoszenie roszczenia lub zdarzenia objętego ubezpieczeniem; bieg rozpoczyna się na nowo po otrzymaniu pisemnego oświadczenia ubezpieczyciela o przyznaniu lub odmowie świadczenia. Nie należy zakładać, że zgłoszenie ubezpieczycielowi przerywa przedawnienie roszczeń wobec innych podmiotów.</w:t>
       </w:r>
     </w:p>
     <w:p>
@@ -459,17 +439,17 @@
       </w:r>
       <w:r>
         <w:rPr/>
-        <w:t xml:space="preserve"> Wcześniej w placówce ubezpieczonego wykonano: ........................................................................ </w:t>
+        <w:t xml:space="preserve"> Wcześniej w placówce wykonano: ........................................................................ </w:t>
       </w:r>
       <w:r>
         <w:rPr>
           <w:rStyle w:val="Emphasis"/>
         </w:rPr>
-        <w:t>(np. resekcja wierzchołków korzeni zębów nr ......... + wyłuszczenie torbieli w dniu ........................ r.)</w:t>
-      </w:r>
-      <w:r>
-        <w:rPr/>
-        <w:t>. Kontrole po zabiegu (m.in. CBCT z dnia ........................ r.) wykazywały obraz prawidłowy / prawidłowe gojenie, bez wskazań do leczenia.</w:t>
+        <w:t>(np. resekcja wierzchołków korzeni zębów nr ......... i wyłuszczenie torbieli w dniu ........................ r.)</w:t>
+      </w:r>
+      <w:r>
+        <w:rPr/>
+        <w:t>. Według posiadanych dokumentów / informacji przekazanej pacjentowi, kontrola z dnia ........................ r. wykazała: ........................................................................ . Dołączyć opis lub wskazać, jeśli relacjonowana informacja była ustna.</w:t>
       </w:r>
     </w:p>
     <w:p>
@@ -495,23 +475,33 @@
       </w:r>
       <w:r>
         <w:rPr/>
-        <w:t xml:space="preserve"> Poszkodowany/a odbył/a wizytę stomatologiczną w placówce ubezpieczonego. W trakcie wizyty wykonano badanie obrazowe — tomografię stożkową CBCT: ........................................................................ </w:t>
+        <w:t xml:space="preserve"> Odbyłem/am wizytę w placówce ........................................ . Wykonano / oceniano badanie CBCT okolicy ........................................ . Przekazano mi: ........................................ </w:t>
       </w:r>
       <w:r>
         <w:rPr>
           <w:rStyle w:val="Emphasis"/>
         </w:rPr>
-        <w:t>(obszar ......... / ząb nr .........)</w:t>
-      </w:r>
-      <w:r>
-        <w:rPr/>
-        <w:t xml:space="preserve">. Lekarz badający oświadczył, że badanie nie wykazuje zmian chorobowych i brak jest wskazań do podjęcia leczenia stomatologicznego. Nie wdrożono leczenia ani dalszej diagnostyki. Zalecenie: kontrola za ........................ . </w:t>
+        <w:t>(wskazać, czy ustnie czy na piśmie i kto przekazał informację)</w:t>
+      </w:r>
+      <w:r>
+        <w:rPr/>
+        <w:t xml:space="preserve">. Zalecono: ........................................ . Według mojej wiedzy nie zalecono wówczas: ........................................ . Wpis, opis i pliki badania: ........................................ </w:t>
       </w:r>
       <w:r>
         <w:rPr>
           <w:rStyle w:val="Emphasis"/>
         </w:rPr>
-        <w:t>W wariancie nawrotu jest to kontrola po wcześniejszym skutecznym leczeniu (pkt 0), a zarzut dotyczy przeoczenia nawrotu, nie pierwotnego rozpoznania.</w:t>
+        <w:t>(załączam / oczekuję na wydanie / nie posiadam)</w:t>
+      </w:r>
+      <w:r>
+        <w:rPr/>
+        <w:t xml:space="preserve">. </w:t>
+      </w:r>
+      <w:r>
+        <w:rPr>
+          <w:rStyle w:val="Emphasis"/>
+        </w:rPr>
+        <w:t>W wariancie nawrotu opisz wcześniejsze leczenie i kontrolę jako tło. Nie stwierdzaj, że nawrót był widoczny w badaniu spornym, dopóki nie potwierdzi tego porównanie badań lub inny wiarygodny dowód.</w:t>
       </w:r>
     </w:p>
     <w:p>
@@ -537,13 +527,13 @@
       </w:r>
       <w:r>
         <w:rPr/>
-        <w:t xml:space="preserve"> W kolejnych tygodniach nastąpił dynamiczny rozwój nierozpoznanego stanu zapalnego. U Poszkodowanego/ej wystąpiły ostre objawy chorobowe: narastający ból o dużym natężeniu, rozległy obrzęk tkanek miękkich twarzy po stronie ........................, zaburzenia snu, trudności w przyjmowaniu pokarmów oraz ogólne rozbicie. Objawy te udokumentowano fotograficznie oraz potwierdzono w wywiadzie lekarskim. </w:t>
+        <w:t xml:space="preserve"> W okresie ........................................ wystąpiły następujące objawy: ........................................ . Odnotowano je w dokumentacji / zdjęciach / innych dowodach: ........................................ . Wymienić tylko objawy rzeczywiście występujące i wskazać ich źródło. </w:t>
       </w:r>
       <w:r>
         <w:rPr>
           <w:rStyle w:val="Emphasis"/>
         </w:rPr>
-        <w:t>Jeżeli między sporną kontrolą a weryfikacją wystąpiła przerwa w zgłaszaniu się na kontrole (np. objawy w miesiącu ........................, brak wizyty), opisać ją zgodnie z prawdą w jednym zdaniu — ubezpieczyciel bada przyczynienie (art. 362 KC). Nie pomijać tego faktu; osią roszczenia pozostaje sporna kontrola z pkt 1.</w:t>
+        <w:t>Opisać zgodnie z prawdą ewentualne wcześniejsze objawy i przerwy w konsultacji. Ich prawne znaczenie zależy od związku z powstaniem lub zwiększeniem szkody; samo ich wystąpienie nie przesądza automatycznie o przyczynieniu.</w:t>
       </w:r>
     </w:p>
     <w:p>
@@ -565,114 +555,11 @@
         <w:rPr>
           <w:rStyle w:val="Strong"/>
         </w:rPr>
-        <w:t>Wizyta weryfikacyjna i ujawnienie błędu (dzień ........................ r.):</w:t>
-      </w:r>
-      <w:r>
-        <w:rPr/>
-        <w:t xml:space="preserve"> Z uwagi na ostry stan zapalny Poszkodowany/a zgłosił/a się na pilną konsultację stomatologiczną do innego lekarza dentysty: ........ Lekarz ten, po badaniu fizykalnym (naocznym zbadaniu stanu klinicznego), wykonaniu własnej tomografii CBCT oraz wnikliwej analizie spornego badania CBCT z dnia ........................ r., jednoznacznie stwierdził, że:</w:t>
-      </w:r>
-    </w:p>
-    <w:p>
-      <w:pPr>
-        <w:pStyle w:val="BodyText"/>
-        <w:numPr>
-          <w:ilvl w:val="1"/>
-          <w:numId w:val="2"/>
-        </w:numPr>
-        <w:tabs>
-          <w:tab w:val="clear" w:pos="1134"/>
-          <w:tab w:val="left" w:pos="1418" w:leader="none"/>
-        </w:tabs>
-        <w:bidi w:val="0"/>
-        <w:spacing w:before="90" w:after="0"/>
-        <w:ind w:hanging="283" w:start="1418"/>
-        <w:rPr/>
-      </w:pPr>
-      <w:r>
-        <w:rPr/>
-        <w:t xml:space="preserve">Zmiany chorobowe w postaci: ........................................................................ były </w:t>
-      </w:r>
-      <w:r>
-        <w:rPr>
-          <w:rStyle w:val="Strong"/>
-        </w:rPr>
-        <w:t>wyraźnie widoczne już w spornym badaniu CBCT</w:t>
-      </w:r>
-      <w:r>
-        <w:rPr/>
-        <w:t xml:space="preserve">; </w:t>
-      </w:r>
-    </w:p>
-    <w:p>
-      <w:pPr>
-        <w:pStyle w:val="BodyText"/>
-        <w:numPr>
-          <w:ilvl w:val="1"/>
-          <w:numId w:val="2"/>
-        </w:numPr>
-        <w:tabs>
-          <w:tab w:val="clear" w:pos="1134"/>
-          <w:tab w:val="left" w:pos="1418" w:leader="none"/>
-        </w:tabs>
-        <w:bidi w:val="0"/>
-        <w:spacing w:before="90" w:after="0"/>
-        <w:ind w:hanging="283" w:start="1418"/>
-        <w:rPr/>
-      </w:pPr>
-      <w:r>
-        <w:rPr/>
-        <w:t xml:space="preserve">Prawidłowa ocena radiologiczna nakazywała natychmiastowe wdrożenie leczenia już w dacie spornego badania; </w:t>
-      </w:r>
-    </w:p>
-    <w:p>
-      <w:pPr>
-        <w:pStyle w:val="BodyText"/>
-        <w:numPr>
-          <w:ilvl w:val="1"/>
-          <w:numId w:val="2"/>
-        </w:numPr>
-        <w:tabs>
-          <w:tab w:val="clear" w:pos="1134"/>
-          <w:tab w:val="left" w:pos="1418" w:leader="none"/>
-        </w:tabs>
-        <w:bidi w:val="0"/>
-        <w:spacing w:before="90" w:after="0"/>
-        <w:ind w:hanging="283" w:start="1418"/>
-        <w:rPr/>
-      </w:pPr>
-      <w:r>
-        <w:rPr/>
-        <w:t xml:space="preserve">Zaniechanie leczenia doprowadziło bezpośrednio do rozwoju ostrego stanu zapalnego, obrzęku / ropnia i konieczności wdrożenia skomplikowanego, inwazyjnego leczenia naprawczego: ........................................................................; </w:t>
-      </w:r>
-    </w:p>
-    <w:p>
-      <w:pPr>
-        <w:pStyle w:val="BodyText"/>
-        <w:numPr>
-          <w:ilvl w:val="1"/>
-          <w:numId w:val="2"/>
-        </w:numPr>
-        <w:tabs>
-          <w:tab w:val="clear" w:pos="1134"/>
-          <w:tab w:val="left" w:pos="1418" w:leader="none"/>
-        </w:tabs>
-        <w:bidi w:val="0"/>
-        <w:ind w:hanging="283" w:start="1418"/>
-        <w:rPr/>
-      </w:pPr>
-      <w:r>
-        <w:rPr/>
-        <w:t xml:space="preserve">Koszt niezbędnego leczenia naprawczego został oszacowany w załączonym planie leczenia na kwotę: ........................ zł. </w:t>
-      </w:r>
-      <w:r>
-        <w:rPr>
-          <w:rStyle w:val="Emphasis"/>
-        </w:rPr>
-        <w:t>Dowód kluczowy w wariancie nawrotu: pisemna opinia lekarza weryfikującego porównująca DICOM CBCT ze spornej kontroli z własnym CBCT (dwa badania, daty, opis różnic).</w:t>
-      </w:r>
-      <w:r>
-        <w:rPr/>
-        <w:t xml:space="preserve"> </w:t>
+        <w:t>Kolejna wizyta i rozpoznanie zmiany (dzień ........................ r.):</w:t>
+      </w:r>
+      <w:r>
+        <w:rPr/>
+        <w:t xml:space="preserve"> Dnia ........................ r. zgłosiłem/am się do ........................................ . W badaniu stwierdzono / przekazano mi: ........................................ . Wykonano: ........................................ . W dokumentacji wpisano: ........................................ . Jeżeli uzyskano porównawczą ocenę wcześniejszego CBCT, streścić jej wnioski i dołączyć dokument: ........................................ . Jeżeli takiej oceny nie ma, napisać to wprost i nie przypisywać lekarzowi wniosków, których nie wydał. Następstwa, których dotyczy roszczenie: ........................................ . Związek tych następstw z opóźnionym rozpoznaniem uzasadniam następującymi dowodami: ........................................ . Plan i koszt leczenia: ........................................ . Kwota obejmuje: ........................................ .</w:t>
       </w:r>
     </w:p>
     <w:p>
@@ -718,12 +605,11 @@
         <w:rPr>
           <w:rStyle w:val="Strong"/>
         </w:rPr>
-        <w:t>Art. 415 Kodeksu cywilnego (wina sprawcy):</w:t>
-      </w:r>
-      <w:r>
-        <w:rPr/>
-        <w:br/>
-        <w:t xml:space="preserve">Zaniechanie właściwej analizy badania CBCT i przeoczenie widocznych zmian chorobowych stanowi naruszenie zasad aktualnej wiedzy medycznej oraz niedochowanie należytej staranności zawodowej wymaganej od lekarza dentysty (art. 355 § 2 KC w zw. z art. 8 ustawy o zawodach lekarza i lekarza dentysty). </w:t>
+        <w:t>Art. 415 Kodeksu cywilnego:</w:t>
+      </w:r>
+      <w:r>
+        <w:rPr/>
+        <w:t xml:space="preserve"> może stanowić podstawę odpowiedzialności osoby, której zawinione działanie lub zaniechanie spowodowało szkodę. W ocenie postępowania lekarza znaczenie ma art. 8 ustawy o zawodach lekarza i lekarza dentysty oraz wymaganie należytej staranności. Czy w konkretnym przypadku doszło do naruszenia standardu, wymaga oceny dowodów i okoliczności medycznych. </w:t>
       </w:r>
     </w:p>
     <w:p>
@@ -746,12 +632,11 @@
         <w:rPr>
           <w:rStyle w:val="Strong"/>
         </w:rPr>
-        <w:t>Art. 430 Kodeksu cywilnego (odpowiedzialność zwierzchnika):</w:t>
-      </w:r>
-      <w:r>
-        <w:rPr/>
-        <w:br/>
-        <w:t xml:space="preserve">W przypadku podmiotu leczniczego placówka odpowiada za szkodę wyrządzoną z winy personelu medycznego wykonującego czynności powierzone w ramach jej działalności. </w:t>
+        <w:t>Art. 430 Kodeksu cywilnego:</w:t>
+      </w:r>
+      <w:r>
+        <w:rPr/>
+        <w:t xml:space="preserve"> może mieć zastosowanie do podmiotu, który powierzył czynności osobie podlegającej jego kierownictwu i obowiązanej stosować się do wskazówek. Nie zakładać automatycznie odpowiedzialności placówki wyłącznie dlatego, że świadczenia udzielono w jej gabinecie; ustalić formę praktyki i relację z lekarzem. </w:t>
       </w:r>
     </w:p>
     <w:p>
@@ -834,7 +719,7 @@
       <w:r>
         <w:rPr/>
         <w:br/>
-        <w:t xml:space="preserve">Termin na likwidację szkody i wypłatę należnych świadczeń wynosi 30 dni od dnia doręczenia zawiadomienia. </w:t>
+        <w:t xml:space="preserve">Podstawowy termin wypłaty wynosi 30 dni od zawiadomienia o szkodzie. Jeżeli wyjaśnienie odpowiedzialności lub wysokości świadczenia nie jest w tym czasie możliwe, ustawa przewiduje dalszy termin liczony od chwili, gdy wyjaśnienie stało się możliwe, co do zasady nie później niż 90 dni od zgłoszenia, z ustawowymi wyjątkami. W terminie podstawowym należy wypłacić część bezsporną. Nie oznacza to gwarancji wypłaty całej żądanej kwoty w 30 dni. </w:t>
       </w:r>
     </w:p>
     <w:p>
@@ -920,7 +805,7 @@
       </w:pPr>
       <w:r>
         <w:rPr/>
-        <w:t xml:space="preserve">Zaświadczenie lekarskie / pisemna opinia lekarza weryfikującego błąd z dnia ........................ r.; </w:t>
+        <w:t xml:space="preserve">Pisemna ocena lekarza dotycząca badania lub porównania CBCT z dnia ........................ r. — jeżeli została uzyskana; </w:t>
       </w:r>
     </w:p>
     <w:p>
@@ -1058,7 +943,7 @@
         <w:rPr>
           <w:rStyle w:val="Emphasis"/>
         </w:rPr>
-        <w:t>Uwaga: W przypadku trudności z samodzielnym oszacowaniem roszczeń lub w razie sporu co do winy ubezpieczonego, poszkodowany może skorzystać z bezpłatnej pomocy Miejskiego/Powiatowego Rzecznika Konsumentów, Rzecznika Praw Pacjenta lub profesjonalnego pełnomocnika (adwokata / radcy prawnego).</w:t>
+        <w:t>Dołączaj tylko dokumenty, które istnieją i dotyczą tej sprawy; usuń pozycje, których nie możesz potwierdzić. W razie trudności z oceną roszczenia lub sporu co do odpowiedzialności można skorzystać z pomocy właściwego rzecznika lub profesjonalnego pełnomocnika (adwokata / radcy prawnego).</w:t>
       </w:r>
     </w:p>
     <w:p>
@@ -1274,8 +1159,8 @@
     </w:lvl>
     <w:lvl w:ilvl="1">
       <w:start w:val="1"/>
-      <w:numFmt w:val="bullet"/>
-      <w:lvlText w:val=""/>
+      <w:numFmt w:val="decimal"/>
+      <w:lvlText w:val="%2."/>
       <w:lvlJc w:val="start"/>
       <w:pPr>
         <w:tabs>
@@ -1283,14 +1168,12 @@
         </w:tabs>
         <w:ind w:start="1418" w:hanging="283"/>
       </w:pPr>
-      <w:rPr>
-        <w:rFonts w:ascii="Symbol" w:hAnsi="Symbol" w:cs="Symbol" w:hint="default"/>
-      </w:rPr>
+      <w:rPr/>
     </w:lvl>
     <w:lvl w:ilvl="2">
       <w:start w:val="1"/>
-      <w:numFmt w:val="bullet"/>
-      <w:lvlText w:val=""/>
+      <w:numFmt w:val="decimal"/>
+      <w:lvlText w:val="%3."/>
       <w:lvlJc w:val="start"/>
       <w:pPr>
         <w:tabs>
@@ -1298,14 +1181,12 @@
         </w:tabs>
         <w:ind w:start="2127" w:hanging="283"/>
       </w:pPr>
-      <w:rPr>
-        <w:rFonts w:ascii="Symbol" w:hAnsi="Symbol" w:cs="Symbol" w:hint="default"/>
-      </w:rPr>
+      <w:rPr/>
     </w:lvl>
     <w:lvl w:ilvl="3">
       <w:start w:val="1"/>
-      <w:numFmt w:val="bullet"/>
-      <w:lvlText w:val=""/>
+      <w:numFmt w:val="decimal"/>
+      <w:lvlText w:val="%4."/>
       <w:lvlJc w:val="start"/>
       <w:pPr>
         <w:tabs>
@@ -1313,14 +1194,12 @@
         </w:tabs>
         <w:ind w:start="2836" w:hanging="283"/>
       </w:pPr>
-      <w:rPr>
-        <w:rFonts w:ascii="Symbol" w:hAnsi="Symbol" w:cs="Symbol" w:hint="default"/>
-      </w:rPr>
+      <w:rPr/>
     </w:lvl>
     <w:lvl w:ilvl="4">
       <w:start w:val="1"/>
-      <w:numFmt w:val="bullet"/>
-      <w:lvlText w:val=""/>
+      <w:numFmt w:val="decimal"/>
+      <w:lvlText w:val="%5."/>
       <w:lvlJc w:val="start"/>
       <w:pPr>
         <w:tabs>
@@ -1328,14 +1207,12 @@
         </w:tabs>
         <w:ind w:start="3545" w:hanging="283"/>
       </w:pPr>
-      <w:rPr>
-        <w:rFonts w:ascii="Symbol" w:hAnsi="Symbol" w:cs="Symbol" w:hint="default"/>
-      </w:rPr>
+      <w:rPr/>
     </w:lvl>
     <w:lvl w:ilvl="5">
       <w:start w:val="1"/>
-      <w:numFmt w:val="bullet"/>
-      <w:lvlText w:val=""/>
+      <w:numFmt w:val="decimal"/>
+      <w:lvlText w:val="%6."/>
       <w:lvlJc w:val="start"/>
       <w:pPr>
         <w:tabs>
@@ -1343,14 +1220,12 @@
         </w:tabs>
         <w:ind w:start="4254" w:hanging="283"/>
       </w:pPr>
-      <w:rPr>
-        <w:rFonts w:ascii="Symbol" w:hAnsi="Symbol" w:cs="Symbol" w:hint="default"/>
-      </w:rPr>
+      <w:rPr/>
     </w:lvl>
     <w:lvl w:ilvl="6">
       <w:start w:val="1"/>
-      <w:numFmt w:val="bullet"/>
-      <w:lvlText w:val=""/>
+      <w:numFmt w:val="decimal"/>
+      <w:lvlText w:val="%7."/>
       <w:lvlJc w:val="start"/>
       <w:pPr>
         <w:tabs>
@@ -1358,14 +1233,12 @@
         </w:tabs>
         <w:ind w:start="4963" w:hanging="283"/>
       </w:pPr>
-      <w:rPr>
-        <w:rFonts w:ascii="Symbol" w:hAnsi="Symbol" w:cs="Symbol" w:hint="default"/>
-      </w:rPr>
+      <w:rPr/>
     </w:lvl>
     <w:lvl w:ilvl="7">
       <w:start w:val="1"/>
-      <w:numFmt w:val="bullet"/>
-      <w:lvlText w:val=""/>
+      <w:numFmt w:val="decimal"/>
+      <w:lvlText w:val="%8."/>
       <w:lvlJc w:val="start"/>
       <w:pPr>
         <w:tabs>
@@ -1373,14 +1246,12 @@
         </w:tabs>
         <w:ind w:start="5672" w:hanging="283"/>
       </w:pPr>
-      <w:rPr>
-        <w:rFonts w:ascii="Symbol" w:hAnsi="Symbol" w:cs="Symbol" w:hint="default"/>
-      </w:rPr>
+      <w:rPr/>
     </w:lvl>
     <w:lvl w:ilvl="8">
       <w:start w:val="1"/>
-      <w:numFmt w:val="bullet"/>
-      <w:lvlText w:val=""/>
+      <w:numFmt w:val="decimal"/>
+      <w:lvlText w:val="%9."/>
       <w:lvlJc w:val="start"/>
       <w:pPr>
         <w:tabs>
@@ -1388,9 +1259,7 @@
         </w:tabs>
         <w:ind w:start="6381" w:hanging="283"/>
       </w:pPr>
-      <w:rPr>
-        <w:rFonts w:ascii="Symbol" w:hAnsi="Symbol" w:cs="Symbol" w:hint="default"/>
-      </w:rPr>
+      <w:rPr/>
     </w:lvl>
   </w:abstractNum>
   <w:abstractNum w:abstractNumId="3">
@@ -1636,7 +1505,7 @@
       <w:start w:val="1"/>
       <w:numFmt w:val="none"/>
       <w:suff w:val="nothing"/>
-      <w:lvlText w:val="%1"/>
+      <w:lvlText w:val=""/>
       <w:lvlJc w:val="start"/>
       <w:pPr>
         <w:tabs>
@@ -1647,10 +1516,37 @@
     </w:lvl>
     <w:lvl w:ilvl="1">
       <w:start w:val="1"/>
+      <w:numFmt w:val="none"/>
       <w:pStyle w:val="Heading2"/>
+      <w:suff w:val="nothing"/>
+      <w:lvlText w:val=""/>
+      <w:lvlJc w:val="start"/>
+      <w:pPr>
+        <w:tabs>
+          <w:tab w:val="num" w:pos="0"/>
+        </w:tabs>
+        <w:ind w:start="0" w:hanging="0"/>
+      </w:pPr>
+    </w:lvl>
+    <w:lvl w:ilvl="2">
+      <w:start w:val="1"/>
+      <w:numFmt w:val="none"/>
+      <w:pStyle w:val="Heading3"/>
+      <w:suff w:val="nothing"/>
+      <w:lvlText w:val=""/>
+      <w:lvlJc w:val="start"/>
+      <w:pPr>
+        <w:tabs>
+          <w:tab w:val="num" w:pos="0"/>
+        </w:tabs>
+        <w:ind w:start="0" w:hanging="0"/>
+      </w:pPr>
+    </w:lvl>
+    <w:lvl w:ilvl="3">
+      <w:start w:val="1"/>
       <w:numFmt w:val="none"/>
       <w:suff w:val="nothing"/>
-      <w:lvlText w:val="%2"/>
+      <w:lvlText w:val=""/>
       <w:lvlJc w:val="start"/>
       <w:pPr>
         <w:tabs>
@@ -1659,12 +1555,11 @@
         <w:ind w:start="0" w:hanging="0"/>
       </w:pPr>
     </w:lvl>
-    <w:lvl w:ilvl="2">
-      <w:start w:val="1"/>
-      <w:pStyle w:val="Heading3"/>
+    <w:lvl w:ilvl="4">
+      <w:start w:val="1"/>
       <w:numFmt w:val="none"/>
       <w:suff w:val="nothing"/>
-      <w:lvlText w:val="%3"/>
+      <w:lvlText w:val=""/>
       <w:lvlJc w:val="start"/>
       <w:pPr>
         <w:tabs>
@@ -1673,11 +1568,11 @@
         <w:ind w:start="0" w:hanging="0"/>
       </w:pPr>
     </w:lvl>
-    <w:lvl w:ilvl="3">
+    <w:lvl w:ilvl="5">
       <w:start w:val="1"/>
       <w:numFmt w:val="none"/>
       <w:suff w:val="nothing"/>
-      <w:lvlText w:val="%4"/>
+      <w:lvlText w:val=""/>
       <w:lvlJc w:val="start"/>
       <w:pPr>
         <w:tabs>
@@ -1686,11 +1581,11 @@
         <w:ind w:start="0" w:hanging="0"/>
       </w:pPr>
     </w:lvl>
-    <w:lvl w:ilvl="4">
+    <w:lvl w:ilvl="6">
       <w:start w:val="1"/>
       <w:numFmt w:val="none"/>
       <w:suff w:val="nothing"/>
-      <w:lvlText w:val="%5"/>
+      <w:lvlText w:val=""/>
       <w:lvlJc w:val="start"/>
       <w:pPr>
         <w:tabs>
@@ -1699,11 +1594,11 @@
         <w:ind w:start="0" w:hanging="0"/>
       </w:pPr>
     </w:lvl>
-    <w:lvl w:ilvl="5">
+    <w:lvl w:ilvl="7">
       <w:start w:val="1"/>
       <w:numFmt w:val="none"/>
       <w:suff w:val="nothing"/>
-      <w:lvlText w:val="%6"/>
+      <w:lvlText w:val=""/>
       <w:lvlJc w:val="start"/>
       <w:pPr>
         <w:tabs>
@@ -1712,37 +1607,11 @@
         <w:ind w:start="0" w:hanging="0"/>
       </w:pPr>
     </w:lvl>
-    <w:lvl w:ilvl="6">
+    <w:lvl w:ilvl="8">
       <w:start w:val="1"/>
       <w:numFmt w:val="none"/>
       <w:suff w:val="nothing"/>
-      <w:lvlText w:val="%7"/>
-      <w:lvlJc w:val="start"/>
-      <w:pPr>
-        <w:tabs>
-          <w:tab w:val="num" w:pos="0"/>
-        </w:tabs>
-        <w:ind w:start="0" w:hanging="0"/>
-      </w:pPr>
-    </w:lvl>
-    <w:lvl w:ilvl="7">
-      <w:start w:val="1"/>
-      <w:numFmt w:val="none"/>
-      <w:suff w:val="nothing"/>
-      <w:lvlText w:val="%8"/>
-      <w:lvlJc w:val="start"/>
-      <w:pPr>
-        <w:tabs>
-          <w:tab w:val="num" w:pos="0"/>
-        </w:tabs>
-        <w:ind w:start="0" w:hanging="0"/>
-      </w:pPr>
-    </w:lvl>
-    <w:lvl w:ilvl="8">
-      <w:start w:val="1"/>
-      <w:numFmt w:val="none"/>
-      <w:suff w:val="nothing"/>
-      <w:lvlText w:val="%9"/>
+      <w:lvlText w:val=""/>
       <w:lvlJc w:val="start"/>
       <w:pPr>
         <w:tabs>
@@ -1775,7 +1644,7 @@
   <w:docDefaults>
     <w:rPrDefault>
       <w:rPr>
-        <w:rFonts w:ascii="Liberation Serif" w:hAnsi="Liberation Serif" w:eastAsia="Noto Sans" w:cs="Noto Sans Devanagari"/>
+        <w:rFonts w:ascii="Liberation Serif" w:hAnsi="Liberation Serif" w:eastAsia="Noto Serif CJK SC" w:cs="Noto Sans Devanagari"/>
         <w:sz w:val="24"/>
         <w:szCs w:val="24"/>
         <w:lang w:val="en-US" w:eastAsia="zh-CN" w:bidi="hi-IN"/>
@@ -1804,7 +1673,7 @@
     </w:rPr>
   </w:style>
   <w:style w:type="paragraph" w:styleId="Heading1">
-    <w:name w:val="Heading 1"/>
+    <w:name w:val="heading 1"/>
     <w:basedOn w:val="Heading"/>
     <w:next w:val="BodyText"/>
     <w:qFormat/>
@@ -1816,7 +1685,6 @@
       <w:jc w:val="center"/>
     </w:pPr>
     <w:rPr>
-      <w:rFonts w:ascii="Noto Sans" w:hAnsi="Noto Sans"/>
       <w:b/>
       <w:bCs/>
       <w:caps/>
@@ -1825,7 +1693,7 @@
     </w:rPr>
   </w:style>
   <w:style w:type="paragraph" w:styleId="Heading2">
-    <w:name w:val="Heading 2"/>
+    <w:name w:val="heading 2"/>
     <w:basedOn w:val="Heading"/>
     <w:next w:val="BodyText"/>
     <w:qFormat/>
@@ -1838,7 +1706,7 @@
       <w:outlineLvl w:val="1"/>
     </w:pPr>
     <w:rPr>
-      <w:rFonts w:ascii="Liberation Serif" w:hAnsi="Liberation Serif" w:eastAsia="Noto Sans" w:cs="Noto Sans Devanagari"/>
+      <w:rFonts w:ascii="Liberation Serif" w:hAnsi="Liberation Serif" w:eastAsia="Noto Serif CJK SC" w:cs="Noto Sans Devanagari"/>
       <w:b/>
       <w:bCs/>
       <w:sz w:val="24"/>
@@ -1846,7 +1714,7 @@
     </w:rPr>
   </w:style>
   <w:style w:type="paragraph" w:styleId="Heading3">
-    <w:name w:val="Heading 3"/>
+    <w:name w:val="heading 3"/>
     <w:basedOn w:val="Heading"/>
     <w:next w:val="BodyText"/>
     <w:qFormat/>
@@ -1856,11 +1724,23 @@
       <w:outlineLvl w:val="2"/>
     </w:pPr>
     <w:rPr>
-      <w:rFonts w:ascii="Liberation Serif" w:hAnsi="Liberation Serif" w:eastAsia="Noto Sans" w:cs="Noto Sans Devanagari"/>
+      <w:rFonts w:ascii="Liberation Serif" w:hAnsi="Liberation Serif" w:eastAsia="Noto Serif CJK SC" w:cs="Noto Sans Devanagari"/>
       <w:b/>
       <w:bCs/>
       <w:sz w:val="22"/>
       <w:szCs w:val="22"/>
+    </w:rPr>
+  </w:style>
+  <w:style w:type="character" w:styleId="EndnoteReference">
+    <w:name w:val="endnote reference"/>
+    <w:rPr>
+      <w:vertAlign w:val="superscript"/>
+    </w:rPr>
+  </w:style>
+  <w:style w:type="character" w:styleId="FootnoteReference">
+    <w:name w:val="footnote reference"/>
+    <w:rPr>
+      <w:vertAlign w:val="superscript"/>
     </w:rPr>
   </w:style>
   <w:style w:type="character" w:styleId="EndnoteCharacters">
@@ -1903,13 +1783,6 @@
     <w:qFormat/>
     <w:rPr/>
   </w:style>
-  <w:style w:type="character" w:styleId="Bullets">
-    <w:name w:val="Bullets"/>
-    <w:qFormat/>
-    <w:rPr>
-      <w:rFonts w:ascii="OpenSymbol" w:hAnsi="OpenSymbol" w:eastAsia="OpenSymbol" w:cs="OpenSymbol"/>
-    </w:rPr>
-  </w:style>
   <w:style w:type="paragraph" w:styleId="HorizontalLine">
     <w:name w:val="Horizontal Line"/>
     <w:basedOn w:val="Normal"/>
@@ -1926,7 +1799,7 @@
     </w:rPr>
   </w:style>
   <w:style w:type="paragraph" w:styleId="EnvelopeReturn">
-    <w:name w:val="Envelope Return"/>
+    <w:name w:val="envelope return"/>
     <w:basedOn w:val="Normal"/>
     <w:pPr/>
     <w:rPr>
@@ -1938,46 +1811,6 @@
     <w:basedOn w:val="BodyText"/>
     <w:qFormat/>
     <w:pPr/>
-    <w:rPr/>
-  </w:style>
-  <w:style w:type="paragraph" w:styleId="Footer">
-    <w:name w:val="Footer"/>
-    <w:basedOn w:val="Normal"/>
-    <w:pPr>
-      <w:suppressLineNumbers/>
-      <w:tabs>
-        <w:tab w:val="clear" w:pos="1134"/>
-        <w:tab w:val="center" w:pos="4818" w:leader="none"/>
-        <w:tab w:val="right" w:pos="9637" w:leader="none"/>
-      </w:tabs>
-    </w:pPr>
-    <w:rPr/>
-  </w:style>
-  <w:style w:type="paragraph" w:styleId="Header">
-    <w:name w:val="Header"/>
-    <w:basedOn w:val="Normal"/>
-    <w:pPr>
-      <w:suppressLineNumbers/>
-      <w:tabs>
-        <w:tab w:val="clear" w:pos="1134"/>
-        <w:tab w:val="center" w:pos="4818" w:leader="none"/>
-        <w:tab w:val="right" w:pos="9637" w:leader="none"/>
-      </w:tabs>
-    </w:pPr>
-    <w:rPr/>
-  </w:style>
-  <w:style w:type="paragraph" w:styleId="HeaderandFooter">
-    <w:name w:val="Header and Footer"/>
-    <w:basedOn w:val="Normal"/>
-    <w:qFormat/>
-    <w:pPr>
-      <w:suppressLineNumbers/>
-      <w:tabs>
-        <w:tab w:val="clear" w:pos="1134"/>
-        <w:tab w:val="center" w:pos="4819" w:leader="none"/>
-        <w:tab w:val="right" w:pos="9638" w:leader="none"/>
-      </w:tabs>
-    </w:pPr>
     <w:rPr/>
   </w:style>
   <w:style w:type="paragraph" w:styleId="Index">
@@ -1992,7 +1825,7 @@
     </w:rPr>
   </w:style>
   <w:style w:type="paragraph" w:styleId="Caption">
-    <w:name w:val="Caption"/>
+    <w:name w:val="caption"/>
     <w:basedOn w:val="Normal"/>
     <w:qFormat/>
     <w:pPr>
@@ -2050,37 +1883,37 @@
         <a:srgbClr val="000000"/>
       </a:dk1>
       <a:lt1>
-        <a:srgbClr val="ffffff"/>
+        <a:srgbClr val="FFFFFF"/>
       </a:lt1>
       <a:dk2>
         <a:srgbClr val="000000"/>
       </a:dk2>
       <a:lt2>
-        <a:srgbClr val="ffffff"/>
+        <a:srgbClr val="FFFFFF"/>
       </a:lt2>
       <a:accent1>
-        <a:srgbClr val="18a303"/>
+        <a:srgbClr val="18A303"/>
       </a:accent1>
       <a:accent2>
-        <a:srgbClr val="0369a3"/>
+        <a:srgbClr val="0369A3"/>
       </a:accent2>
       <a:accent3>
-        <a:srgbClr val="a33e03"/>
+        <a:srgbClr val="A33E03"/>
       </a:accent3>
       <a:accent4>
-        <a:srgbClr val="8e03a3"/>
+        <a:srgbClr val="8E03A3"/>
       </a:accent4>
       <a:accent5>
-        <a:srgbClr val="c99c00"/>
+        <a:srgbClr val="C99C00"/>
       </a:accent5>
       <a:accent6>
-        <a:srgbClr val="c9211e"/>
+        <a:srgbClr val="C9211E"/>
       </a:accent6>
       <a:hlink>
-        <a:srgbClr val="0000ee"/>
+        <a:srgbClr val="0000EE"/>
       </a:hlink>
       <a:folHlink>
-        <a:srgbClr val="551a8b"/>
+        <a:srgbClr val="551A8B"/>
       </a:folHlink>
     </a:clrScheme>
     <a:fontScheme name="Office">

--- a/dist/wniosek-odszkodowanie-OC-dentysty.docx
+++ b/dist/wniosek-odszkodowanie-OC-dentysty.docx
@@ -1,6 +1,6 @@
 
 <file path=word/document.xml><?xml version="1.0" encoding="utf-8"?>
-<w:document xmlns:o="urn:schemas-microsoft-com:office:office" xmlns:r="http://schemas.openxmlformats.org/officeDocument/2006/relationships" xmlns:v="urn:schemas-microsoft-com:vml" xmlns:w="http://schemas.openxmlformats.org/wordprocessingml/2006/main" xmlns:w10="urn:schemas-microsoft-com:office:word" xmlns:wp="http://schemas.openxmlformats.org/drawingml/2006/wordprocessingDrawing" xmlns:pic="http://schemas.openxmlformats.org/drawingml/2006/picture" xmlns:wps="http://schemas.microsoft.com/office/word/2010/wordprocessingShape" xmlns:wpg="http://schemas.microsoft.com/office/word/2010/wordprocessingGroup" xmlns:mc="http://schemas.openxmlformats.org/markup-compatibility/2006" xmlns:wp14="http://schemas.microsoft.com/office/word/2010/wordprocessingDrawing" xmlns:w14="http://schemas.microsoft.com/office/word/2010/wordml" xmlns:w15="http://schemas.microsoft.com/office/word/2012/wordml" mc:Ignorable="w14 wp14 w15">
+<w:document xmlns:o="urn:schemas-microsoft-com:office:office" xmlns:r="http://schemas.openxmlformats.org/officeDocument/2006/relationships" xmlns:v="urn:schemas-microsoft-com:vml" xmlns:w="http://schemas.openxmlformats.org/wordprocessingml/2006/main" xmlns:w10="urn:schemas-microsoft-com:office:word" xmlns:wp="http://schemas.openxmlformats.org/drawingml/2006/wordprocessingDrawing" xmlns:wps="http://schemas.microsoft.com/office/word/2010/wordprocessingShape" xmlns:wpg="http://schemas.microsoft.com/office/word/2010/wordprocessingGroup" xmlns:mc="http://schemas.openxmlformats.org/markup-compatibility/2006" xmlns:wp14="http://schemas.microsoft.com/office/word/2010/wordprocessingDrawing" xmlns:w14="http://schemas.microsoft.com/office/word/2010/wordml" xmlns:w15="http://schemas.microsoft.com/office/word/2012/wordml" mc:Ignorable="w14 wp14 w15">
   <w:body>
     <w:p>
       <w:pPr>
@@ -125,8 +125,7 @@
       </w:r>
       <w:r>
         <w:rPr/>
-        <w:t>).</w:t>
-        <w:br/>
+        <w:t xml:space="preserve">). </w:t>
       </w:r>
       <w:r>
         <w:rPr>
@@ -193,8 +192,7 @@
       </w:r>
       <w:r>
         <w:rPr/>
-        <w:br/>
-        <w:t>Nazwa podmiotu leczniczego / Lekarz: ...................................................</w:t>
+        <w:t xml:space="preserve"> Nazwa podmiotu leczniczego / Lekarz: ...................................................</w:t>
         <w:br/>
         <w:t>Adres placówki: ........................................................................</w:t>
         <w:br/>
@@ -1505,7 +1503,7 @@
       <w:start w:val="1"/>
       <w:numFmt w:val="none"/>
       <w:suff w:val="nothing"/>
-      <w:lvlText w:val=""/>
+      <w:lvlText w:val="%1"/>
       <w:lvlJc w:val="start"/>
       <w:pPr>
         <w:tabs>
@@ -1516,37 +1514,10 @@
     </w:lvl>
     <w:lvl w:ilvl="1">
       <w:start w:val="1"/>
-      <w:numFmt w:val="none"/>
       <w:pStyle w:val="Heading2"/>
-      <w:suff w:val="nothing"/>
-      <w:lvlText w:val=""/>
-      <w:lvlJc w:val="start"/>
-      <w:pPr>
-        <w:tabs>
-          <w:tab w:val="num" w:pos="0"/>
-        </w:tabs>
-        <w:ind w:start="0" w:hanging="0"/>
-      </w:pPr>
-    </w:lvl>
-    <w:lvl w:ilvl="2">
-      <w:start w:val="1"/>
-      <w:numFmt w:val="none"/>
-      <w:pStyle w:val="Heading3"/>
-      <w:suff w:val="nothing"/>
-      <w:lvlText w:val=""/>
-      <w:lvlJc w:val="start"/>
-      <w:pPr>
-        <w:tabs>
-          <w:tab w:val="num" w:pos="0"/>
-        </w:tabs>
-        <w:ind w:start="0" w:hanging="0"/>
-      </w:pPr>
-    </w:lvl>
-    <w:lvl w:ilvl="3">
-      <w:start w:val="1"/>
       <w:numFmt w:val="none"/>
       <w:suff w:val="nothing"/>
-      <w:lvlText w:val=""/>
+      <w:lvlText w:val="%2"/>
       <w:lvlJc w:val="start"/>
       <w:pPr>
         <w:tabs>
@@ -1555,11 +1526,12 @@
         <w:ind w:start="0" w:hanging="0"/>
       </w:pPr>
     </w:lvl>
-    <w:lvl w:ilvl="4">
-      <w:start w:val="1"/>
+    <w:lvl w:ilvl="2">
+      <w:start w:val="1"/>
+      <w:pStyle w:val="Heading3"/>
       <w:numFmt w:val="none"/>
       <w:suff w:val="nothing"/>
-      <w:lvlText w:val=""/>
+      <w:lvlText w:val="%3"/>
       <w:lvlJc w:val="start"/>
       <w:pPr>
         <w:tabs>
@@ -1568,11 +1540,11 @@
         <w:ind w:start="0" w:hanging="0"/>
       </w:pPr>
     </w:lvl>
-    <w:lvl w:ilvl="5">
+    <w:lvl w:ilvl="3">
       <w:start w:val="1"/>
       <w:numFmt w:val="none"/>
       <w:suff w:val="nothing"/>
-      <w:lvlText w:val=""/>
+      <w:lvlText w:val="%4"/>
       <w:lvlJc w:val="start"/>
       <w:pPr>
         <w:tabs>
@@ -1581,11 +1553,11 @@
         <w:ind w:start="0" w:hanging="0"/>
       </w:pPr>
     </w:lvl>
-    <w:lvl w:ilvl="6">
+    <w:lvl w:ilvl="4">
       <w:start w:val="1"/>
       <w:numFmt w:val="none"/>
       <w:suff w:val="nothing"/>
-      <w:lvlText w:val=""/>
+      <w:lvlText w:val="%5"/>
       <w:lvlJc w:val="start"/>
       <w:pPr>
         <w:tabs>
@@ -1594,11 +1566,11 @@
         <w:ind w:start="0" w:hanging="0"/>
       </w:pPr>
     </w:lvl>
-    <w:lvl w:ilvl="7">
+    <w:lvl w:ilvl="5">
       <w:start w:val="1"/>
       <w:numFmt w:val="none"/>
       <w:suff w:val="nothing"/>
-      <w:lvlText w:val=""/>
+      <w:lvlText w:val="%6"/>
       <w:lvlJc w:val="start"/>
       <w:pPr>
         <w:tabs>
@@ -1607,11 +1579,37 @@
         <w:ind w:start="0" w:hanging="0"/>
       </w:pPr>
     </w:lvl>
-    <w:lvl w:ilvl="8">
+    <w:lvl w:ilvl="6">
       <w:start w:val="1"/>
       <w:numFmt w:val="none"/>
       <w:suff w:val="nothing"/>
-      <w:lvlText w:val=""/>
+      <w:lvlText w:val="%7"/>
+      <w:lvlJc w:val="start"/>
+      <w:pPr>
+        <w:tabs>
+          <w:tab w:val="num" w:pos="0"/>
+        </w:tabs>
+        <w:ind w:start="0" w:hanging="0"/>
+      </w:pPr>
+    </w:lvl>
+    <w:lvl w:ilvl="7">
+      <w:start w:val="1"/>
+      <w:numFmt w:val="none"/>
+      <w:suff w:val="nothing"/>
+      <w:lvlText w:val="%8"/>
+      <w:lvlJc w:val="start"/>
+      <w:pPr>
+        <w:tabs>
+          <w:tab w:val="num" w:pos="0"/>
+        </w:tabs>
+        <w:ind w:start="0" w:hanging="0"/>
+      </w:pPr>
+    </w:lvl>
+    <w:lvl w:ilvl="8">
+      <w:start w:val="1"/>
+      <w:numFmt w:val="none"/>
+      <w:suff w:val="nothing"/>
+      <w:lvlText w:val="%9"/>
       <w:lvlJc w:val="start"/>
       <w:pPr>
         <w:tabs>
@@ -1644,7 +1642,7 @@
   <w:docDefaults>
     <w:rPrDefault>
       <w:rPr>
-        <w:rFonts w:ascii="Liberation Serif" w:hAnsi="Liberation Serif" w:eastAsia="Noto Serif CJK SC" w:cs="Noto Sans Devanagari"/>
+        <w:rFonts w:ascii="Liberation Serif" w:hAnsi="Liberation Serif" w:eastAsia="Noto Sans" w:cs="Noto Sans Devanagari"/>
         <w:sz w:val="24"/>
         <w:szCs w:val="24"/>
         <w:lang w:val="en-US" w:eastAsia="zh-CN" w:bidi="hi-IN"/>
@@ -1673,7 +1671,7 @@
     </w:rPr>
   </w:style>
   <w:style w:type="paragraph" w:styleId="Heading1">
-    <w:name w:val="heading 1"/>
+    <w:name w:val="Heading 1"/>
     <w:basedOn w:val="Heading"/>
     <w:next w:val="BodyText"/>
     <w:qFormat/>
@@ -1685,6 +1683,7 @@
       <w:jc w:val="center"/>
     </w:pPr>
     <w:rPr>
+      <w:rFonts w:ascii="Noto Sans" w:hAnsi="Noto Sans"/>
       <w:b/>
       <w:bCs/>
       <w:caps/>
@@ -1693,7 +1692,7 @@
     </w:rPr>
   </w:style>
   <w:style w:type="paragraph" w:styleId="Heading2">
-    <w:name w:val="heading 2"/>
+    <w:name w:val="Heading 2"/>
     <w:basedOn w:val="Heading"/>
     <w:next w:val="BodyText"/>
     <w:qFormat/>
@@ -1706,7 +1705,7 @@
       <w:outlineLvl w:val="1"/>
     </w:pPr>
     <w:rPr>
-      <w:rFonts w:ascii="Liberation Serif" w:hAnsi="Liberation Serif" w:eastAsia="Noto Serif CJK SC" w:cs="Noto Sans Devanagari"/>
+      <w:rFonts w:ascii="Liberation Serif" w:hAnsi="Liberation Serif" w:eastAsia="Noto Sans" w:cs="Noto Sans Devanagari"/>
       <w:b/>
       <w:bCs/>
       <w:sz w:val="24"/>
@@ -1714,7 +1713,7 @@
     </w:rPr>
   </w:style>
   <w:style w:type="paragraph" w:styleId="Heading3">
-    <w:name w:val="heading 3"/>
+    <w:name w:val="Heading 3"/>
     <w:basedOn w:val="Heading"/>
     <w:next w:val="BodyText"/>
     <w:qFormat/>
@@ -1724,23 +1723,11 @@
       <w:outlineLvl w:val="2"/>
     </w:pPr>
     <w:rPr>
-      <w:rFonts w:ascii="Liberation Serif" w:hAnsi="Liberation Serif" w:eastAsia="Noto Serif CJK SC" w:cs="Noto Sans Devanagari"/>
+      <w:rFonts w:ascii="Liberation Serif" w:hAnsi="Liberation Serif" w:eastAsia="Noto Sans" w:cs="Noto Sans Devanagari"/>
       <w:b/>
       <w:bCs/>
       <w:sz w:val="22"/>
       <w:szCs w:val="22"/>
-    </w:rPr>
-  </w:style>
-  <w:style w:type="character" w:styleId="EndnoteReference">
-    <w:name w:val="endnote reference"/>
-    <w:rPr>
-      <w:vertAlign w:val="superscript"/>
-    </w:rPr>
-  </w:style>
-  <w:style w:type="character" w:styleId="FootnoteReference">
-    <w:name w:val="footnote reference"/>
-    <w:rPr>
-      <w:vertAlign w:val="superscript"/>
     </w:rPr>
   </w:style>
   <w:style w:type="character" w:styleId="EndnoteCharacters">
@@ -1799,7 +1786,7 @@
     </w:rPr>
   </w:style>
   <w:style w:type="paragraph" w:styleId="EnvelopeReturn">
-    <w:name w:val="envelope return"/>
+    <w:name w:val="Envelope Return"/>
     <w:basedOn w:val="Normal"/>
     <w:pPr/>
     <w:rPr>
@@ -1811,6 +1798,46 @@
     <w:basedOn w:val="BodyText"/>
     <w:qFormat/>
     <w:pPr/>
+    <w:rPr/>
+  </w:style>
+  <w:style w:type="paragraph" w:styleId="Footer">
+    <w:name w:val="Footer"/>
+    <w:basedOn w:val="Normal"/>
+    <w:pPr>
+      <w:suppressLineNumbers/>
+      <w:tabs>
+        <w:tab w:val="clear" w:pos="1134"/>
+        <w:tab w:val="center" w:pos="4818" w:leader="none"/>
+        <w:tab w:val="right" w:pos="9637" w:leader="none"/>
+      </w:tabs>
+    </w:pPr>
+    <w:rPr/>
+  </w:style>
+  <w:style w:type="paragraph" w:styleId="Header">
+    <w:name w:val="Header"/>
+    <w:basedOn w:val="Normal"/>
+    <w:pPr>
+      <w:suppressLineNumbers/>
+      <w:tabs>
+        <w:tab w:val="clear" w:pos="1134"/>
+        <w:tab w:val="center" w:pos="4818" w:leader="none"/>
+        <w:tab w:val="right" w:pos="9637" w:leader="none"/>
+      </w:tabs>
+    </w:pPr>
+    <w:rPr/>
+  </w:style>
+  <w:style w:type="paragraph" w:styleId="HeaderandFooter">
+    <w:name w:val="Header and Footer"/>
+    <w:basedOn w:val="Normal"/>
+    <w:qFormat/>
+    <w:pPr>
+      <w:suppressLineNumbers/>
+      <w:tabs>
+        <w:tab w:val="clear" w:pos="1134"/>
+        <w:tab w:val="center" w:pos="4819" w:leader="none"/>
+        <w:tab w:val="right" w:pos="9638" w:leader="none"/>
+      </w:tabs>
+    </w:pPr>
     <w:rPr/>
   </w:style>
   <w:style w:type="paragraph" w:styleId="Index">
@@ -1825,7 +1852,7 @@
     </w:rPr>
   </w:style>
   <w:style w:type="paragraph" w:styleId="Caption">
-    <w:name w:val="caption"/>
+    <w:name w:val="Caption"/>
     <w:basedOn w:val="Normal"/>
     <w:qFormat/>
     <w:pPr>
@@ -1883,37 +1910,37 @@
         <a:srgbClr val="000000"/>
       </a:dk1>
       <a:lt1>
-        <a:srgbClr val="FFFFFF"/>
+        <a:srgbClr val="ffffff"/>
       </a:lt1>
       <a:dk2>
         <a:srgbClr val="000000"/>
       </a:dk2>
       <a:lt2>
-        <a:srgbClr val="FFFFFF"/>
+        <a:srgbClr val="ffffff"/>
       </a:lt2>
       <a:accent1>
-        <a:srgbClr val="18A303"/>
+        <a:srgbClr val="18a303"/>
       </a:accent1>
       <a:accent2>
-        <a:srgbClr val="0369A3"/>
+        <a:srgbClr val="0369a3"/>
       </a:accent2>
       <a:accent3>
-        <a:srgbClr val="A33E03"/>
+        <a:srgbClr val="a33e03"/>
       </a:accent3>
       <a:accent4>
-        <a:srgbClr val="8E03A3"/>
+        <a:srgbClr val="8e03a3"/>
       </a:accent4>
       <a:accent5>
-        <a:srgbClr val="C99C00"/>
+        <a:srgbClr val="c99c00"/>
       </a:accent5>
       <a:accent6>
-        <a:srgbClr val="C9211E"/>
+        <a:srgbClr val="c9211e"/>
       </a:accent6>
       <a:hlink>
-        <a:srgbClr val="0000EE"/>
+        <a:srgbClr val="0000ee"/>
       </a:hlink>
       <a:folHlink>
-        <a:srgbClr val="551A8B"/>
+        <a:srgbClr val="551a8b"/>
       </a:folHlink>
     </a:clrScheme>
     <a:fontScheme name="Office">

--- a/dist/wniosek-odszkodowanie-OC-dentysty.docx
+++ b/dist/wniosek-odszkodowanie-OC-dentysty.docx
@@ -1,6 +1,6 @@
 
 <file path=word/document.xml><?xml version="1.0" encoding="utf-8"?>
-<w:document xmlns:o="urn:schemas-microsoft-com:office:office" xmlns:r="http://schemas.openxmlformats.org/officeDocument/2006/relationships" xmlns:v="urn:schemas-microsoft-com:vml" xmlns:w="http://schemas.openxmlformats.org/wordprocessingml/2006/main" xmlns:w10="urn:schemas-microsoft-com:office:word" xmlns:wp="http://schemas.openxmlformats.org/drawingml/2006/wordprocessingDrawing" xmlns:wps="http://schemas.microsoft.com/office/word/2010/wordprocessingShape" xmlns:wpg="http://schemas.microsoft.com/office/word/2010/wordprocessingGroup" xmlns:mc="http://schemas.openxmlformats.org/markup-compatibility/2006" xmlns:wp14="http://schemas.microsoft.com/office/word/2010/wordprocessingDrawing" xmlns:w14="http://schemas.microsoft.com/office/word/2010/wordml" xmlns:w15="http://schemas.microsoft.com/office/word/2012/wordml" mc:Ignorable="w14 wp14 w15">
+<w:document xmlns:o="urn:schemas-microsoft-com:office:office" xmlns:r="http://schemas.openxmlformats.org/officeDocument/2006/relationships" xmlns:v="urn:schemas-microsoft-com:vml" xmlns:w="http://schemas.openxmlformats.org/wordprocessingml/2006/main" xmlns:w10="urn:schemas-microsoft-com:office:word" xmlns:wp="http://schemas.openxmlformats.org/drawingml/2006/wordprocessingDrawing" xmlns:pic="http://schemas.openxmlformats.org/drawingml/2006/picture" xmlns:wps="http://schemas.microsoft.com/office/word/2010/wordprocessingShape" xmlns:wpg="http://schemas.microsoft.com/office/word/2010/wordprocessingGroup" xmlns:mc="http://schemas.openxmlformats.org/markup-compatibility/2006" xmlns:wp14="http://schemas.microsoft.com/office/word/2010/wordprocessingDrawing" xmlns:w14="http://schemas.microsoft.com/office/word/2010/wordml" xmlns:w15="http://schemas.microsoft.com/office/word/2012/wordml" mc:Ignorable="w14 wp14 w15">
   <w:body>
     <w:p>
       <w:pPr>
@@ -1503,7 +1503,7 @@
       <w:start w:val="1"/>
       <w:numFmt w:val="none"/>
       <w:suff w:val="nothing"/>
-      <w:lvlText w:val="%1"/>
+      <w:lvlText w:val=""/>
       <w:lvlJc w:val="start"/>
       <w:pPr>
         <w:tabs>
@@ -1514,10 +1514,37 @@
     </w:lvl>
     <w:lvl w:ilvl="1">
       <w:start w:val="1"/>
+      <w:numFmt w:val="none"/>
       <w:pStyle w:val="Heading2"/>
+      <w:suff w:val="nothing"/>
+      <w:lvlText w:val=""/>
+      <w:lvlJc w:val="start"/>
+      <w:pPr>
+        <w:tabs>
+          <w:tab w:val="num" w:pos="0"/>
+        </w:tabs>
+        <w:ind w:start="0" w:hanging="0"/>
+      </w:pPr>
+    </w:lvl>
+    <w:lvl w:ilvl="2">
+      <w:start w:val="1"/>
+      <w:numFmt w:val="none"/>
+      <w:pStyle w:val="Heading3"/>
+      <w:suff w:val="nothing"/>
+      <w:lvlText w:val=""/>
+      <w:lvlJc w:val="start"/>
+      <w:pPr>
+        <w:tabs>
+          <w:tab w:val="num" w:pos="0"/>
+        </w:tabs>
+        <w:ind w:start="0" w:hanging="0"/>
+      </w:pPr>
+    </w:lvl>
+    <w:lvl w:ilvl="3">
+      <w:start w:val="1"/>
       <w:numFmt w:val="none"/>
       <w:suff w:val="nothing"/>
-      <w:lvlText w:val="%2"/>
+      <w:lvlText w:val=""/>
       <w:lvlJc w:val="start"/>
       <w:pPr>
         <w:tabs>
@@ -1526,12 +1553,11 @@
         <w:ind w:start="0" w:hanging="0"/>
       </w:pPr>
     </w:lvl>
-    <w:lvl w:ilvl="2">
-      <w:start w:val="1"/>
-      <w:pStyle w:val="Heading3"/>
+    <w:lvl w:ilvl="4">
+      <w:start w:val="1"/>
       <w:numFmt w:val="none"/>
       <w:suff w:val="nothing"/>
-      <w:lvlText w:val="%3"/>
+      <w:lvlText w:val=""/>
       <w:lvlJc w:val="start"/>
       <w:pPr>
         <w:tabs>
@@ -1540,11 +1566,11 @@
         <w:ind w:start="0" w:hanging="0"/>
       </w:pPr>
     </w:lvl>
-    <w:lvl w:ilvl="3">
+    <w:lvl w:ilvl="5">
       <w:start w:val="1"/>
       <w:numFmt w:val="none"/>
       <w:suff w:val="nothing"/>
-      <w:lvlText w:val="%4"/>
+      <w:lvlText w:val=""/>
       <w:lvlJc w:val="start"/>
       <w:pPr>
         <w:tabs>
@@ -1553,11 +1579,11 @@
         <w:ind w:start="0" w:hanging="0"/>
       </w:pPr>
     </w:lvl>
-    <w:lvl w:ilvl="4">
+    <w:lvl w:ilvl="6">
       <w:start w:val="1"/>
       <w:numFmt w:val="none"/>
       <w:suff w:val="nothing"/>
-      <w:lvlText w:val="%5"/>
+      <w:lvlText w:val=""/>
       <w:lvlJc w:val="start"/>
       <w:pPr>
         <w:tabs>
@@ -1566,11 +1592,11 @@
         <w:ind w:start="0" w:hanging="0"/>
       </w:pPr>
     </w:lvl>
-    <w:lvl w:ilvl="5">
+    <w:lvl w:ilvl="7">
       <w:start w:val="1"/>
       <w:numFmt w:val="none"/>
       <w:suff w:val="nothing"/>
-      <w:lvlText w:val="%6"/>
+      <w:lvlText w:val=""/>
       <w:lvlJc w:val="start"/>
       <w:pPr>
         <w:tabs>
@@ -1579,37 +1605,11 @@
         <w:ind w:start="0" w:hanging="0"/>
       </w:pPr>
     </w:lvl>
-    <w:lvl w:ilvl="6">
+    <w:lvl w:ilvl="8">
       <w:start w:val="1"/>
       <w:numFmt w:val="none"/>
       <w:suff w:val="nothing"/>
-      <w:lvlText w:val="%7"/>
-      <w:lvlJc w:val="start"/>
-      <w:pPr>
-        <w:tabs>
-          <w:tab w:val="num" w:pos="0"/>
-        </w:tabs>
-        <w:ind w:start="0" w:hanging="0"/>
-      </w:pPr>
-    </w:lvl>
-    <w:lvl w:ilvl="7">
-      <w:start w:val="1"/>
-      <w:numFmt w:val="none"/>
-      <w:suff w:val="nothing"/>
-      <w:lvlText w:val="%8"/>
-      <w:lvlJc w:val="start"/>
-      <w:pPr>
-        <w:tabs>
-          <w:tab w:val="num" w:pos="0"/>
-        </w:tabs>
-        <w:ind w:start="0" w:hanging="0"/>
-      </w:pPr>
-    </w:lvl>
-    <w:lvl w:ilvl="8">
-      <w:start w:val="1"/>
-      <w:numFmt w:val="none"/>
-      <w:suff w:val="nothing"/>
-      <w:lvlText w:val="%9"/>
+      <w:lvlText w:val=""/>
       <w:lvlJc w:val="start"/>
       <w:pPr>
         <w:tabs>
@@ -1642,7 +1642,7 @@
   <w:docDefaults>
     <w:rPrDefault>
       <w:rPr>
-        <w:rFonts w:ascii="Liberation Serif" w:hAnsi="Liberation Serif" w:eastAsia="Noto Sans" w:cs="Noto Sans Devanagari"/>
+        <w:rFonts w:ascii="Liberation Serif" w:hAnsi="Liberation Serif" w:eastAsia="Noto Serif CJK SC" w:cs="Noto Sans Devanagari"/>
         <w:sz w:val="24"/>
         <w:szCs w:val="24"/>
         <w:lang w:val="en-US" w:eastAsia="zh-CN" w:bidi="hi-IN"/>
@@ -1671,7 +1671,7 @@
     </w:rPr>
   </w:style>
   <w:style w:type="paragraph" w:styleId="Heading1">
-    <w:name w:val="Heading 1"/>
+    <w:name w:val="heading 1"/>
     <w:basedOn w:val="Heading"/>
     <w:next w:val="BodyText"/>
     <w:qFormat/>
@@ -1683,7 +1683,6 @@
       <w:jc w:val="center"/>
     </w:pPr>
     <w:rPr>
-      <w:rFonts w:ascii="Noto Sans" w:hAnsi="Noto Sans"/>
       <w:b/>
       <w:bCs/>
       <w:caps/>
@@ -1692,7 +1691,7 @@
     </w:rPr>
   </w:style>
   <w:style w:type="paragraph" w:styleId="Heading2">
-    <w:name w:val="Heading 2"/>
+    <w:name w:val="heading 2"/>
     <w:basedOn w:val="Heading"/>
     <w:next w:val="BodyText"/>
     <w:qFormat/>
@@ -1705,7 +1704,7 @@
       <w:outlineLvl w:val="1"/>
     </w:pPr>
     <w:rPr>
-      <w:rFonts w:ascii="Liberation Serif" w:hAnsi="Liberation Serif" w:eastAsia="Noto Sans" w:cs="Noto Sans Devanagari"/>
+      <w:rFonts w:ascii="Liberation Serif" w:hAnsi="Liberation Serif" w:eastAsia="Noto Serif CJK SC" w:cs="Noto Sans Devanagari"/>
       <w:b/>
       <w:bCs/>
       <w:sz w:val="24"/>
@@ -1713,7 +1712,7 @@
     </w:rPr>
   </w:style>
   <w:style w:type="paragraph" w:styleId="Heading3">
-    <w:name w:val="Heading 3"/>
+    <w:name w:val="heading 3"/>
     <w:basedOn w:val="Heading"/>
     <w:next w:val="BodyText"/>
     <w:qFormat/>
@@ -1723,11 +1722,23 @@
       <w:outlineLvl w:val="2"/>
     </w:pPr>
     <w:rPr>
-      <w:rFonts w:ascii="Liberation Serif" w:hAnsi="Liberation Serif" w:eastAsia="Noto Sans" w:cs="Noto Sans Devanagari"/>
+      <w:rFonts w:ascii="Liberation Serif" w:hAnsi="Liberation Serif" w:eastAsia="Noto Serif CJK SC" w:cs="Noto Sans Devanagari"/>
       <w:b/>
       <w:bCs/>
       <w:sz w:val="22"/>
       <w:szCs w:val="22"/>
+    </w:rPr>
+  </w:style>
+  <w:style w:type="character" w:styleId="EndnoteReference">
+    <w:name w:val="endnote reference"/>
+    <w:rPr>
+      <w:vertAlign w:val="superscript"/>
+    </w:rPr>
+  </w:style>
+  <w:style w:type="character" w:styleId="FootnoteReference">
+    <w:name w:val="footnote reference"/>
+    <w:rPr>
+      <w:vertAlign w:val="superscript"/>
     </w:rPr>
   </w:style>
   <w:style w:type="character" w:styleId="EndnoteCharacters">
@@ -1786,7 +1797,7 @@
     </w:rPr>
   </w:style>
   <w:style w:type="paragraph" w:styleId="EnvelopeReturn">
-    <w:name w:val="Envelope Return"/>
+    <w:name w:val="envelope return"/>
     <w:basedOn w:val="Normal"/>
     <w:pPr/>
     <w:rPr>
@@ -1798,46 +1809,6 @@
     <w:basedOn w:val="BodyText"/>
     <w:qFormat/>
     <w:pPr/>
-    <w:rPr/>
-  </w:style>
-  <w:style w:type="paragraph" w:styleId="Footer">
-    <w:name w:val="Footer"/>
-    <w:basedOn w:val="Normal"/>
-    <w:pPr>
-      <w:suppressLineNumbers/>
-      <w:tabs>
-        <w:tab w:val="clear" w:pos="1134"/>
-        <w:tab w:val="center" w:pos="4818" w:leader="none"/>
-        <w:tab w:val="right" w:pos="9637" w:leader="none"/>
-      </w:tabs>
-    </w:pPr>
-    <w:rPr/>
-  </w:style>
-  <w:style w:type="paragraph" w:styleId="Header">
-    <w:name w:val="Header"/>
-    <w:basedOn w:val="Normal"/>
-    <w:pPr>
-      <w:suppressLineNumbers/>
-      <w:tabs>
-        <w:tab w:val="clear" w:pos="1134"/>
-        <w:tab w:val="center" w:pos="4818" w:leader="none"/>
-        <w:tab w:val="right" w:pos="9637" w:leader="none"/>
-      </w:tabs>
-    </w:pPr>
-    <w:rPr/>
-  </w:style>
-  <w:style w:type="paragraph" w:styleId="HeaderandFooter">
-    <w:name w:val="Header and Footer"/>
-    <w:basedOn w:val="Normal"/>
-    <w:qFormat/>
-    <w:pPr>
-      <w:suppressLineNumbers/>
-      <w:tabs>
-        <w:tab w:val="clear" w:pos="1134"/>
-        <w:tab w:val="center" w:pos="4819" w:leader="none"/>
-        <w:tab w:val="right" w:pos="9638" w:leader="none"/>
-      </w:tabs>
-    </w:pPr>
     <w:rPr/>
   </w:style>
   <w:style w:type="paragraph" w:styleId="Index">
@@ -1852,7 +1823,7 @@
     </w:rPr>
   </w:style>
   <w:style w:type="paragraph" w:styleId="Caption">
-    <w:name w:val="Caption"/>
+    <w:name w:val="caption"/>
     <w:basedOn w:val="Normal"/>
     <w:qFormat/>
     <w:pPr>
@@ -1910,37 +1881,37 @@
         <a:srgbClr val="000000"/>
       </a:dk1>
       <a:lt1>
-        <a:srgbClr val="ffffff"/>
+        <a:srgbClr val="FFFFFF"/>
       </a:lt1>
       <a:dk2>
         <a:srgbClr val="000000"/>
       </a:dk2>
       <a:lt2>
-        <a:srgbClr val="ffffff"/>
+        <a:srgbClr val="FFFFFF"/>
       </a:lt2>
       <a:accent1>
-        <a:srgbClr val="18a303"/>
+        <a:srgbClr val="18A303"/>
       </a:accent1>
       <a:accent2>
-        <a:srgbClr val="0369a3"/>
+        <a:srgbClr val="0369A3"/>
       </a:accent2>
       <a:accent3>
-        <a:srgbClr val="a33e03"/>
+        <a:srgbClr val="A33E03"/>
       </a:accent3>
       <a:accent4>
-        <a:srgbClr val="8e03a3"/>
+        <a:srgbClr val="8E03A3"/>
       </a:accent4>
       <a:accent5>
-        <a:srgbClr val="c99c00"/>
+        <a:srgbClr val="C99C00"/>
       </a:accent5>
       <a:accent6>
-        <a:srgbClr val="c9211e"/>
+        <a:srgbClr val="C9211E"/>
       </a:accent6>
       <a:hlink>
-        <a:srgbClr val="0000ee"/>
+        <a:srgbClr val="0000EE"/>
       </a:hlink>
       <a:folHlink>
-        <a:srgbClr val="551a8b"/>
+        <a:srgbClr val="551A8B"/>
       </a:folHlink>
     </a:clrScheme>
     <a:fontScheme name="Office">

--- a/dist/wniosek-odszkodowanie-OC-dentysty.docx
+++ b/dist/wniosek-odszkodowanie-OC-dentysty.docx
@@ -1,6 +1,6 @@
 
 <file path=word/document.xml><?xml version="1.0" encoding="utf-8"?>
-<w:document xmlns:o="urn:schemas-microsoft-com:office:office" xmlns:r="http://schemas.openxmlformats.org/officeDocument/2006/relationships" xmlns:v="urn:schemas-microsoft-com:vml" xmlns:w="http://schemas.openxmlformats.org/wordprocessingml/2006/main" xmlns:w10="urn:schemas-microsoft-com:office:word" xmlns:wp="http://schemas.openxmlformats.org/drawingml/2006/wordprocessingDrawing" xmlns:pic="http://schemas.openxmlformats.org/drawingml/2006/picture" xmlns:wps="http://schemas.microsoft.com/office/word/2010/wordprocessingShape" xmlns:wpg="http://schemas.microsoft.com/office/word/2010/wordprocessingGroup" xmlns:mc="http://schemas.openxmlformats.org/markup-compatibility/2006" xmlns:wp14="http://schemas.microsoft.com/office/word/2010/wordprocessingDrawing" xmlns:w14="http://schemas.microsoft.com/office/word/2010/wordml" xmlns:w15="http://schemas.microsoft.com/office/word/2012/wordml" mc:Ignorable="w14 wp14 w15">
+<w:document xmlns:o="urn:schemas-microsoft-com:office:office" xmlns:r="http://schemas.openxmlformats.org/officeDocument/2006/relationships" xmlns:v="urn:schemas-microsoft-com:vml" xmlns:w="http://schemas.openxmlformats.org/wordprocessingml/2006/main" xmlns:w10="urn:schemas-microsoft-com:office:word" xmlns:wp="http://schemas.openxmlformats.org/drawingml/2006/wordprocessingDrawing" xmlns:wps="http://schemas.microsoft.com/office/word/2010/wordprocessingShape" xmlns:wpg="http://schemas.microsoft.com/office/word/2010/wordprocessingGroup" xmlns:mc="http://schemas.openxmlformats.org/markup-compatibility/2006" xmlns:wp14="http://schemas.microsoft.com/office/word/2010/wordprocessingDrawing" xmlns:w14="http://schemas.microsoft.com/office/word/2010/wordml" xmlns:w15="http://schemas.microsoft.com/office/word/2012/wordml" mc:Ignorable="w14 wp14 w15">
   <w:body>
     <w:p>
       <w:pPr>
@@ -1503,7 +1503,7 @@
       <w:start w:val="1"/>
       <w:numFmt w:val="none"/>
       <w:suff w:val="nothing"/>
-      <w:lvlText w:val=""/>
+      <w:lvlText w:val="%1"/>
       <w:lvlJc w:val="start"/>
       <w:pPr>
         <w:tabs>
@@ -1514,37 +1514,10 @@
     </w:lvl>
     <w:lvl w:ilvl="1">
       <w:start w:val="1"/>
-      <w:numFmt w:val="none"/>
       <w:pStyle w:val="Heading2"/>
-      <w:suff w:val="nothing"/>
-      <w:lvlText w:val=""/>
-      <w:lvlJc w:val="start"/>
-      <w:pPr>
-        <w:tabs>
-          <w:tab w:val="num" w:pos="0"/>
-        </w:tabs>
-        <w:ind w:start="0" w:hanging="0"/>
-      </w:pPr>
-    </w:lvl>
-    <w:lvl w:ilvl="2">
-      <w:start w:val="1"/>
-      <w:numFmt w:val="none"/>
-      <w:pStyle w:val="Heading3"/>
-      <w:suff w:val="nothing"/>
-      <w:lvlText w:val=""/>
-      <w:lvlJc w:val="start"/>
-      <w:pPr>
-        <w:tabs>
-          <w:tab w:val="num" w:pos="0"/>
-        </w:tabs>
-        <w:ind w:start="0" w:hanging="0"/>
-      </w:pPr>
-    </w:lvl>
-    <w:lvl w:ilvl="3">
-      <w:start w:val="1"/>
       <w:numFmt w:val="none"/>
       <w:suff w:val="nothing"/>
-      <w:lvlText w:val=""/>
+      <w:lvlText w:val="%2"/>
       <w:lvlJc w:val="start"/>
       <w:pPr>
         <w:tabs>
@@ -1553,11 +1526,12 @@
         <w:ind w:start="0" w:hanging="0"/>
       </w:pPr>
     </w:lvl>
-    <w:lvl w:ilvl="4">
-      <w:start w:val="1"/>
+    <w:lvl w:ilvl="2">
+      <w:start w:val="1"/>
+      <w:pStyle w:val="Heading3"/>
       <w:numFmt w:val="none"/>
       <w:suff w:val="nothing"/>
-      <w:lvlText w:val=""/>
+      <w:lvlText w:val="%3"/>
       <w:lvlJc w:val="start"/>
       <w:pPr>
         <w:tabs>
@@ -1566,11 +1540,11 @@
         <w:ind w:start="0" w:hanging="0"/>
       </w:pPr>
     </w:lvl>
-    <w:lvl w:ilvl="5">
+    <w:lvl w:ilvl="3">
       <w:start w:val="1"/>
       <w:numFmt w:val="none"/>
       <w:suff w:val="nothing"/>
-      <w:lvlText w:val=""/>
+      <w:lvlText w:val="%4"/>
       <w:lvlJc w:val="start"/>
       <w:pPr>
         <w:tabs>
@@ -1579,11 +1553,11 @@
         <w:ind w:start="0" w:hanging="0"/>
       </w:pPr>
     </w:lvl>
-    <w:lvl w:ilvl="6">
+    <w:lvl w:ilvl="4">
       <w:start w:val="1"/>
       <w:numFmt w:val="none"/>
       <w:suff w:val="nothing"/>
-      <w:lvlText w:val=""/>
+      <w:lvlText w:val="%5"/>
       <w:lvlJc w:val="start"/>
       <w:pPr>
         <w:tabs>
@@ -1592,11 +1566,11 @@
         <w:ind w:start="0" w:hanging="0"/>
       </w:pPr>
     </w:lvl>
-    <w:lvl w:ilvl="7">
+    <w:lvl w:ilvl="5">
       <w:start w:val="1"/>
       <w:numFmt w:val="none"/>
       <w:suff w:val="nothing"/>
-      <w:lvlText w:val=""/>
+      <w:lvlText w:val="%6"/>
       <w:lvlJc w:val="start"/>
       <w:pPr>
         <w:tabs>
@@ -1605,11 +1579,37 @@
         <w:ind w:start="0" w:hanging="0"/>
       </w:pPr>
     </w:lvl>
-    <w:lvl w:ilvl="8">
+    <w:lvl w:ilvl="6">
       <w:start w:val="1"/>
       <w:numFmt w:val="none"/>
       <w:suff w:val="nothing"/>
-      <w:lvlText w:val=""/>
+      <w:lvlText w:val="%7"/>
+      <w:lvlJc w:val="start"/>
+      <w:pPr>
+        <w:tabs>
+          <w:tab w:val="num" w:pos="0"/>
+        </w:tabs>
+        <w:ind w:start="0" w:hanging="0"/>
+      </w:pPr>
+    </w:lvl>
+    <w:lvl w:ilvl="7">
+      <w:start w:val="1"/>
+      <w:numFmt w:val="none"/>
+      <w:suff w:val="nothing"/>
+      <w:lvlText w:val="%8"/>
+      <w:lvlJc w:val="start"/>
+      <w:pPr>
+        <w:tabs>
+          <w:tab w:val="num" w:pos="0"/>
+        </w:tabs>
+        <w:ind w:start="0" w:hanging="0"/>
+      </w:pPr>
+    </w:lvl>
+    <w:lvl w:ilvl="8">
+      <w:start w:val="1"/>
+      <w:numFmt w:val="none"/>
+      <w:suff w:val="nothing"/>
+      <w:lvlText w:val="%9"/>
       <w:lvlJc w:val="start"/>
       <w:pPr>
         <w:tabs>
@@ -1642,7 +1642,7 @@
   <w:docDefaults>
     <w:rPrDefault>
       <w:rPr>
-        <w:rFonts w:ascii="Liberation Serif" w:hAnsi="Liberation Serif" w:eastAsia="Noto Serif CJK SC" w:cs="Noto Sans Devanagari"/>
+        <w:rFonts w:ascii="Liberation Serif" w:hAnsi="Liberation Serif" w:eastAsia="Noto Sans" w:cs="Noto Sans Devanagari"/>
         <w:sz w:val="24"/>
         <w:szCs w:val="24"/>
         <w:lang w:val="en-US" w:eastAsia="zh-CN" w:bidi="hi-IN"/>
@@ -1671,7 +1671,7 @@
     </w:rPr>
   </w:style>
   <w:style w:type="paragraph" w:styleId="Heading1">
-    <w:name w:val="heading 1"/>
+    <w:name w:val="Heading 1"/>
     <w:basedOn w:val="Heading"/>
     <w:next w:val="BodyText"/>
     <w:qFormat/>
@@ -1683,6 +1683,7 @@
       <w:jc w:val="center"/>
     </w:pPr>
     <w:rPr>
+      <w:rFonts w:ascii="Noto Sans" w:hAnsi="Noto Sans"/>
       <w:b/>
       <w:bCs/>
       <w:caps/>
@@ -1691,7 +1692,7 @@
     </w:rPr>
   </w:style>
   <w:style w:type="paragraph" w:styleId="Heading2">
-    <w:name w:val="heading 2"/>
+    <w:name w:val="Heading 2"/>
     <w:basedOn w:val="Heading"/>
     <w:next w:val="BodyText"/>
     <w:qFormat/>
@@ -1704,7 +1705,7 @@
       <w:outlineLvl w:val="1"/>
     </w:pPr>
     <w:rPr>
-      <w:rFonts w:ascii="Liberation Serif" w:hAnsi="Liberation Serif" w:eastAsia="Noto Serif CJK SC" w:cs="Noto Sans Devanagari"/>
+      <w:rFonts w:ascii="Liberation Serif" w:hAnsi="Liberation Serif" w:eastAsia="Noto Sans" w:cs="Noto Sans Devanagari"/>
       <w:b/>
       <w:bCs/>
       <w:sz w:val="24"/>
@@ -1712,7 +1713,7 @@
     </w:rPr>
   </w:style>
   <w:style w:type="paragraph" w:styleId="Heading3">
-    <w:name w:val="heading 3"/>
+    <w:name w:val="Heading 3"/>
     <w:basedOn w:val="Heading"/>
     <w:next w:val="BodyText"/>
     <w:qFormat/>
@@ -1722,23 +1723,11 @@
       <w:outlineLvl w:val="2"/>
     </w:pPr>
     <w:rPr>
-      <w:rFonts w:ascii="Liberation Serif" w:hAnsi="Liberation Serif" w:eastAsia="Noto Serif CJK SC" w:cs="Noto Sans Devanagari"/>
+      <w:rFonts w:ascii="Liberation Serif" w:hAnsi="Liberation Serif" w:eastAsia="Noto Sans" w:cs="Noto Sans Devanagari"/>
       <w:b/>
       <w:bCs/>
       <w:sz w:val="22"/>
       <w:szCs w:val="22"/>
-    </w:rPr>
-  </w:style>
-  <w:style w:type="character" w:styleId="EndnoteReference">
-    <w:name w:val="endnote reference"/>
-    <w:rPr>
-      <w:vertAlign w:val="superscript"/>
-    </w:rPr>
-  </w:style>
-  <w:style w:type="character" w:styleId="FootnoteReference">
-    <w:name w:val="footnote reference"/>
-    <w:rPr>
-      <w:vertAlign w:val="superscript"/>
     </w:rPr>
   </w:style>
   <w:style w:type="character" w:styleId="EndnoteCharacters">
@@ -1797,7 +1786,7 @@
     </w:rPr>
   </w:style>
   <w:style w:type="paragraph" w:styleId="EnvelopeReturn">
-    <w:name w:val="envelope return"/>
+    <w:name w:val="Envelope Return"/>
     <w:basedOn w:val="Normal"/>
     <w:pPr/>
     <w:rPr>
@@ -1809,6 +1798,46 @@
     <w:basedOn w:val="BodyText"/>
     <w:qFormat/>
     <w:pPr/>
+    <w:rPr/>
+  </w:style>
+  <w:style w:type="paragraph" w:styleId="Footer">
+    <w:name w:val="Footer"/>
+    <w:basedOn w:val="Normal"/>
+    <w:pPr>
+      <w:suppressLineNumbers/>
+      <w:tabs>
+        <w:tab w:val="clear" w:pos="1134"/>
+        <w:tab w:val="center" w:pos="4818" w:leader="none"/>
+        <w:tab w:val="right" w:pos="9637" w:leader="none"/>
+      </w:tabs>
+    </w:pPr>
+    <w:rPr/>
+  </w:style>
+  <w:style w:type="paragraph" w:styleId="Header">
+    <w:name w:val="Header"/>
+    <w:basedOn w:val="Normal"/>
+    <w:pPr>
+      <w:suppressLineNumbers/>
+      <w:tabs>
+        <w:tab w:val="clear" w:pos="1134"/>
+        <w:tab w:val="center" w:pos="4818" w:leader="none"/>
+        <w:tab w:val="right" w:pos="9637" w:leader="none"/>
+      </w:tabs>
+    </w:pPr>
+    <w:rPr/>
+  </w:style>
+  <w:style w:type="paragraph" w:styleId="HeaderandFooter">
+    <w:name w:val="Header and Footer"/>
+    <w:basedOn w:val="Normal"/>
+    <w:qFormat/>
+    <w:pPr>
+      <w:suppressLineNumbers/>
+      <w:tabs>
+        <w:tab w:val="clear" w:pos="1134"/>
+        <w:tab w:val="center" w:pos="4819" w:leader="none"/>
+        <w:tab w:val="right" w:pos="9638" w:leader="none"/>
+      </w:tabs>
+    </w:pPr>
     <w:rPr/>
   </w:style>
   <w:style w:type="paragraph" w:styleId="Index">
@@ -1823,7 +1852,7 @@
     </w:rPr>
   </w:style>
   <w:style w:type="paragraph" w:styleId="Caption">
-    <w:name w:val="caption"/>
+    <w:name w:val="Caption"/>
     <w:basedOn w:val="Normal"/>
     <w:qFormat/>
     <w:pPr>
@@ -1881,37 +1910,37 @@
         <a:srgbClr val="000000"/>
       </a:dk1>
       <a:lt1>
-        <a:srgbClr val="FFFFFF"/>
+        <a:srgbClr val="ffffff"/>
       </a:lt1>
       <a:dk2>
         <a:srgbClr val="000000"/>
       </a:dk2>
       <a:lt2>
-        <a:srgbClr val="FFFFFF"/>
+        <a:srgbClr val="ffffff"/>
       </a:lt2>
       <a:accent1>
-        <a:srgbClr val="18A303"/>
+        <a:srgbClr val="18a303"/>
       </a:accent1>
       <a:accent2>
-        <a:srgbClr val="0369A3"/>
+        <a:srgbClr val="0369a3"/>
       </a:accent2>
       <a:accent3>
-        <a:srgbClr val="A33E03"/>
+        <a:srgbClr val="a33e03"/>
       </a:accent3>
       <a:accent4>
-        <a:srgbClr val="8E03A3"/>
+        <a:srgbClr val="8e03a3"/>
       </a:accent4>
       <a:accent5>
-        <a:srgbClr val="C99C00"/>
+        <a:srgbClr val="c99c00"/>
       </a:accent5>
       <a:accent6>
-        <a:srgbClr val="C9211E"/>
+        <a:srgbClr val="c9211e"/>
       </a:accent6>
       <a:hlink>
-        <a:srgbClr val="0000EE"/>
+        <a:srgbClr val="0000ee"/>
       </a:hlink>
       <a:folHlink>
-        <a:srgbClr val="551A8B"/>
+        <a:srgbClr val="551a8b"/>
       </a:folHlink>
     </a:clrScheme>
     <a:fontScheme name="Office">
